--- a/ПМИ_RAG-чатбот.docx
+++ b/ПМИ_RAG-чатбот.docx
@@ -793,6 +793,108 @@
                 <w:sz w:val="20"/>
                 <w:szCs w:val="20"/>
               </w:rPr>
+              <w:t xml:space="preserve">KAG</w:t>
+            </w:r>
+          </w:p>
+        </w:tc>
+        <w:tc>
+          <w:tcPr>
+            <w:tcW w:w="6755" w:type="dxa"/>
+            <w:tcMar>
+              <w:top w:w="40" w:type="dxa"/>
+              <w:left w:w="110" w:type="dxa"/>
+              <w:bottom w:w="40" w:type="dxa"/>
+              <w:right w:w="110" w:type="dxa"/>
+            </w:tcMar>
+            <w:vAlign w:val="top"/>
+          </w:tcPr>
+          <w:p>
+            <w:pPr>
+              <w:spacing w:after="0" w:line="252" w:lineRule="auto"/>
+            </w:pPr>
+            <w:r>
+              <w:rPr>
+                <w:sz w:val="20"/>
+                <w:szCs w:val="20"/>
+              </w:rPr>
+              <w:t xml:space="preserve">Knowledge Augmented Generation — знание-усиленная генерация: декомпозиция вопроса, мультихоп-поиск, опц. знания графа, ответ со ссылками.</w:t>
+            </w:r>
+          </w:p>
+        </w:tc>
+      </w:tr>
+      <w:tr>
+        <w:tc>
+          <w:tcPr>
+            <w:tcW w:w="2600" w:type="dxa"/>
+            <w:tcMar>
+              <w:top w:w="40" w:type="dxa"/>
+              <w:left w:w="110" w:type="dxa"/>
+              <w:bottom w:w="40" w:type="dxa"/>
+              <w:right w:w="110" w:type="dxa"/>
+            </w:tcMar>
+            <w:vAlign w:val="top"/>
+          </w:tcPr>
+          <w:p>
+            <w:pPr>
+              <w:spacing w:after="0" w:line="252" w:lineRule="auto"/>
+            </w:pPr>
+            <w:r>
+              <w:rPr>
+                <w:b/>
+                <w:sz w:val="20"/>
+                <w:szCs w:val="20"/>
+              </w:rPr>
+              <w:t xml:space="preserve">Автокалибровка</w:t>
+            </w:r>
+          </w:p>
+        </w:tc>
+        <w:tc>
+          <w:tcPr>
+            <w:tcW w:w="6755" w:type="dxa"/>
+            <w:tcMar>
+              <w:top w:w="40" w:type="dxa"/>
+              <w:left w:w="110" w:type="dxa"/>
+              <w:bottom w:w="40" w:type="dxa"/>
+              <w:right w:w="110" w:type="dxa"/>
+            </w:tcMar>
+            <w:vAlign w:val="top"/>
+          </w:tcPr>
+          <w:p>
+            <w:pPr>
+              <w:spacing w:after="0" w:line="252" w:lineRule="auto"/>
+            </w:pPr>
+            <w:r>
+              <w:rPr>
+                <w:sz w:val="20"/>
+                <w:szCs w:val="20"/>
+              </w:rPr>
+              <w:t xml:space="preserve">Подбор параметров поиска/ответа по эталонному набору «вопрос→результат», оценка движков и итеративная LLM-оптимизация.</w:t>
+            </w:r>
+          </w:p>
+        </w:tc>
+      </w:tr>
+      <w:tr>
+        <w:tc>
+          <w:tcPr>
+            <w:tcW w:w="2600" w:type="dxa"/>
+            <w:tcMar>
+              <w:top w:w="40" w:type="dxa"/>
+              <w:left w:w="110" w:type="dxa"/>
+              <w:bottom w:w="40" w:type="dxa"/>
+              <w:right w:w="110" w:type="dxa"/>
+            </w:tcMar>
+            <w:vAlign w:val="top"/>
+          </w:tcPr>
+          <w:p>
+            <w:pPr>
+              <w:spacing w:after="0" w:line="252" w:lineRule="auto"/>
+            </w:pPr>
+            <w:r>
+              <w:rPr>
+                <w:b/>
+                <w:sz w:val="20"/>
+                <w:szCs w:val="20"/>
+              </w:rPr>
               <w:t xml:space="preserve">ПМИ</w:t>
             </w:r>
           </w:p>
@@ -1045,10 +1147,10 @@
         <w:rPr>
           <w:b/>
         </w:rPr>
-        <w:t xml:space="preserve">Хранилище журнала и каталога (db.py) — </w:t>
-      </w:r>
-      <w:r>
-        <w:t xml:space="preserve">переключаемый бэкенд SQLite/MySQL/PostgreSQL; каталог документов в PostgreSQL.</w:t>
+        <w:t xml:space="preserve">Движок KAG (kag.py) — </w:t>
+      </w:r>
+      <w:r>
+        <w:t xml:space="preserve">знание-усиленная генерация: декомпозиция вопроса, мультихоп-поиск, взаимное индексирование, опц. знания графа, ответ со ссылками.</w:t>
       </w:r>
     </w:p>
     <w:p>
@@ -1065,10 +1167,10 @@
         <w:rPr>
           <w:b/>
         </w:rPr>
-        <w:t xml:space="preserve">Кэш (cache.py) — </w:t>
-      </w:r>
-      <w:r>
-        <w:t xml:space="preserve">опциональный кэш Redis для агрегатов, поиска и ответов.</w:t>
+        <w:t xml:space="preserve">Автокалибровка (calibrate.py) — </w:t>
+      </w:r>
+      <w:r>
+        <w:t xml:space="preserve">подбор параметров по эталонному набору, оценка движков, итеративный LLM-оптимизатор; графики сходимости.</w:t>
       </w:r>
     </w:p>
     <w:p>
@@ -1085,10 +1187,10 @@
         <w:rPr>
           <w:b/>
         </w:rPr>
-        <w:t xml:space="preserve">Выдача артефактов (media.py) — </w:t>
-      </w:r>
-      <w:r>
-        <w:t xml:space="preserve">превью изображений/PDF/чертежей, кадры и фрагменты видео, аудио.</w:t>
+        <w:t xml:space="preserve">Хранилище журнала и каталога (db.py) — </w:t>
+      </w:r>
+      <w:r>
+        <w:t xml:space="preserve">переключаемый бэкенд SQLite/MySQL/PostgreSQL; каталог документов в PostgreSQL.</w:t>
       </w:r>
     </w:p>
     <w:p>
@@ -1105,10 +1207,10 @@
         <w:rPr>
           <w:b/>
         </w:rPr>
-        <w:t xml:space="preserve">Телеграм-бот (telegram_bot.py) — </w:t>
-      </w:r>
-      <w:r>
-        <w:t xml:space="preserve">доступ к базе знаний через Telegram с подтверждением пользователей.</w:t>
+        <w:t xml:space="preserve">Кэш (cache.py) — </w:t>
+      </w:r>
+      <w:r>
+        <w:t xml:space="preserve">опциональный кэш Redis для агрегатов, поиска и ответов.</w:t>
       </w:r>
     </w:p>
     <w:p>
@@ -1125,10 +1227,10 @@
         <w:rPr>
           <w:b/>
         </w:rPr>
-        <w:t xml:space="preserve">Резервное копирование (backup.py) — </w:t>
-      </w:r>
-      <w:r>
-        <w:t xml:space="preserve">копии настроек/служебных/полные с контролем целостности (SHA-256).</w:t>
+        <w:t xml:space="preserve">Выдача артефактов (media.py) — </w:t>
+      </w:r>
+      <w:r>
+        <w:t xml:space="preserve">превью изображений/PDF/чертежей, кадры и фрагменты видео, аудио.</w:t>
       </w:r>
     </w:p>
     <w:p>
@@ -1145,10 +1247,10 @@
         <w:rPr>
           <w:b/>
         </w:rPr>
-        <w:t xml:space="preserve">Администрирование (admin_ops.py) — </w:t>
-      </w:r>
-      <w:r>
-        <w:t xml:space="preserve">переиндексация, выбор моделей, удалённые хосты, обновление, сброс, самотесты.</w:t>
+        <w:t xml:space="preserve">Телеграм-бот (telegram_bot.py) — </w:t>
+      </w:r>
+      <w:r>
+        <w:t xml:space="preserve">доступ к базе знаний через Telegram с подтверждением пользователей.</w:t>
       </w:r>
     </w:p>
     <w:p>
@@ -1165,37 +1267,10 @@
         <w:rPr>
           <w:b/>
         </w:rPr>
-        <w:t xml:space="preserve">Веб-панель (static/index.html) — </w:t>
-      </w:r>
-      <w:r>
-        <w:t xml:space="preserve">единый интерфейс пользователя и администратора.</w:t>
-      </w:r>
-    </w:p>
-    <w:p>
-      <w:pPr>
-        <w:pStyle w:val="Heading1"/>
-        <w:spacing w:before="280" w:after="160"/>
-      </w:pPr>
-      <w:r>
-        <w:t xml:space="preserve">2. Цель испытаний</w:t>
-      </w:r>
-    </w:p>
-    <w:p>
-      <w:pPr>
-        <w:spacing w:after="120" w:line="276" w:lineRule="auto"/>
-        <w:jc w:val="both"/>
-      </w:pPr>
-      <w:r>
-        <w:t xml:space="preserve">Целью испытаний является проверка соответствия программного изделия предъявляемым требованиям и подтверждение его работоспособности и готовности к эксплуатации.</w:t>
-      </w:r>
-    </w:p>
-    <w:p>
-      <w:pPr>
-        <w:spacing w:after="120" w:line="276" w:lineRule="auto"/>
-        <w:jc w:val="both"/>
-      </w:pPr>
-      <w:r>
-        <w:t xml:space="preserve">В ходе испытаний проверяются:</w:t>
+        <w:t xml:space="preserve">Резервное копирование (backup.py) — </w:t>
+      </w:r>
+      <w:r>
+        <w:t xml:space="preserve">копии настроек/служебных/полные с контролем целостности (SHA-256).</w:t>
       </w:r>
     </w:p>
     <w:p>
@@ -1209,7 +1284,13 @@
         <w:jc w:val="both"/>
       </w:pPr>
       <w:r>
-        <w:t xml:space="preserve">полнота и правильность реализации функциональных требований по всем подсистемам;</w:t>
+        <w:rPr>
+          <w:b/>
+        </w:rPr>
+        <w:t xml:space="preserve">Администрирование (admin_ops.py) — </w:t>
+      </w:r>
+      <w:r>
+        <w:t xml:space="preserve">переиндексация, выбор моделей, удалённые хосты, обновление, сброс, самотесты.</w:t>
       </w:r>
     </w:p>
     <w:p>
@@ -1223,7 +1304,40 @@
         <w:jc w:val="both"/>
       </w:pPr>
       <w:r>
-        <w:t xml:space="preserve">корректность извлечения текста из документов всех поддерживаемых форматов;</w:t>
+        <w:rPr>
+          <w:b/>
+        </w:rPr>
+        <w:t xml:space="preserve">Веб-панель (static/index.html) — </w:t>
+      </w:r>
+      <w:r>
+        <w:t xml:space="preserve">единый интерфейс пользователя и администратора.</w:t>
+      </w:r>
+    </w:p>
+    <w:p>
+      <w:pPr>
+        <w:pStyle w:val="Heading1"/>
+        <w:spacing w:before="280" w:after="160"/>
+      </w:pPr>
+      <w:r>
+        <w:t xml:space="preserve">2. Цель испытаний</w:t>
+      </w:r>
+    </w:p>
+    <w:p>
+      <w:pPr>
+        <w:spacing w:after="120" w:line="276" w:lineRule="auto"/>
+        <w:jc w:val="both"/>
+      </w:pPr>
+      <w:r>
+        <w:t xml:space="preserve">Целью испытаний является проверка соответствия программного изделия предъявляемым требованиям и подтверждение его работоспособности и готовности к эксплуатации.</w:t>
+      </w:r>
+    </w:p>
+    <w:p>
+      <w:pPr>
+        <w:spacing w:after="120" w:line="276" w:lineRule="auto"/>
+        <w:jc w:val="both"/>
+      </w:pPr>
+      <w:r>
+        <w:t xml:space="preserve">В ходе испытаний проверяются:</w:t>
       </w:r>
     </w:p>
     <w:p>
@@ -1237,7 +1351,7 @@
         <w:jc w:val="both"/>
       </w:pPr>
       <w:r>
-        <w:t xml:space="preserve">качество и достоверность ответов (релевантность, цитирование, корректное поведение при отсутствии данных);</w:t>
+        <w:t xml:space="preserve">полнота и правильность реализации функциональных требований по всем подсистемам;</w:t>
       </w:r>
     </w:p>
     <w:p>
@@ -1251,7 +1365,7 @@
         <w:jc w:val="both"/>
       </w:pPr>
       <w:r>
-        <w:t xml:space="preserve">работа подсистем: внешние СУБД, кэш Redis, каталог в PostgreSQL, парсинг сайтов, Телеграм-бот, резервное копирование, медиа;</w:t>
+        <w:t xml:space="preserve">корректность извлечения текста из документов всех поддерживаемых форматов;</w:t>
       </w:r>
     </w:p>
     <w:p>
@@ -1265,7 +1379,7 @@
         <w:jc w:val="both"/>
       </w:pPr>
       <w:r>
-        <w:t xml:space="preserve">нефункциональные характеристики: производительность, надёжность, совместимость, безопасность;</w:t>
+        <w:t xml:space="preserve">качество и достоверность ответов (релевантность, цитирование, корректное поведение при отсутствии данных);</w:t>
       </w:r>
     </w:p>
     <w:p>
@@ -1279,34 +1393,7 @@
         <w:jc w:val="both"/>
       </w:pPr>
       <w:r>
-        <w:t xml:space="preserve">соответствие комплекта программной документации.</w:t>
-      </w:r>
-    </w:p>
-    <w:p>
-      <w:pPr>
-        <w:pStyle w:val="Heading1"/>
-        <w:spacing w:before="280" w:after="160"/>
-      </w:pPr>
-      <w:r>
-        <w:t xml:space="preserve">3. Требования к программе</w:t>
-      </w:r>
-    </w:p>
-    <w:p>
-      <w:pPr>
-        <w:spacing w:after="120" w:line="276" w:lineRule="auto"/>
-        <w:jc w:val="both"/>
-      </w:pPr>
-      <w:r>
-        <w:t xml:space="preserve">При испытаниях проверяется выполнение перечисленных ниже требований; детальные методики — в разделе 6.</w:t>
-      </w:r>
-    </w:p>
-    <w:p>
-      <w:pPr>
-        <w:pStyle w:val="Heading2"/>
-        <w:spacing w:before="200" w:after="120"/>
-      </w:pPr>
-      <w:r>
-        <w:t xml:space="preserve">3.1. Функциональные требования</w:t>
+        <w:t xml:space="preserve">работа подсистем: внешние СУБД, кэш Redis, каталог в PostgreSQL, парсинг сайтов, Телеграм-бот, резервное копирование, медиа;</w:t>
       </w:r>
     </w:p>
     <w:p>
@@ -1320,7 +1407,7 @@
         <w:jc w:val="both"/>
       </w:pPr>
       <w:r>
-        <w:t xml:space="preserve">Установка и развёртывание на поддерживаемых платформах, в т.ч. автоматическая установка в Docker.</w:t>
+        <w:t xml:space="preserve">нефункциональные характеристики: производительность, надёжность, совместимость, безопасность;</w:t>
       </w:r>
     </w:p>
     <w:p>
@@ -1334,7 +1421,34 @@
         <w:jc w:val="both"/>
       </w:pPr>
       <w:r>
-        <w:t xml:space="preserve">Индексация документов поддерживаемых форматов с метаданными и возможностью цитирования.</w:t>
+        <w:t xml:space="preserve">соответствие комплекта программной документации.</w:t>
+      </w:r>
+    </w:p>
+    <w:p>
+      <w:pPr>
+        <w:pStyle w:val="Heading1"/>
+        <w:spacing w:before="280" w:after="160"/>
+      </w:pPr>
+      <w:r>
+        <w:t xml:space="preserve">3. Требования к программе</w:t>
+      </w:r>
+    </w:p>
+    <w:p>
+      <w:pPr>
+        <w:spacing w:after="120" w:line="276" w:lineRule="auto"/>
+        <w:jc w:val="both"/>
+      </w:pPr>
+      <w:r>
+        <w:t xml:space="preserve">При испытаниях проверяется выполнение перечисленных ниже требований; детальные методики — в разделе 6.</w:t>
+      </w:r>
+    </w:p>
+    <w:p>
+      <w:pPr>
+        <w:pStyle w:val="Heading2"/>
+        <w:spacing w:before="200" w:after="120"/>
+      </w:pPr>
+      <w:r>
+        <w:t xml:space="preserve">3.1. Функциональные требования</w:t>
       </w:r>
     </w:p>
     <w:p>
@@ -1348,7 +1462,7 @@
         <w:jc w:val="both"/>
       </w:pPr>
       <w:r>
-        <w:t xml:space="preserve">Гибридный семантический поиск с реранком и честным отказом при отсутствии ответа.</w:t>
+        <w:t xml:space="preserve">Установка и развёртывание на поддерживаемых платформах, в т.ч. автоматическая установка в Docker.</w:t>
       </w:r>
     </w:p>
     <w:p>
@@ -1362,7 +1476,7 @@
         <w:jc w:val="both"/>
       </w:pPr>
       <w:r>
-        <w:t xml:space="preserve">Преднастроенные режимы (базовый, с метаданными, hybrid+/граф) и выбор движка ответов.</w:t>
+        <w:t xml:space="preserve">Индексация документов поддерживаемых форматов с метаданными и возможностью цитирования.</w:t>
       </w:r>
     </w:p>
     <w:p>
@@ -1376,7 +1490,7 @@
         <w:jc w:val="both"/>
       </w:pPr>
       <w:r>
-        <w:t xml:space="preserve">Расширенный поиск-фолбэк (лексический и «глубокий») при отсутствии результата.</w:t>
+        <w:t xml:space="preserve">Гибридный семантический поиск с реранком и честным отказом при отсутствии ответа.</w:t>
       </w:r>
     </w:p>
     <w:p>
@@ -1390,7 +1504,7 @@
         <w:jc w:val="both"/>
       </w:pPr>
       <w:r>
-        <w:t xml:space="preserve">Веб-чат: потоковая выдача, источники, оценки, голосовой ввод/синтез, анимация конвейера, повтор запроса.</w:t>
+        <w:t xml:space="preserve">Преднастроенные режимы (базовый, с метаданными, hybrid+/граф) и выбор движка ответов.</w:t>
       </w:r>
     </w:p>
     <w:p>
@@ -1404,7 +1518,7 @@
         <w:jc w:val="both"/>
       </w:pPr>
       <w:r>
-        <w:t xml:space="preserve">Доступ через Телеграм-бот с подтверждением пользователей и поддержкой прокси.</w:t>
+        <w:t xml:space="preserve">Расширенный поиск-фолбэк (лексический и «глубокий») при отсутствии результата.</w:t>
       </w:r>
     </w:p>
     <w:p>
@@ -1418,7 +1532,7 @@
         <w:jc w:val="both"/>
       </w:pPr>
       <w:r>
-        <w:t xml:space="preserve">Переключаемое хранилище (SQLite/MySQL/PostgreSQL) с копированием и миграцией.</w:t>
+        <w:t xml:space="preserve">Веб-чат: потоковая выдача, источники, оценки, голосовой ввод/синтез, анимация конвейера, повтор запроса.</w:t>
       </w:r>
     </w:p>
     <w:p>
@@ -1432,7 +1546,7 @@
         <w:jc w:val="both"/>
       </w:pPr>
       <w:r>
-        <w:t xml:space="preserve">Кэширование в Redis (агрегаты, поиск, эмбеддинг, ответы) с корректной инвалидацией.</w:t>
+        <w:t xml:space="preserve">Доступ через Телеграм-бот с подтверждением пользователей и поддержкой прокси.</w:t>
       </w:r>
     </w:p>
     <w:p>
@@ -1446,7 +1560,7 @@
         <w:jc w:val="both"/>
       </w:pPr>
       <w:r>
-        <w:t xml:space="preserve">Хранение каталога документов в PostgreSQL (файлы целиком, SHA-256, индексация из БД, работа без папки).</w:t>
+        <w:t xml:space="preserve">Переключаемое хранилище (SQLite/MySQL/PostgreSQL) с копированием и миграцией.</w:t>
       </w:r>
     </w:p>
     <w:p>
@@ -1460,7 +1574,7 @@
         <w:jc w:val="both"/>
       </w:pPr>
       <w:r>
-        <w:t xml:space="preserve">Парсинг сайтов с обходом ссылок, headless-браузером и скачиванием вложенных файлов.</w:t>
+        <w:t xml:space="preserve">Кэширование в Redis (агрегаты, поиск, эмбеддинг, ответы) с корректной инвалидацией.</w:t>
       </w:r>
     </w:p>
     <w:p>
@@ -1474,7 +1588,7 @@
         <w:jc w:val="both"/>
       </w:pPr>
       <w:r>
-        <w:t xml:space="preserve">Резервное копирование и восстановление с контролем целостности.</w:t>
+        <w:t xml:space="preserve">Хранение каталога документов в PostgreSQL (файлы целиком, SHA-256, индексация из БД, работа без папки).</w:t>
       </w:r>
     </w:p>
     <w:p>
@@ -1488,7 +1602,77 @@
         <w:jc w:val="both"/>
       </w:pPr>
       <w:r>
+        <w:t xml:space="preserve">Парсинг сайтов с обходом ссылок, headless-браузером и скачиванием вложенных файлов.</w:t>
+      </w:r>
+    </w:p>
+    <w:p>
+      <w:pPr>
+        <w:pStyle w:val="LP"/>
+        <w:numPr>
+          <w:ilvl w:val="0"/>
+          <w:numId w:val="1"/>
+        </w:numPr>
+        <w:spacing w:after="40" w:line="264" w:lineRule="auto"/>
+        <w:jc w:val="both"/>
+      </w:pPr>
+      <w:r>
+        <w:t xml:space="preserve">Резервное копирование и восстановление с контролем целостности.</w:t>
+      </w:r>
+    </w:p>
+    <w:p>
+      <w:pPr>
+        <w:pStyle w:val="LP"/>
+        <w:numPr>
+          <w:ilvl w:val="0"/>
+          <w:numId w:val="1"/>
+        </w:numPr>
+        <w:spacing w:after="40" w:line="264" w:lineRule="auto"/>
+        <w:jc w:val="both"/>
+      </w:pPr>
+      <w:r>
         <w:t xml:space="preserve">Администрирование под токеном: настройки, переиндексация, модели, удалённые хосты, обновление, сброс.</w:t>
+      </w:r>
+    </w:p>
+    <w:p>
+      <w:pPr>
+        <w:pStyle w:val="LP"/>
+        <w:numPr>
+          <w:ilvl w:val="0"/>
+          <w:numId w:val="1"/>
+        </w:numPr>
+        <w:spacing w:after="40" w:line="264" w:lineRule="auto"/>
+        <w:jc w:val="both"/>
+      </w:pPr>
+      <w:r>
+        <w:t xml:space="preserve">Движок KAG (знание-усиленная генерация): декомпозиция, мультихоп-поиск, опц. знания графа, ответ со ссылками.</w:t>
+      </w:r>
+    </w:p>
+    <w:p>
+      <w:pPr>
+        <w:pStyle w:val="LP"/>
+        <w:numPr>
+          <w:ilvl w:val="0"/>
+          <w:numId w:val="1"/>
+        </w:numPr>
+        <w:spacing w:after="40" w:line="264" w:lineRule="auto"/>
+        <w:jc w:val="both"/>
+      </w:pPr>
+      <w:r>
+        <w:t xml:space="preserve">Расширенные настройки распознавания (язык, масштаб/DPI, PSM/OEM, порог символов, предобработка) и размер пачки эмбеддера.</w:t>
+      </w:r>
+    </w:p>
+    <w:p>
+      <w:pPr>
+        <w:pStyle w:val="LP"/>
+        <w:numPr>
+          <w:ilvl w:val="0"/>
+          <w:numId w:val="1"/>
+        </w:numPr>
+        <w:spacing w:after="40" w:line="264" w:lineRule="auto"/>
+        <w:jc w:val="both"/>
+      </w:pPr>
+      <w:r>
+        <w:t xml:space="preserve">Автокалибровка параметров по эталонному набору, оценка движков и итеративная LLM-оптимизация с графиком сходимости и остановкой.</w:t>
       </w:r>
     </w:p>
     <w:p>
@@ -3279,7 +3463,7 @@
                 <w:sz w:val="20"/>
                 <w:szCs w:val="20"/>
               </w:rPr>
-              <w:t xml:space="preserve">Параллельное извлечение</w:t>
+              <w:t xml:space="preserve">Расширенные настройки OCR</w:t>
             </w:r>
           </w:p>
         </w:tc>
@@ -3303,7 +3487,7 @@
                 <w:sz w:val="20"/>
                 <w:szCs w:val="20"/>
               </w:rPr>
-              <w:t xml:space="preserve">INGEST_WORKERS=8 (FILE_PARSE_TIMEOUT=0); переиндексировать</w:t>
+              <w:t xml:space="preserve">Задать OCR_LANGS/OCR_SCALE/OCR_PSM/OCR_OEM/OCR_PREPROCESS; переиндексировать образец</w:t>
             </w:r>
           </w:p>
         </w:tc>
@@ -3327,7 +3511,7 @@
                 <w:sz w:val="20"/>
                 <w:szCs w:val="20"/>
               </w:rPr>
-              <w:t xml:space="preserve">В логе «Потоков извлечения: 8»; каждый файл обработан один раз; общее время сокращается</w:t>
+              <w:t xml:space="preserve">Параметры применяются к распознаванию; качество/скорость меняются ожидаемо; распознанный текст виден в каталоге</w:t>
             </w:r>
           </w:p>
         </w:tc>
@@ -3378,7 +3562,7 @@
                 <w:sz w:val="20"/>
                 <w:szCs w:val="20"/>
               </w:rPr>
-              <w:t xml:space="preserve">Инкрементальность</w:t>
+              <w:t xml:space="preserve">Размер пачки эмбеддера</w:t>
             </w:r>
           </w:p>
         </w:tc>
@@ -3402,7 +3586,7 @@
                 <w:sz w:val="20"/>
                 <w:szCs w:val="20"/>
               </w:rPr>
-              <w:t xml:space="preserve">Повторить переиндексацию без изменений файлов</w:t>
+              <w:t xml:space="preserve">Изменить EMBED_BATCH; переиндексировать</w:t>
             </w:r>
           </w:p>
         </w:tc>
@@ -3426,7 +3610,7 @@
                 <w:sz w:val="20"/>
                 <w:szCs w:val="20"/>
               </w:rPr>
-              <w:t xml:space="preserve">Неизменённые файлы пропускаются по хешу; обрабатываются только новые/изменённые</w:t>
+              <w:t xml:space="preserve">Эмбеддинг использует заданный batch; на GPU пропускная способность растёт без ошибок памяти</w:t>
             </w:r>
           </w:p>
         </w:tc>
@@ -3477,7 +3661,7 @@
                 <w:sz w:val="20"/>
                 <w:szCs w:val="20"/>
               </w:rPr>
-              <w:t xml:space="preserve">Устойчивый обход каталога</w:t>
+              <w:t xml:space="preserve">Параллельное извлечение</w:t>
             </w:r>
           </w:p>
         </w:tc>
@@ -3501,7 +3685,7 @@
                 <w:sz w:val="20"/>
                 <w:szCs w:val="20"/>
               </w:rPr>
-              <w:t xml:space="preserve">Сделать подпапку недоступной (ошибка ввода-вывода); переиндексировать</w:t>
+              <w:t xml:space="preserve">INGEST_WORKERS=8 (FILE_PARSE_TIMEOUT=0); переиндексировать</w:t>
             </w:r>
           </w:p>
         </w:tc>
@@ -3525,7 +3709,7 @@
                 <w:sz w:val="20"/>
                 <w:szCs w:val="20"/>
               </w:rPr>
-              <w:t xml:space="preserve">Недоступная папка пропускается с пометкой; индексация остальных завершается</w:t>
+              <w:t xml:space="preserve">В логе «Потоков извлечения: 8»; каждый файл обработан один раз; общее время сокращается</w:t>
             </w:r>
           </w:p>
         </w:tc>
@@ -3576,7 +3760,7 @@
                 <w:sz w:val="20"/>
                 <w:szCs w:val="20"/>
               </w:rPr>
-              <w:t xml:space="preserve">Управление тяжёлыми экстракторами</w:t>
+              <w:t xml:space="preserve">Инкрементальность</w:t>
             </w:r>
           </w:p>
         </w:tc>
@@ -3600,7 +3784,7 @@
                 <w:sz w:val="20"/>
                 <w:szCs w:val="20"/>
               </w:rPr>
-              <w:t xml:space="preserve">Отключить OCR_IMAGES/OCR_RAW/PARSE_CAD/TRANSCRIBE_AV; переиндексировать</w:t>
+              <w:t xml:space="preserve">Повторить переиндексацию без изменений файлов</w:t>
             </w:r>
           </w:p>
         </w:tc>
@@ -3624,7 +3808,7 @@
                 <w:sz w:val="20"/>
                 <w:szCs w:val="20"/>
               </w:rPr>
-              <w:t xml:space="preserve">Типы не обрабатываются; индексация ускоряется; добавляются повторным проходом при включении</w:t>
+              <w:t xml:space="preserve">Неизменённые файлы пропускаются по хешу; обрабатываются только новые/изменённые</w:t>
             </w:r>
           </w:p>
         </w:tc>
@@ -3675,7 +3859,7 @@
                 <w:sz w:val="20"/>
                 <w:szCs w:val="20"/>
               </w:rPr>
-              <w:t xml:space="preserve">Лимит времени на файл</w:t>
+              <w:t xml:space="preserve">Устойчивый обход каталога</w:t>
             </w:r>
           </w:p>
         </w:tc>
@@ -3699,7 +3883,7 @@
                 <w:sz w:val="20"/>
                 <w:szCs w:val="20"/>
               </w:rPr>
-              <w:t xml:space="preserve">FILE_PARSE_TIMEOUT&gt;0 (Unix); подать «тяжёлый» файл</w:t>
+              <w:t xml:space="preserve">Сделать подпапку недоступной (ошибка ввода-вывода); переиндексировать</w:t>
             </w:r>
           </w:p>
         </w:tc>
@@ -3723,7 +3907,7 @@
                 <w:sz w:val="20"/>
                 <w:szCs w:val="20"/>
               </w:rPr>
-              <w:t xml:space="preserve">Файл пропускается по таймауту; режим однопоточный</w:t>
+              <w:t xml:space="preserve">Недоступная папка пропускается с пометкой; индексация остальных завершается</w:t>
             </w:r>
           </w:p>
         </w:tc>
@@ -3751,6 +3935,204 @@
                 <w:szCs w:val="20"/>
               </w:rPr>
               <w:t xml:space="preserve">ИНД-8</w:t>
+            </w:r>
+          </w:p>
+        </w:tc>
+        <w:tc>
+          <w:tcPr>
+            <w:tcW w:w="2500" w:type="dxa"/>
+            <w:tcMar>
+              <w:top w:w="40" w:type="dxa"/>
+              <w:left w:w="110" w:type="dxa"/>
+              <w:bottom w:w="40" w:type="dxa"/>
+              <w:right w:w="110" w:type="dxa"/>
+            </w:tcMar>
+            <w:vAlign w:val="top"/>
+          </w:tcPr>
+          <w:p>
+            <w:pPr>
+              <w:spacing w:after="0" w:line="252" w:lineRule="auto"/>
+            </w:pPr>
+            <w:r>
+              <w:rPr>
+                <w:sz w:val="20"/>
+                <w:szCs w:val="20"/>
+              </w:rPr>
+              <w:t xml:space="preserve">Управление тяжёлыми экстракторами</w:t>
+            </w:r>
+          </w:p>
+        </w:tc>
+        <w:tc>
+          <w:tcPr>
+            <w:tcW w:w="3300" w:type="dxa"/>
+            <w:tcMar>
+              <w:top w:w="40" w:type="dxa"/>
+              <w:left w:w="110" w:type="dxa"/>
+              <w:bottom w:w="40" w:type="dxa"/>
+              <w:right w:w="110" w:type="dxa"/>
+            </w:tcMar>
+            <w:vAlign w:val="top"/>
+          </w:tcPr>
+          <w:p>
+            <w:pPr>
+              <w:spacing w:after="0" w:line="252" w:lineRule="auto"/>
+            </w:pPr>
+            <w:r>
+              <w:rPr>
+                <w:sz w:val="20"/>
+                <w:szCs w:val="20"/>
+              </w:rPr>
+              <w:t xml:space="preserve">Отключить OCR_IMAGES/OCR_RAW/PARSE_CAD/TRANSCRIBE_AV; переиндексировать</w:t>
+            </w:r>
+          </w:p>
+        </w:tc>
+        <w:tc>
+          <w:tcPr>
+            <w:tcW w:w="2795" w:type="dxa"/>
+            <w:tcMar>
+              <w:top w:w="40" w:type="dxa"/>
+              <w:left w:w="110" w:type="dxa"/>
+              <w:bottom w:w="40" w:type="dxa"/>
+              <w:right w:w="110" w:type="dxa"/>
+            </w:tcMar>
+            <w:vAlign w:val="top"/>
+          </w:tcPr>
+          <w:p>
+            <w:pPr>
+              <w:spacing w:after="0" w:line="252" w:lineRule="auto"/>
+            </w:pPr>
+            <w:r>
+              <w:rPr>
+                <w:sz w:val="20"/>
+                <w:szCs w:val="20"/>
+              </w:rPr>
+              <w:t xml:space="preserve">Типы не обрабатываются; индексация ускоряется; добавляются повторным проходом при включении</w:t>
+            </w:r>
+          </w:p>
+        </w:tc>
+      </w:tr>
+      <w:tr>
+        <w:tc>
+          <w:tcPr>
+            <w:tcW w:w="760" w:type="dxa"/>
+            <w:tcMar>
+              <w:top w:w="40" w:type="dxa"/>
+              <w:left w:w="110" w:type="dxa"/>
+              <w:bottom w:w="40" w:type="dxa"/>
+              <w:right w:w="110" w:type="dxa"/>
+            </w:tcMar>
+            <w:vAlign w:val="top"/>
+          </w:tcPr>
+          <w:p>
+            <w:pPr>
+              <w:spacing w:after="0" w:line="252" w:lineRule="auto"/>
+              <w:jc w:val="center"/>
+            </w:pPr>
+            <w:r>
+              <w:rPr>
+                <w:sz w:val="20"/>
+                <w:szCs w:val="20"/>
+              </w:rPr>
+              <w:t xml:space="preserve">ИНД-9</w:t>
+            </w:r>
+          </w:p>
+        </w:tc>
+        <w:tc>
+          <w:tcPr>
+            <w:tcW w:w="2500" w:type="dxa"/>
+            <w:tcMar>
+              <w:top w:w="40" w:type="dxa"/>
+              <w:left w:w="110" w:type="dxa"/>
+              <w:bottom w:w="40" w:type="dxa"/>
+              <w:right w:w="110" w:type="dxa"/>
+            </w:tcMar>
+            <w:vAlign w:val="top"/>
+          </w:tcPr>
+          <w:p>
+            <w:pPr>
+              <w:spacing w:after="0" w:line="252" w:lineRule="auto"/>
+            </w:pPr>
+            <w:r>
+              <w:rPr>
+                <w:sz w:val="20"/>
+                <w:szCs w:val="20"/>
+              </w:rPr>
+              <w:t xml:space="preserve">Лимит времени на файл</w:t>
+            </w:r>
+          </w:p>
+        </w:tc>
+        <w:tc>
+          <w:tcPr>
+            <w:tcW w:w="3300" w:type="dxa"/>
+            <w:tcMar>
+              <w:top w:w="40" w:type="dxa"/>
+              <w:left w:w="110" w:type="dxa"/>
+              <w:bottom w:w="40" w:type="dxa"/>
+              <w:right w:w="110" w:type="dxa"/>
+            </w:tcMar>
+            <w:vAlign w:val="top"/>
+          </w:tcPr>
+          <w:p>
+            <w:pPr>
+              <w:spacing w:after="0" w:line="252" w:lineRule="auto"/>
+            </w:pPr>
+            <w:r>
+              <w:rPr>
+                <w:sz w:val="20"/>
+                <w:szCs w:val="20"/>
+              </w:rPr>
+              <w:t xml:space="preserve">FILE_PARSE_TIMEOUT&gt;0 (Unix); подать «тяжёлый» файл</w:t>
+            </w:r>
+          </w:p>
+        </w:tc>
+        <w:tc>
+          <w:tcPr>
+            <w:tcW w:w="2795" w:type="dxa"/>
+            <w:tcMar>
+              <w:top w:w="40" w:type="dxa"/>
+              <w:left w:w="110" w:type="dxa"/>
+              <w:bottom w:w="40" w:type="dxa"/>
+              <w:right w:w="110" w:type="dxa"/>
+            </w:tcMar>
+            <w:vAlign w:val="top"/>
+          </w:tcPr>
+          <w:p>
+            <w:pPr>
+              <w:spacing w:after="0" w:line="252" w:lineRule="auto"/>
+            </w:pPr>
+            <w:r>
+              <w:rPr>
+                <w:sz w:val="20"/>
+                <w:szCs w:val="20"/>
+              </w:rPr>
+              <w:t xml:space="preserve">Файл пропускается по таймауту; режим однопоточный</w:t>
+            </w:r>
+          </w:p>
+        </w:tc>
+      </w:tr>
+      <w:tr>
+        <w:tc>
+          <w:tcPr>
+            <w:tcW w:w="760" w:type="dxa"/>
+            <w:tcMar>
+              <w:top w:w="40" w:type="dxa"/>
+              <w:left w:w="110" w:type="dxa"/>
+              <w:bottom w:w="40" w:type="dxa"/>
+              <w:right w:w="110" w:type="dxa"/>
+            </w:tcMar>
+            <w:vAlign w:val="top"/>
+          </w:tcPr>
+          <w:p>
+            <w:pPr>
+              <w:spacing w:after="0" w:line="252" w:lineRule="auto"/>
+              <w:jc w:val="center"/>
+            </w:pPr>
+            <w:r>
+              <w:rPr>
+                <w:sz w:val="20"/>
+                <w:szCs w:val="20"/>
+              </w:rPr>
+              <w:t xml:space="preserve">ИНД-10</w:t>
             </w:r>
           </w:p>
         </w:tc>
@@ -5554,7 +5936,7 @@
         <w:spacing w:before="200" w:after="120"/>
       </w:pPr>
       <w:r>
-        <w:t xml:space="preserve">6.5. Веб-чат</w:t>
+        <w:t xml:space="preserve">6.5. Движок KAG (знание-усиленная генерация)</w:t>
       </w:r>
     </w:p>
     <w:p>
@@ -5563,7 +5945,7 @@
         <w:jc w:val="both"/>
       </w:pPr>
       <w:r>
-        <w:t xml:space="preserve">Проверяется интерфейс чата и сопутствующие функции.</w:t>
+        <w:t xml:space="preserve">Проверяется работа движка KAG: декомпозиция вопроса, мультихоп-поиск, опциональная подкачка знаний из графа и генерация ответа со ссылками.</w:t>
       </w:r>
     </w:p>
     <w:tbl>
@@ -5717,7 +6099,7 @@
                 <w:sz w:val="20"/>
                 <w:szCs w:val="20"/>
               </w:rPr>
-              <w:t xml:space="preserve">ЧАТ-1</w:t>
+              <w:t xml:space="preserve">KAG-1</w:t>
             </w:r>
           </w:p>
         </w:tc>
@@ -5741,7 +6123,7 @@
                 <w:sz w:val="20"/>
                 <w:szCs w:val="20"/>
               </w:rPr>
-              <w:t xml:space="preserve">Потоковый ответ и источники</w:t>
+              <w:t xml:space="preserve">Активация движка KAG</w:t>
             </w:r>
           </w:p>
         </w:tc>
@@ -5765,7 +6147,7 @@
                 <w:sz w:val="20"/>
                 <w:szCs w:val="20"/>
               </w:rPr>
-              <w:t xml:space="preserve">Задать вопрос в веб-чате</w:t>
+              <w:t xml:space="preserve">В админке выбрать движок «KAG»; задать вопрос</w:t>
             </w:r>
           </w:p>
         </w:tc>
@@ -5789,7 +6171,7 @@
                 <w:sz w:val="20"/>
                 <w:szCs w:val="20"/>
               </w:rPr>
-              <w:t xml:space="preserve">Ответ выводится потоково; под ответом — источники с переходами/превью</w:t>
+              <w:t xml:space="preserve">Ответ формируется конвейером KAG; в анимации/отладке видны этапы декомпозиции, мультихоп-поиска и генерации</w:t>
             </w:r>
           </w:p>
         </w:tc>
@@ -5816,7 +6198,7 @@
                 <w:sz w:val="20"/>
                 <w:szCs w:val="20"/>
               </w:rPr>
-              <w:t xml:space="preserve">ЧАТ-2</w:t>
+              <w:t xml:space="preserve">KAG-2</w:t>
             </w:r>
           </w:p>
         </w:tc>
@@ -5840,7 +6222,7 @@
                 <w:sz w:val="20"/>
                 <w:szCs w:val="20"/>
               </w:rPr>
-              <w:t xml:space="preserve">Анимация конвейера</w:t>
+              <w:t xml:space="preserve">Декомпозиция сложного вопроса</w:t>
             </w:r>
           </w:p>
         </w:tc>
@@ -5864,7 +6246,7 @@
                 <w:sz w:val="20"/>
                 <w:szCs w:val="20"/>
               </w:rPr>
-              <w:t xml:space="preserve">Наблюдать блок «Конвейер ответа»</w:t>
+              <w:t xml:space="preserve">Включить KAG_DECOMPOSE; задать составной вопрос</w:t>
             </w:r>
           </w:p>
         </w:tc>
@@ -5888,7 +6270,7 @@
                 <w:sz w:val="20"/>
                 <w:szCs w:val="20"/>
               </w:rPr>
-              <w:t xml:space="preserve">Показаны этапы (эмбеддинг, фильтр, Qdrant, BM25, реранк, контекст, генерация) с параметрами и временем</w:t>
+              <w:t xml:space="preserve">Вопрос разложен на под-вопросы (не более KAG_MAX_HOPS); по каждому выполнен поиск; ответ объединяет факты</w:t>
             </w:r>
           </w:p>
         </w:tc>
@@ -5915,7 +6297,7 @@
                 <w:sz w:val="20"/>
                 <w:szCs w:val="20"/>
               </w:rPr>
-              <w:t xml:space="preserve">ЧАТ-3</w:t>
+              <w:t xml:space="preserve">KAG-3</w:t>
             </w:r>
           </w:p>
         </w:tc>
@@ -5939,7 +6321,7 @@
                 <w:sz w:val="20"/>
                 <w:szCs w:val="20"/>
               </w:rPr>
-              <w:t xml:space="preserve">Оценка и калибровка</w:t>
+              <w:t xml:space="preserve">Взаимное индексирование</w:t>
             </w:r>
           </w:p>
         </w:tc>
@@ -5963,7 +6345,7 @@
                 <w:sz w:val="20"/>
                 <w:szCs w:val="20"/>
               </w:rPr>
-              <w:t xml:space="preserve">Поставить 👍/👎; выполнить анализ оценок</w:t>
+              <w:t xml:space="preserve">Включить KAG_MUTUAL_INDEX; повторить запрос</w:t>
             </w:r>
           </w:p>
         </w:tc>
@@ -5987,7 +6369,7 @@
                 <w:sz w:val="20"/>
                 <w:szCs w:val="20"/>
               </w:rPr>
-              <w:t xml:space="preserve">Оценка сохранена; калибровка предлагает изменения порога/выборки</w:t>
+              <w:t xml:space="preserve">Объединённый пул фрагментов переоценивается под исходный вопрос; в контекст идёт не более KAG_CONTEXT_CHUNKS фрагментов</w:t>
             </w:r>
           </w:p>
         </w:tc>
@@ -6014,7 +6396,7 @@
                 <w:sz w:val="20"/>
                 <w:szCs w:val="20"/>
               </w:rPr>
-              <w:t xml:space="preserve">ЧАТ-4</w:t>
+              <w:t xml:space="preserve">KAG-4</w:t>
             </w:r>
           </w:p>
         </w:tc>
@@ -6038,7 +6420,7 @@
                 <w:sz w:val="20"/>
                 <w:szCs w:val="20"/>
               </w:rPr>
-              <w:t xml:space="preserve">Голосовой ввод и синтез</w:t>
+              <w:t xml:space="preserve">Знания графа в KAG</w:t>
             </w:r>
           </w:p>
         </w:tc>
@@ -6062,7 +6444,7 @@
                 <w:sz w:val="20"/>
                 <w:szCs w:val="20"/>
               </w:rPr>
-              <w:t xml:space="preserve">Записать вопрос голосом; включить озвучивание</w:t>
+              <w:t xml:space="preserve">Построить граф; включить KAG_GRAPH; задать вопрос про связи</w:t>
             </w:r>
           </w:p>
         </w:tc>
@@ -6086,7 +6468,7 @@
                 <w:sz w:val="20"/>
                 <w:szCs w:val="20"/>
               </w:rPr>
-              <w:t xml:space="preserve">Речь распознаётся локально (Whisper); ответ озвучивается синтезом речи</w:t>
+              <w:t xml:space="preserve">К контексту добавляется выжимка из графа (KAG_GRAPH_MODE); качество на «связочных» вопросах повышается</w:t>
             </w:r>
           </w:p>
         </w:tc>
@@ -6113,7 +6495,7 @@
                 <w:sz w:val="20"/>
                 <w:szCs w:val="20"/>
               </w:rPr>
-              <w:t xml:space="preserve">ЧАТ-5</w:t>
+              <w:t xml:space="preserve">KAG-5</w:t>
             </w:r>
           </w:p>
         </w:tc>
@@ -6137,7 +6519,7 @@
                 <w:sz w:val="20"/>
                 <w:szCs w:val="20"/>
               </w:rPr>
-              <w:t xml:space="preserve">Ответ по приложенному документу</w:t>
+              <w:t xml:space="preserve">Мягкий фолбэк без графа</w:t>
             </w:r>
           </w:p>
         </w:tc>
@@ -6161,7 +6543,7 @@
                 <w:sz w:val="20"/>
                 <w:szCs w:val="20"/>
               </w:rPr>
-              <w:t xml:space="preserve">Прикрепить файл к вопросу</w:t>
+              <w:t xml:space="preserve">Граф не построен, KAG_GRAPH включён; задать вопрос</w:t>
             </w:r>
           </w:p>
         </w:tc>
@@ -6185,7 +6567,7 @@
                 <w:sz w:val="20"/>
                 <w:szCs w:val="20"/>
               </w:rPr>
-              <w:t xml:space="preserve">Ответ формируется по содержимому файла с ранжированием фрагментов</w:t>
+              <w:t xml:space="preserve">KAG работает как мультихоп-RAG без графа, без ошибок</w:t>
             </w:r>
           </w:p>
         </w:tc>
@@ -6212,7 +6594,7 @@
                 <w:sz w:val="20"/>
                 <w:szCs w:val="20"/>
               </w:rPr>
-              <w:t xml:space="preserve">ЧАТ-6</w:t>
+              <w:t xml:space="preserve">KAG-6</w:t>
             </w:r>
           </w:p>
         </w:tc>
@@ -6236,7 +6618,7 @@
                 <w:sz w:val="20"/>
                 <w:szCs w:val="20"/>
               </w:rPr>
-              <w:t xml:space="preserve">Повтор запроса</w:t>
+              <w:t xml:space="preserve">Сводка KAG в мониторинге</w:t>
             </w:r>
           </w:p>
         </w:tc>
@@ -6260,7 +6642,7 @@
                 <w:sz w:val="20"/>
                 <w:szCs w:val="20"/>
               </w:rPr>
-              <w:t xml:space="preserve">Нажать «Повторить запрос» под ответом</w:t>
+              <w:t xml:space="preserve">Открыть разделы «Система» и «Аналитика+»</w:t>
             </w:r>
           </w:p>
         </w:tc>
@@ -6284,106 +6666,7 @@
                 <w:sz w:val="20"/>
                 <w:szCs w:val="20"/>
               </w:rPr>
-              <w:t xml:space="preserve">Тот же вопрос отправляется заново; формируется новый ответ</w:t>
-            </w:r>
-          </w:p>
-        </w:tc>
-      </w:tr>
-      <w:tr>
-        <w:tc>
-          <w:tcPr>
-            <w:tcW w:w="760" w:type="dxa"/>
-            <w:tcMar>
-              <w:top w:w="40" w:type="dxa"/>
-              <w:left w:w="110" w:type="dxa"/>
-              <w:bottom w:w="40" w:type="dxa"/>
-              <w:right w:w="110" w:type="dxa"/>
-            </w:tcMar>
-            <w:vAlign w:val="top"/>
-          </w:tcPr>
-          <w:p>
-            <w:pPr>
-              <w:spacing w:after="0" w:line="252" w:lineRule="auto"/>
-              <w:jc w:val="center"/>
-            </w:pPr>
-            <w:r>
-              <w:rPr>
-                <w:sz w:val="20"/>
-                <w:szCs w:val="20"/>
-              </w:rPr>
-              <w:t xml:space="preserve">ЧАТ-7</w:t>
-            </w:r>
-          </w:p>
-        </w:tc>
-        <w:tc>
-          <w:tcPr>
-            <w:tcW w:w="2500" w:type="dxa"/>
-            <w:tcMar>
-              <w:top w:w="40" w:type="dxa"/>
-              <w:left w:w="110" w:type="dxa"/>
-              <w:bottom w:w="40" w:type="dxa"/>
-              <w:right w:w="110" w:type="dxa"/>
-            </w:tcMar>
-            <w:vAlign w:val="top"/>
-          </w:tcPr>
-          <w:p>
-            <w:pPr>
-              <w:spacing w:after="0" w:line="252" w:lineRule="auto"/>
-            </w:pPr>
-            <w:r>
-              <w:rPr>
-                <w:sz w:val="20"/>
-                <w:szCs w:val="20"/>
-              </w:rPr>
-              <w:t xml:space="preserve">Сессии и история</w:t>
-            </w:r>
-          </w:p>
-        </w:tc>
-        <w:tc>
-          <w:tcPr>
-            <w:tcW w:w="3300" w:type="dxa"/>
-            <w:tcMar>
-              <w:top w:w="40" w:type="dxa"/>
-              <w:left w:w="110" w:type="dxa"/>
-              <w:bottom w:w="40" w:type="dxa"/>
-              <w:right w:w="110" w:type="dxa"/>
-            </w:tcMar>
-            <w:vAlign w:val="top"/>
-          </w:tcPr>
-          <w:p>
-            <w:pPr>
-              <w:spacing w:after="0" w:line="252" w:lineRule="auto"/>
-            </w:pPr>
-            <w:r>
-              <w:rPr>
-                <w:sz w:val="20"/>
-                <w:szCs w:val="20"/>
-              </w:rPr>
-              <w:t xml:space="preserve">Создать новый чат; сохранить историю</w:t>
-            </w:r>
-          </w:p>
-        </w:tc>
-        <w:tc>
-          <w:tcPr>
-            <w:tcW w:w="2795" w:type="dxa"/>
-            <w:tcMar>
-              <w:top w:w="40" w:type="dxa"/>
-              <w:left w:w="110" w:type="dxa"/>
-              <w:bottom w:w="40" w:type="dxa"/>
-              <w:right w:w="110" w:type="dxa"/>
-            </w:tcMar>
-            <w:vAlign w:val="top"/>
-          </w:tcPr>
-          <w:p>
-            <w:pPr>
-              <w:spacing w:after="0" w:line="252" w:lineRule="auto"/>
-            </w:pPr>
-            <w:r>
-              <w:rPr>
-                <w:sz w:val="20"/>
-                <w:szCs w:val="20"/>
-              </w:rPr>
-              <w:t xml:space="preserve">У каждого чата свой идентификатор; история выгружается в Markdown</w:t>
+              <w:t xml:space="preserve">Отображаются параметры KAG, статус графа, доля ответов через KAG; есть подсказки к параметрам</w:t>
             </w:r>
           </w:p>
         </w:tc>
@@ -6403,7 +6686,7 @@
         <w:spacing w:before="200" w:after="120"/>
       </w:pPr>
       <w:r>
-        <w:t xml:space="preserve">6.6. Выдача медиа и артефактов</w:t>
+        <w:t xml:space="preserve">6.6. Веб-чат</w:t>
       </w:r>
     </w:p>
     <w:p>
@@ -6412,7 +6695,7 @@
         <w:jc w:val="both"/>
       </w:pPr>
       <w:r>
-        <w:t xml:space="preserve">Проверяется формирование превью и выдача исходных материалов.</w:t>
+        <w:t xml:space="preserve">Проверяется интерфейс чата и сопутствующие функции.</w:t>
       </w:r>
     </w:p>
     <w:tbl>
@@ -6566,7 +6849,7 @@
                 <w:sz w:val="20"/>
                 <w:szCs w:val="20"/>
               </w:rPr>
-              <w:t xml:space="preserve">МЕД-1</w:t>
+              <w:t xml:space="preserve">ЧАТ-1</w:t>
             </w:r>
           </w:p>
         </w:tc>
@@ -6590,7 +6873,7 @@
                 <w:sz w:val="20"/>
                 <w:szCs w:val="20"/>
               </w:rPr>
-              <w:t xml:space="preserve">Миниатюры изображений и RAW</w:t>
+              <w:t xml:space="preserve">Потоковый ответ и источники</w:t>
             </w:r>
           </w:p>
         </w:tc>
@@ -6614,7 +6897,7 @@
                 <w:sz w:val="20"/>
                 <w:szCs w:val="20"/>
               </w:rPr>
-              <w:t xml:space="preserve">Ответ со ссылкой на изображение</w:t>
+              <w:t xml:space="preserve">Задать вопрос в веб-чате</w:t>
             </w:r>
           </w:p>
         </w:tc>
@@ -6638,7 +6921,7 @@
                 <w:sz w:val="20"/>
                 <w:szCs w:val="20"/>
               </w:rPr>
-              <w:t xml:space="preserve">Отображается миниатюра; доступен исходный файл</w:t>
+              <w:t xml:space="preserve">Ответ выводится потоково; под ответом — источники с переходами/превью</w:t>
             </w:r>
           </w:p>
         </w:tc>
@@ -6665,7 +6948,7 @@
                 <w:sz w:val="20"/>
                 <w:szCs w:val="20"/>
               </w:rPr>
-              <w:t xml:space="preserve">МЕД-2</w:t>
+              <w:t xml:space="preserve">ЧАТ-2</w:t>
             </w:r>
           </w:p>
         </w:tc>
@@ -6689,7 +6972,7 @@
                 <w:sz w:val="20"/>
                 <w:szCs w:val="20"/>
               </w:rPr>
-              <w:t xml:space="preserve">Превью PDF и чертежей</w:t>
+              <w:t xml:space="preserve">Анимация конвейера</w:t>
             </w:r>
           </w:p>
         </w:tc>
@@ -6713,7 +6996,7 @@
                 <w:sz w:val="20"/>
                 <w:szCs w:val="20"/>
               </w:rPr>
-              <w:t xml:space="preserve">Ответ со ссылкой на PDF/DXF/DWG</w:t>
+              <w:t xml:space="preserve">Наблюдать блок «Конвейер ответа»</w:t>
             </w:r>
           </w:p>
         </w:tc>
@@ -6737,7 +7020,7 @@
                 <w:sz w:val="20"/>
                 <w:szCs w:val="20"/>
               </w:rPr>
-              <w:t xml:space="preserve">Строится превью страницы PDF / рендер чертежа</w:t>
+              <w:t xml:space="preserve">Показаны этапы (эмбеддинг, фильтр, Qdrant, BM25, реранк, контекст, генерация) с параметрами и временем</w:t>
             </w:r>
           </w:p>
         </w:tc>
@@ -6764,7 +7047,7 @@
                 <w:sz w:val="20"/>
                 <w:szCs w:val="20"/>
               </w:rPr>
-              <w:t xml:space="preserve">МЕД-3</w:t>
+              <w:t xml:space="preserve">ЧАТ-3</w:t>
             </w:r>
           </w:p>
         </w:tc>
@@ -6788,7 +7071,7 @@
                 <w:sz w:val="20"/>
                 <w:szCs w:val="20"/>
               </w:rPr>
-              <w:t xml:space="preserve">Кадр/фрагмент видео, аудио</w:t>
+              <w:t xml:space="preserve">Оценка и калибровка</w:t>
             </w:r>
           </w:p>
         </w:tc>
@@ -6812,7 +7095,7 @@
                 <w:sz w:val="20"/>
                 <w:szCs w:val="20"/>
               </w:rPr>
-              <w:t xml:space="preserve">Ответ со ссылкой на аудио/видео по таймкоду</w:t>
+              <w:t xml:space="preserve">Поставить 👍/👎; выполнить анализ оценок</w:t>
             </w:r>
           </w:p>
         </w:tc>
@@ -6836,7 +7119,7 @@
                 <w:sz w:val="20"/>
                 <w:szCs w:val="20"/>
               </w:rPr>
-              <w:t xml:space="preserve">Кадр на нужной секунде; вырезка фрагмента; для аудио — плеер</w:t>
+              <w:t xml:space="preserve">Оценка сохранена; калибровка предлагает изменения порога/выборки</w:t>
             </w:r>
           </w:p>
         </w:tc>
@@ -6863,7 +7146,7 @@
                 <w:sz w:val="20"/>
                 <w:szCs w:val="20"/>
               </w:rPr>
-              <w:t xml:space="preserve">МЕД-4</w:t>
+              <w:t xml:space="preserve">ЧАТ-4</w:t>
             </w:r>
           </w:p>
         </w:tc>
@@ -6887,7 +7170,7 @@
                 <w:sz w:val="20"/>
                 <w:szCs w:val="20"/>
               </w:rPr>
-              <w:t xml:space="preserve">Выдача из PostgreSQL</w:t>
+              <w:t xml:space="preserve">Голосовой ввод и синтез</w:t>
             </w:r>
           </w:p>
         </w:tc>
@@ -6911,7 +7194,7 @@
                 <w:sz w:val="20"/>
                 <w:szCs w:val="20"/>
               </w:rPr>
-              <w:t xml:space="preserve">В режиме каталога PostgreSQL запросить файл/превью без папки</w:t>
+              <w:t xml:space="preserve">Записать вопрос голосом; включить озвучивание</w:t>
             </w:r>
           </w:p>
         </w:tc>
@@ -6935,7 +7218,7 @@
                 <w:sz w:val="20"/>
                 <w:szCs w:val="20"/>
               </w:rPr>
-              <w:t xml:space="preserve">Содержимое выгружается из БД и отдаётся/обрабатывается как файл</w:t>
+              <w:t xml:space="preserve">Речь распознаётся локально (Whisper); ответ озвучивается синтезом речи</w:t>
             </w:r>
           </w:p>
         </w:tc>
@@ -6962,7 +7245,7 @@
                 <w:sz w:val="20"/>
                 <w:szCs w:val="20"/>
               </w:rPr>
-              <w:t xml:space="preserve">МЕД-5</w:t>
+              <w:t xml:space="preserve">ЧАТ-5</w:t>
             </w:r>
           </w:p>
         </w:tc>
@@ -6986,7 +7269,7 @@
                 <w:sz w:val="20"/>
                 <w:szCs w:val="20"/>
               </w:rPr>
-              <w:t xml:space="preserve">Защита путей</w:t>
+              <w:t xml:space="preserve">Ответ по приложенному документу</w:t>
             </w:r>
           </w:p>
         </w:tc>
@@ -7010,7 +7293,7 @@
                 <w:sz w:val="20"/>
                 <w:szCs w:val="20"/>
               </w:rPr>
-              <w:t xml:space="preserve">Запросить файл с попыткой выхода за пределы каталога</w:t>
+              <w:t xml:space="preserve">Прикрепить файл к вопросу</w:t>
             </w:r>
           </w:p>
         </w:tc>
@@ -7034,7 +7317,205 @@
                 <w:sz w:val="20"/>
                 <w:szCs w:val="20"/>
               </w:rPr>
-              <w:t xml:space="preserve">Доступ ограничен папкой документов; обход отклоняется</w:t>
+              <w:t xml:space="preserve">Ответ формируется по содержимому файла с ранжированием фрагментов</w:t>
+            </w:r>
+          </w:p>
+        </w:tc>
+      </w:tr>
+      <w:tr>
+        <w:tc>
+          <w:tcPr>
+            <w:tcW w:w="760" w:type="dxa"/>
+            <w:tcMar>
+              <w:top w:w="40" w:type="dxa"/>
+              <w:left w:w="110" w:type="dxa"/>
+              <w:bottom w:w="40" w:type="dxa"/>
+              <w:right w:w="110" w:type="dxa"/>
+            </w:tcMar>
+            <w:vAlign w:val="top"/>
+          </w:tcPr>
+          <w:p>
+            <w:pPr>
+              <w:spacing w:after="0" w:line="252" w:lineRule="auto"/>
+              <w:jc w:val="center"/>
+            </w:pPr>
+            <w:r>
+              <w:rPr>
+                <w:sz w:val="20"/>
+                <w:szCs w:val="20"/>
+              </w:rPr>
+              <w:t xml:space="preserve">ЧАТ-6</w:t>
+            </w:r>
+          </w:p>
+        </w:tc>
+        <w:tc>
+          <w:tcPr>
+            <w:tcW w:w="2500" w:type="dxa"/>
+            <w:tcMar>
+              <w:top w:w="40" w:type="dxa"/>
+              <w:left w:w="110" w:type="dxa"/>
+              <w:bottom w:w="40" w:type="dxa"/>
+              <w:right w:w="110" w:type="dxa"/>
+            </w:tcMar>
+            <w:vAlign w:val="top"/>
+          </w:tcPr>
+          <w:p>
+            <w:pPr>
+              <w:spacing w:after="0" w:line="252" w:lineRule="auto"/>
+            </w:pPr>
+            <w:r>
+              <w:rPr>
+                <w:sz w:val="20"/>
+                <w:szCs w:val="20"/>
+              </w:rPr>
+              <w:t xml:space="preserve">Повтор запроса</w:t>
+            </w:r>
+          </w:p>
+        </w:tc>
+        <w:tc>
+          <w:tcPr>
+            <w:tcW w:w="3300" w:type="dxa"/>
+            <w:tcMar>
+              <w:top w:w="40" w:type="dxa"/>
+              <w:left w:w="110" w:type="dxa"/>
+              <w:bottom w:w="40" w:type="dxa"/>
+              <w:right w:w="110" w:type="dxa"/>
+            </w:tcMar>
+            <w:vAlign w:val="top"/>
+          </w:tcPr>
+          <w:p>
+            <w:pPr>
+              <w:spacing w:after="0" w:line="252" w:lineRule="auto"/>
+            </w:pPr>
+            <w:r>
+              <w:rPr>
+                <w:sz w:val="20"/>
+                <w:szCs w:val="20"/>
+              </w:rPr>
+              <w:t xml:space="preserve">Нажать «Повторить запрос» под ответом</w:t>
+            </w:r>
+          </w:p>
+        </w:tc>
+        <w:tc>
+          <w:tcPr>
+            <w:tcW w:w="2795" w:type="dxa"/>
+            <w:tcMar>
+              <w:top w:w="40" w:type="dxa"/>
+              <w:left w:w="110" w:type="dxa"/>
+              <w:bottom w:w="40" w:type="dxa"/>
+              <w:right w:w="110" w:type="dxa"/>
+            </w:tcMar>
+            <w:vAlign w:val="top"/>
+          </w:tcPr>
+          <w:p>
+            <w:pPr>
+              <w:spacing w:after="0" w:line="252" w:lineRule="auto"/>
+            </w:pPr>
+            <w:r>
+              <w:rPr>
+                <w:sz w:val="20"/>
+                <w:szCs w:val="20"/>
+              </w:rPr>
+              <w:t xml:space="preserve">Тот же вопрос отправляется заново; формируется новый ответ</w:t>
+            </w:r>
+          </w:p>
+        </w:tc>
+      </w:tr>
+      <w:tr>
+        <w:tc>
+          <w:tcPr>
+            <w:tcW w:w="760" w:type="dxa"/>
+            <w:tcMar>
+              <w:top w:w="40" w:type="dxa"/>
+              <w:left w:w="110" w:type="dxa"/>
+              <w:bottom w:w="40" w:type="dxa"/>
+              <w:right w:w="110" w:type="dxa"/>
+            </w:tcMar>
+            <w:vAlign w:val="top"/>
+          </w:tcPr>
+          <w:p>
+            <w:pPr>
+              <w:spacing w:after="0" w:line="252" w:lineRule="auto"/>
+              <w:jc w:val="center"/>
+            </w:pPr>
+            <w:r>
+              <w:rPr>
+                <w:sz w:val="20"/>
+                <w:szCs w:val="20"/>
+              </w:rPr>
+              <w:t xml:space="preserve">ЧАТ-7</w:t>
+            </w:r>
+          </w:p>
+        </w:tc>
+        <w:tc>
+          <w:tcPr>
+            <w:tcW w:w="2500" w:type="dxa"/>
+            <w:tcMar>
+              <w:top w:w="40" w:type="dxa"/>
+              <w:left w:w="110" w:type="dxa"/>
+              <w:bottom w:w="40" w:type="dxa"/>
+              <w:right w:w="110" w:type="dxa"/>
+            </w:tcMar>
+            <w:vAlign w:val="top"/>
+          </w:tcPr>
+          <w:p>
+            <w:pPr>
+              <w:spacing w:after="0" w:line="252" w:lineRule="auto"/>
+            </w:pPr>
+            <w:r>
+              <w:rPr>
+                <w:sz w:val="20"/>
+                <w:szCs w:val="20"/>
+              </w:rPr>
+              <w:t xml:space="preserve">Сессии и история</w:t>
+            </w:r>
+          </w:p>
+        </w:tc>
+        <w:tc>
+          <w:tcPr>
+            <w:tcW w:w="3300" w:type="dxa"/>
+            <w:tcMar>
+              <w:top w:w="40" w:type="dxa"/>
+              <w:left w:w="110" w:type="dxa"/>
+              <w:bottom w:w="40" w:type="dxa"/>
+              <w:right w:w="110" w:type="dxa"/>
+            </w:tcMar>
+            <w:vAlign w:val="top"/>
+          </w:tcPr>
+          <w:p>
+            <w:pPr>
+              <w:spacing w:after="0" w:line="252" w:lineRule="auto"/>
+            </w:pPr>
+            <w:r>
+              <w:rPr>
+                <w:sz w:val="20"/>
+                <w:szCs w:val="20"/>
+              </w:rPr>
+              <w:t xml:space="preserve">Создать новый чат; сохранить историю</w:t>
+            </w:r>
+          </w:p>
+        </w:tc>
+        <w:tc>
+          <w:tcPr>
+            <w:tcW w:w="2795" w:type="dxa"/>
+            <w:tcMar>
+              <w:top w:w="40" w:type="dxa"/>
+              <w:left w:w="110" w:type="dxa"/>
+              <w:bottom w:w="40" w:type="dxa"/>
+              <w:right w:w="110" w:type="dxa"/>
+            </w:tcMar>
+            <w:vAlign w:val="top"/>
+          </w:tcPr>
+          <w:p>
+            <w:pPr>
+              <w:spacing w:after="0" w:line="252" w:lineRule="auto"/>
+            </w:pPr>
+            <w:r>
+              <w:rPr>
+                <w:sz w:val="20"/>
+                <w:szCs w:val="20"/>
+              </w:rPr>
+              <w:t xml:space="preserve">У каждого чата свой идентификатор; история выгружается в Markdown</w:t>
             </w:r>
           </w:p>
         </w:tc>
@@ -7054,7 +7535,7 @@
         <w:spacing w:before="200" w:after="120"/>
       </w:pPr>
       <w:r>
-        <w:t xml:space="preserve">6.7. Телеграм-бот</w:t>
+        <w:t xml:space="preserve">6.7. Выдача медиа и артефактов</w:t>
       </w:r>
     </w:p>
     <w:p>
@@ -7063,7 +7544,7 @@
         <w:jc w:val="both"/>
       </w:pPr>
       <w:r>
-        <w:t xml:space="preserve">Проверяется доступ через Telegram с подтверждением пользователей.</w:t>
+        <w:t xml:space="preserve">Проверяется формирование превью и выдача исходных материалов.</w:t>
       </w:r>
     </w:p>
     <w:tbl>
@@ -7217,7 +7698,7 @@
                 <w:sz w:val="20"/>
                 <w:szCs w:val="20"/>
               </w:rPr>
-              <w:t xml:space="preserve">ТГ-1</w:t>
+              <w:t xml:space="preserve">МЕД-1</w:t>
             </w:r>
           </w:p>
         </w:tc>
@@ -7241,7 +7722,7 @@
                 <w:sz w:val="20"/>
                 <w:szCs w:val="20"/>
               </w:rPr>
-              <w:t xml:space="preserve">Регистрация и подтверждение</w:t>
+              <w:t xml:space="preserve">Миниатюры изображений и RAW</w:t>
             </w:r>
           </w:p>
         </w:tc>
@@ -7265,7 +7746,7 @@
                 <w:sz w:val="20"/>
                 <w:szCs w:val="20"/>
               </w:rPr>
-              <w:t xml:space="preserve">Написать боту новым пользователем; подтвердить в админке</w:t>
+              <w:t xml:space="preserve">Ответ со ссылкой на изображение</w:t>
             </w:r>
           </w:p>
         </w:tc>
@@ -7289,7 +7770,7 @@
                 <w:sz w:val="20"/>
                 <w:szCs w:val="20"/>
               </w:rPr>
-              <w:t xml:space="preserve">Новый пользователь — в «ожидании»; после подтверждения получает ответы</w:t>
+              <w:t xml:space="preserve">Отображается миниатюра; доступен исходный файл</w:t>
             </w:r>
           </w:p>
         </w:tc>
@@ -7316,7 +7797,7 @@
                 <w:sz w:val="20"/>
                 <w:szCs w:val="20"/>
               </w:rPr>
-              <w:t xml:space="preserve">ТГ-2</w:t>
+              <w:t xml:space="preserve">МЕД-2</w:t>
             </w:r>
           </w:p>
         </w:tc>
@@ -7340,7 +7821,7 @@
                 <w:sz w:val="20"/>
                 <w:szCs w:val="20"/>
               </w:rPr>
-              <w:t xml:space="preserve">Блокировка/разблокировка</w:t>
+              <w:t xml:space="preserve">Превью PDF и чертежей</w:t>
             </w:r>
           </w:p>
         </w:tc>
@@ -7364,7 +7845,7 @@
                 <w:sz w:val="20"/>
                 <w:szCs w:val="20"/>
               </w:rPr>
-              <w:t xml:space="preserve">Заблокировать, затем разблокировать пользователя</w:t>
+              <w:t xml:space="preserve">Ответ со ссылкой на PDF/DXF/DWG</w:t>
             </w:r>
           </w:p>
         </w:tc>
@@ -7388,7 +7869,7 @@
                 <w:sz w:val="20"/>
                 <w:szCs w:val="20"/>
               </w:rPr>
-              <w:t xml:space="preserve">Заблокированный не получает ответы; после разблокировки доступ восстановлен</w:t>
+              <w:t xml:space="preserve">Строится превью страницы PDF / рендер чертежа</w:t>
             </w:r>
           </w:p>
         </w:tc>
@@ -7415,7 +7896,7 @@
                 <w:sz w:val="20"/>
                 <w:szCs w:val="20"/>
               </w:rPr>
-              <w:t xml:space="preserve">ТГ-3</w:t>
+              <w:t xml:space="preserve">МЕД-3</w:t>
             </w:r>
           </w:p>
         </w:tc>
@@ -7439,7 +7920,7 @@
                 <w:sz w:val="20"/>
                 <w:szCs w:val="20"/>
               </w:rPr>
-              <w:t xml:space="preserve">Авто-подтверждение</w:t>
+              <w:t xml:space="preserve">Кадр/фрагмент видео, аудио</w:t>
             </w:r>
           </w:p>
         </w:tc>
@@ -7463,7 +7944,7 @@
                 <w:sz w:val="20"/>
                 <w:szCs w:val="20"/>
               </w:rPr>
-              <w:t xml:space="preserve">Включить TELEGRAM_AUTO_APPROVE; написать новым пользователем</w:t>
+              <w:t xml:space="preserve">Ответ со ссылкой на аудио/видео по таймкоду</w:t>
             </w:r>
           </w:p>
         </w:tc>
@@ -7487,7 +7968,7 @@
                 <w:sz w:val="20"/>
                 <w:szCs w:val="20"/>
               </w:rPr>
-              <w:t xml:space="preserve">Доступ предоставляется сразу</w:t>
+              <w:t xml:space="preserve">Кадр на нужной секунде; вырезка фрагмента; для аудио — плеер</w:t>
             </w:r>
           </w:p>
         </w:tc>
@@ -7514,7 +7995,7 @@
                 <w:sz w:val="20"/>
                 <w:szCs w:val="20"/>
               </w:rPr>
-              <w:t xml:space="preserve">ТГ-4</w:t>
+              <w:t xml:space="preserve">МЕД-4</w:t>
             </w:r>
           </w:p>
         </w:tc>
@@ -7538,7 +8019,7 @@
                 <w:sz w:val="20"/>
                 <w:szCs w:val="20"/>
               </w:rPr>
-              <w:t xml:space="preserve">Работа через прокси</w:t>
+              <w:t xml:space="preserve">Выдача из PostgreSQL</w:t>
             </w:r>
           </w:p>
         </w:tc>
@@ -7562,7 +8043,7 @@
                 <w:sz w:val="20"/>
                 <w:szCs w:val="20"/>
               </w:rPr>
-              <w:t xml:space="preserve">Задать TELEGRAM_PROXY (SOCKS5/HTTP); перезапустить бота</w:t>
+              <w:t xml:space="preserve">В режиме каталога PostgreSQL запросить файл/превью без папки</w:t>
             </w:r>
           </w:p>
         </w:tc>
@@ -7586,7 +8067,7 @@
                 <w:sz w:val="20"/>
                 <w:szCs w:val="20"/>
               </w:rPr>
-              <w:t xml:space="preserve">Бот работает через прокси; MTProto-ссылки не принимаются</w:t>
+              <w:t xml:space="preserve">Содержимое выгружается из БД и отдаётся/обрабатывается как файл</w:t>
             </w:r>
           </w:p>
         </w:tc>
@@ -7613,7 +8094,7 @@
                 <w:sz w:val="20"/>
                 <w:szCs w:val="20"/>
               </w:rPr>
-              <w:t xml:space="preserve">ТГ-5</w:t>
+              <w:t xml:space="preserve">МЕД-5</w:t>
             </w:r>
           </w:p>
         </w:tc>
@@ -7637,7 +8118,7 @@
                 <w:sz w:val="20"/>
                 <w:szCs w:val="20"/>
               </w:rPr>
-              <w:t xml:space="preserve">Отдельная история</w:t>
+              <w:t xml:space="preserve">Защита путей</w:t>
             </w:r>
           </w:p>
         </w:tc>
@@ -7661,7 +8142,7 @@
                 <w:sz w:val="20"/>
                 <w:szCs w:val="20"/>
               </w:rPr>
-              <w:t xml:space="preserve">Открыть раздел «Телеграм»</w:t>
+              <w:t xml:space="preserve">Запросить файл с попыткой выхода за пределы каталога</w:t>
             </w:r>
           </w:p>
         </w:tc>
@@ -7685,7 +8166,7 @@
                 <w:sz w:val="20"/>
                 <w:szCs w:val="20"/>
               </w:rPr>
-              <w:t xml:space="preserve">История запросов из Telegram отдельная; доступны статистика и очистка</w:t>
+              <w:t xml:space="preserve">Доступ ограничен папкой документов; обход отклоняется</w:t>
             </w:r>
           </w:p>
         </w:tc>
@@ -7705,7 +8186,7 @@
         <w:spacing w:before="200" w:after="120"/>
       </w:pPr>
       <w:r>
-        <w:t xml:space="preserve">6.8. Хранилище данных (SQLite/MySQL/PostgreSQL)</w:t>
+        <w:t xml:space="preserve">6.8. Телеграм-бот</w:t>
       </w:r>
     </w:p>
     <w:p>
@@ -7714,7 +8195,7 @@
         <w:jc w:val="both"/>
       </w:pPr>
       <w:r>
-        <w:t xml:space="preserve">Проверяется переключаемое хранилище и миграция между СУБД.</w:t>
+        <w:t xml:space="preserve">Проверяется доступ через Telegram с подтверждением пользователей.</w:t>
       </w:r>
     </w:p>
     <w:tbl>
@@ -7868,7 +8349,7 @@
                 <w:sz w:val="20"/>
                 <w:szCs w:val="20"/>
               </w:rPr>
-              <w:t xml:space="preserve">БД-1</w:t>
+              <w:t xml:space="preserve">ТГ-1</w:t>
             </w:r>
           </w:p>
         </w:tc>
@@ -7892,7 +8373,7 @@
                 <w:sz w:val="20"/>
                 <w:szCs w:val="20"/>
               </w:rPr>
-              <w:t xml:space="preserve">Работа на SQLite</w:t>
+              <w:t xml:space="preserve">Регистрация и подтверждение</w:t>
             </w:r>
           </w:p>
         </w:tc>
@@ -7916,7 +8397,7 @@
                 <w:sz w:val="20"/>
                 <w:szCs w:val="20"/>
               </w:rPr>
-              <w:t xml:space="preserve">При настройках по умолчанию задать вопросы, поставить оценки</w:t>
+              <w:t xml:space="preserve">Написать боту новым пользователем; подтвердить в админке</w:t>
             </w:r>
           </w:p>
         </w:tc>
@@ -7940,7 +8421,7 @@
                 <w:sz w:val="20"/>
                 <w:szCs w:val="20"/>
               </w:rPr>
-              <w:t xml:space="preserve">Журнал, история и аналитика ведутся в SQLite без внешних служб</w:t>
+              <w:t xml:space="preserve">Новый пользователь — в «ожидании»; после подтверждения получает ответы</w:t>
             </w:r>
           </w:p>
         </w:tc>
@@ -7967,7 +8448,7 @@
                 <w:sz w:val="20"/>
                 <w:szCs w:val="20"/>
               </w:rPr>
-              <w:t xml:space="preserve">БД-2</w:t>
+              <w:t xml:space="preserve">ТГ-2</w:t>
             </w:r>
           </w:p>
         </w:tc>
@@ -7991,7 +8472,7 @@
                 <w:sz w:val="20"/>
                 <w:szCs w:val="20"/>
               </w:rPr>
-              <w:t xml:space="preserve">Проверка подключения</w:t>
+              <w:t xml:space="preserve">Блокировка/разблокировка</w:t>
             </w:r>
           </w:p>
         </w:tc>
@@ -8015,7 +8496,7 @@
                 <w:sz w:val="20"/>
                 <w:szCs w:val="20"/>
               </w:rPr>
-              <w:t xml:space="preserve">Заполнить параметры MySQL/PostgreSQL; «Проверить»</w:t>
+              <w:t xml:space="preserve">Заблокировать, затем разблокировать пользователя</w:t>
             </w:r>
           </w:p>
         </w:tc>
@@ -8039,7 +8520,7 @@
                 <w:sz w:val="20"/>
                 <w:szCs w:val="20"/>
               </w:rPr>
-              <w:t xml:space="preserve">Сообщение об успехе либо понятная причина ошибки</w:t>
+              <w:t xml:space="preserve">Заблокированный не получает ответы; после разблокировки доступ восстановлен</w:t>
             </w:r>
           </w:p>
         </w:tc>
@@ -8066,7 +8547,7 @@
                 <w:sz w:val="20"/>
                 <w:szCs w:val="20"/>
               </w:rPr>
-              <w:t xml:space="preserve">БД-3</w:t>
+              <w:t xml:space="preserve">ТГ-3</w:t>
             </w:r>
           </w:p>
         </w:tc>
@@ -8090,7 +8571,7 @@
                 <w:sz w:val="20"/>
                 <w:szCs w:val="20"/>
               </w:rPr>
-              <w:t xml:space="preserve">Копирование данных</w:t>
+              <w:t xml:space="preserve">Авто-подтверждение</w:t>
             </w:r>
           </w:p>
         </w:tc>
@@ -8114,7 +8595,7 @@
                 <w:sz w:val="20"/>
                 <w:szCs w:val="20"/>
               </w:rPr>
-              <w:t xml:space="preserve">«Копировать данные и настройки» в выбранную СУБД</w:t>
+              <w:t xml:space="preserve">Включить TELEGRAM_AUTO_APPROVE; написать новым пользователем</w:t>
             </w:r>
           </w:p>
         </w:tc>
@@ -8138,7 +8619,7 @@
                 <w:sz w:val="20"/>
                 <w:szCs w:val="20"/>
               </w:rPr>
-              <w:t xml:space="preserve">Данные и настройки скопированы; активный бэкенд не изменён</w:t>
+              <w:t xml:space="preserve">Доступ предоставляется сразу</w:t>
             </w:r>
           </w:p>
         </w:tc>
@@ -8165,7 +8646,7 @@
                 <w:sz w:val="20"/>
                 <w:szCs w:val="20"/>
               </w:rPr>
-              <w:t xml:space="preserve">БД-4</w:t>
+              <w:t xml:space="preserve">ТГ-4</w:t>
             </w:r>
           </w:p>
         </w:tc>
@@ -8189,7 +8670,7 @@
                 <w:sz w:val="20"/>
                 <w:szCs w:val="20"/>
               </w:rPr>
-              <w:t xml:space="preserve">Миграция и переключение</w:t>
+              <w:t xml:space="preserve">Работа через прокси</w:t>
             </w:r>
           </w:p>
         </w:tc>
@@ -8213,7 +8694,7 @@
                 <w:sz w:val="20"/>
                 <w:szCs w:val="20"/>
               </w:rPr>
-              <w:t xml:space="preserve">«Мигрировать на PostgreSQL», затем «Перезапустить сервис»</w:t>
+              <w:t xml:space="preserve">Задать TELEGRAM_PROXY (SOCKS5/HTTP); перезапустить бота</w:t>
             </w:r>
           </w:p>
         </w:tc>
@@ -8237,7 +8718,7 @@
                 <w:sz w:val="20"/>
                 <w:szCs w:val="20"/>
               </w:rPr>
-              <w:t xml:space="preserve">Данные перенесены, бэкенд переключён; возможен возврат на SQLite</w:t>
+              <w:t xml:space="preserve">Бот работает через прокси; MTProto-ссылки не принимаются</w:t>
             </w:r>
           </w:p>
         </w:tc>
@@ -8264,7 +8745,7 @@
                 <w:sz w:val="20"/>
                 <w:szCs w:val="20"/>
               </w:rPr>
-              <w:t xml:space="preserve">БД-5</w:t>
+              <w:t xml:space="preserve">ТГ-5</w:t>
             </w:r>
           </w:p>
         </w:tc>
@@ -8288,7 +8769,7 @@
                 <w:sz w:val="20"/>
                 <w:szCs w:val="20"/>
               </w:rPr>
-              <w:t xml:space="preserve">Расширенная статистика</w:t>
+              <w:t xml:space="preserve">Отдельная история</w:t>
             </w:r>
           </w:p>
         </w:tc>
@@ -8312,7 +8793,7 @@
                 <w:sz w:val="20"/>
                 <w:szCs w:val="20"/>
               </w:rPr>
-              <w:t xml:space="preserve">«Система» → «Базы данных»</w:t>
+              <w:t xml:space="preserve">Открыть раздел «Телеграм»</w:t>
             </w:r>
           </w:p>
         </w:tc>
@@ -8336,106 +8817,7 @@
                 <w:sz w:val="20"/>
                 <w:szCs w:val="20"/>
               </w:rPr>
-              <w:t xml:space="preserve">По бэкендам показаны статус, версия, размер, число записей</w:t>
-            </w:r>
-          </w:p>
-        </w:tc>
-      </w:tr>
-      <w:tr>
-        <w:tc>
-          <w:tcPr>
-            <w:tcW w:w="760" w:type="dxa"/>
-            <w:tcMar>
-              <w:top w:w="40" w:type="dxa"/>
-              <w:left w:w="110" w:type="dxa"/>
-              <w:bottom w:w="40" w:type="dxa"/>
-              <w:right w:w="110" w:type="dxa"/>
-            </w:tcMar>
-            <w:vAlign w:val="top"/>
-          </w:tcPr>
-          <w:p>
-            <w:pPr>
-              <w:spacing w:after="0" w:line="252" w:lineRule="auto"/>
-              <w:jc w:val="center"/>
-            </w:pPr>
-            <w:r>
-              <w:rPr>
-                <w:sz w:val="20"/>
-                <w:szCs w:val="20"/>
-              </w:rPr>
-              <w:t xml:space="preserve">БД-6</w:t>
-            </w:r>
-          </w:p>
-        </w:tc>
-        <w:tc>
-          <w:tcPr>
-            <w:tcW w:w="2500" w:type="dxa"/>
-            <w:tcMar>
-              <w:top w:w="40" w:type="dxa"/>
-              <w:left w:w="110" w:type="dxa"/>
-              <w:bottom w:w="40" w:type="dxa"/>
-              <w:right w:w="110" w:type="dxa"/>
-            </w:tcMar>
-            <w:vAlign w:val="top"/>
-          </w:tcPr>
-          <w:p>
-            <w:pPr>
-              <w:spacing w:after="0" w:line="252" w:lineRule="auto"/>
-            </w:pPr>
-            <w:r>
-              <w:rPr>
-                <w:sz w:val="20"/>
-                <w:szCs w:val="20"/>
-              </w:rPr>
-              <w:t xml:space="preserve">Устойчивость к сбою БД</w:t>
-            </w:r>
-          </w:p>
-        </w:tc>
-        <w:tc>
-          <w:tcPr>
-            <w:tcW w:w="3300" w:type="dxa"/>
-            <w:tcMar>
-              <w:top w:w="40" w:type="dxa"/>
-              <w:left w:w="110" w:type="dxa"/>
-              <w:bottom w:w="40" w:type="dxa"/>
-              <w:right w:w="110" w:type="dxa"/>
-            </w:tcMar>
-            <w:vAlign w:val="top"/>
-          </w:tcPr>
-          <w:p>
-            <w:pPr>
-              <w:spacing w:after="0" w:line="252" w:lineRule="auto"/>
-            </w:pPr>
-            <w:r>
-              <w:rPr>
-                <w:sz w:val="20"/>
-                <w:szCs w:val="20"/>
-              </w:rPr>
-              <w:t xml:space="preserve">Сделать внешнюю БД недоступной во время работы</w:t>
-            </w:r>
-          </w:p>
-        </w:tc>
-        <w:tc>
-          <w:tcPr>
-            <w:tcW w:w="2795" w:type="dxa"/>
-            <w:tcMar>
-              <w:top w:w="40" w:type="dxa"/>
-              <w:left w:w="110" w:type="dxa"/>
-              <w:bottom w:w="40" w:type="dxa"/>
-              <w:right w:w="110" w:type="dxa"/>
-            </w:tcMar>
-            <w:vAlign w:val="top"/>
-          </w:tcPr>
-          <w:p>
-            <w:pPr>
-              <w:spacing w:after="0" w:line="252" w:lineRule="auto"/>
-            </w:pPr>
-            <w:r>
-              <w:rPr>
-                <w:sz w:val="20"/>
-                <w:szCs w:val="20"/>
-              </w:rPr>
-              <w:t xml:space="preserve">Запись пропускается без отказа чата; ошибка читаема (в т.ч. не-UTF-8 сообщения)</w:t>
+              <w:t xml:space="preserve">История запросов из Telegram отдельная; доступны статистика и очистка</w:t>
             </w:r>
           </w:p>
         </w:tc>
@@ -8455,7 +8837,7 @@
         <w:spacing w:before="200" w:after="120"/>
       </w:pPr>
       <w:r>
-        <w:t xml:space="preserve">6.9. Кэш Redis</w:t>
+        <w:t xml:space="preserve">6.9. Хранилище данных (SQLite/MySQL/PostgreSQL)</w:t>
       </w:r>
     </w:p>
     <w:p>
@@ -8464,7 +8846,7 @@
         <w:jc w:val="both"/>
       </w:pPr>
       <w:r>
-        <w:t xml:space="preserve">Проверяется опциональное кэширование и инвалидация.</w:t>
+        <w:t xml:space="preserve">Проверяется переключаемое хранилище и миграция между СУБД.</w:t>
       </w:r>
     </w:p>
     <w:tbl>
@@ -8618,7 +9000,7 @@
                 <w:sz w:val="20"/>
                 <w:szCs w:val="20"/>
               </w:rPr>
-              <w:t xml:space="preserve">КЭШ-1</w:t>
+              <w:t xml:space="preserve">БД-1</w:t>
             </w:r>
           </w:p>
         </w:tc>
@@ -8642,7 +9024,7 @@
                 <w:sz w:val="20"/>
                 <w:szCs w:val="20"/>
               </w:rPr>
-              <w:t xml:space="preserve">Включение/состояние</w:t>
+              <w:t xml:space="preserve">Работа на SQLite</w:t>
             </w:r>
           </w:p>
         </w:tc>
@@ -8666,7 +9048,7 @@
                 <w:sz w:val="20"/>
                 <w:szCs w:val="20"/>
               </w:rPr>
-              <w:t xml:space="preserve">Включить REDIS_ENABLED; «Система» → «Кэш Redis»</w:t>
+              <w:t xml:space="preserve">При настройках по умолчанию задать вопросы, поставить оценки</w:t>
             </w:r>
           </w:p>
         </w:tc>
@@ -8690,7 +9072,7 @@
                 <w:sz w:val="20"/>
                 <w:szCs w:val="20"/>
               </w:rPr>
-              <w:t xml:space="preserve">Показаны версия, память, ключи, попадания; при недоступности — пометка</w:t>
+              <w:t xml:space="preserve">Журнал, история и аналитика ведутся в SQLite без внешних служб</w:t>
             </w:r>
           </w:p>
         </w:tc>
@@ -8717,7 +9099,7 @@
                 <w:sz w:val="20"/>
                 <w:szCs w:val="20"/>
               </w:rPr>
-              <w:t xml:space="preserve">КЭШ-2</w:t>
+              <w:t xml:space="preserve">БД-2</w:t>
             </w:r>
           </w:p>
         </w:tc>
@@ -8741,7 +9123,7 @@
                 <w:sz w:val="20"/>
                 <w:szCs w:val="20"/>
               </w:rPr>
-              <w:t xml:space="preserve">Кэширование и инвалидация</w:t>
+              <w:t xml:space="preserve">Проверка подключения</w:t>
             </w:r>
           </w:p>
         </w:tc>
@@ -8765,7 +9147,7 @@
                 <w:sz w:val="20"/>
                 <w:szCs w:val="20"/>
               </w:rPr>
-              <w:t xml:space="preserve">Выполнить запросы; затем переиндексацию и новую запись в журнал</w:t>
+              <w:t xml:space="preserve">Заполнить параметры MySQL/PostgreSQL; «Проверить»</w:t>
             </w:r>
           </w:p>
         </w:tc>
@@ -8789,7 +9171,7 @@
                 <w:sz w:val="20"/>
                 <w:szCs w:val="20"/>
               </w:rPr>
-              <w:t xml:space="preserve">Кэш используется; агрегаты сбрасываются при записи, поиск/ответы — при переиндексации</w:t>
+              <w:t xml:space="preserve">Сообщение об успехе либо понятная причина ошибки</w:t>
             </w:r>
           </w:p>
         </w:tc>
@@ -8816,7 +9198,7 @@
                 <w:sz w:val="20"/>
                 <w:szCs w:val="20"/>
               </w:rPr>
-              <w:t xml:space="preserve">КЭШ-3</w:t>
+              <w:t xml:space="preserve">БД-3</w:t>
             </w:r>
           </w:p>
         </w:tc>
@@ -8840,7 +9222,7 @@
                 <w:sz w:val="20"/>
                 <w:szCs w:val="20"/>
               </w:rPr>
-              <w:t xml:space="preserve">Очистка кэша</w:t>
+              <w:t xml:space="preserve">Копирование данных</w:t>
             </w:r>
           </w:p>
         </w:tc>
@@ -8864,7 +9246,7 @@
                 <w:sz w:val="20"/>
                 <w:szCs w:val="20"/>
               </w:rPr>
-              <w:t xml:space="preserve">«Очистить кэш Redis»</w:t>
+              <w:t xml:space="preserve">«Копировать данные и настройки» в выбранную СУБД</w:t>
             </w:r>
           </w:p>
         </w:tc>
@@ -8888,7 +9270,7 @@
                 <w:sz w:val="20"/>
                 <w:szCs w:val="20"/>
               </w:rPr>
-              <w:t xml:space="preserve">Кэш-ключи удалены; возвращено число удалённых</w:t>
+              <w:t xml:space="preserve">Данные и настройки скопированы; активный бэкенд не изменён</w:t>
             </w:r>
           </w:p>
         </w:tc>
@@ -8915,7 +9297,7 @@
                 <w:sz w:val="20"/>
                 <w:szCs w:val="20"/>
               </w:rPr>
-              <w:t xml:space="preserve">КЭШ-4</w:t>
+              <w:t xml:space="preserve">БД-4</w:t>
             </w:r>
           </w:p>
         </w:tc>
@@ -8939,7 +9321,7 @@
                 <w:sz w:val="20"/>
                 <w:szCs w:val="20"/>
               </w:rPr>
-              <w:t xml:space="preserve">Работа без Redis</w:t>
+              <w:t xml:space="preserve">Миграция и переключение</w:t>
             </w:r>
           </w:p>
         </w:tc>
@@ -8963,7 +9345,7 @@
                 <w:sz w:val="20"/>
                 <w:szCs w:val="20"/>
               </w:rPr>
-              <w:t xml:space="preserve">Выключить REDIS_ENABLED</w:t>
+              <w:t xml:space="preserve">«Мигрировать на PostgreSQL», затем «Перезапустить сервис»</w:t>
             </w:r>
           </w:p>
         </w:tc>
@@ -8987,7 +9369,205 @@
                 <w:sz w:val="20"/>
                 <w:szCs w:val="20"/>
               </w:rPr>
-              <w:t xml:space="preserve">Все функции работают напрямую без ошибок</w:t>
+              <w:t xml:space="preserve">Данные перенесены, бэкенд переключён; возможен возврат на SQLite</w:t>
+            </w:r>
+          </w:p>
+        </w:tc>
+      </w:tr>
+      <w:tr>
+        <w:tc>
+          <w:tcPr>
+            <w:tcW w:w="760" w:type="dxa"/>
+            <w:tcMar>
+              <w:top w:w="40" w:type="dxa"/>
+              <w:left w:w="110" w:type="dxa"/>
+              <w:bottom w:w="40" w:type="dxa"/>
+              <w:right w:w="110" w:type="dxa"/>
+            </w:tcMar>
+            <w:vAlign w:val="top"/>
+          </w:tcPr>
+          <w:p>
+            <w:pPr>
+              <w:spacing w:after="0" w:line="252" w:lineRule="auto"/>
+              <w:jc w:val="center"/>
+            </w:pPr>
+            <w:r>
+              <w:rPr>
+                <w:sz w:val="20"/>
+                <w:szCs w:val="20"/>
+              </w:rPr>
+              <w:t xml:space="preserve">БД-5</w:t>
+            </w:r>
+          </w:p>
+        </w:tc>
+        <w:tc>
+          <w:tcPr>
+            <w:tcW w:w="2500" w:type="dxa"/>
+            <w:tcMar>
+              <w:top w:w="40" w:type="dxa"/>
+              <w:left w:w="110" w:type="dxa"/>
+              <w:bottom w:w="40" w:type="dxa"/>
+              <w:right w:w="110" w:type="dxa"/>
+            </w:tcMar>
+            <w:vAlign w:val="top"/>
+          </w:tcPr>
+          <w:p>
+            <w:pPr>
+              <w:spacing w:after="0" w:line="252" w:lineRule="auto"/>
+            </w:pPr>
+            <w:r>
+              <w:rPr>
+                <w:sz w:val="20"/>
+                <w:szCs w:val="20"/>
+              </w:rPr>
+              <w:t xml:space="preserve">Расширенная статистика</w:t>
+            </w:r>
+          </w:p>
+        </w:tc>
+        <w:tc>
+          <w:tcPr>
+            <w:tcW w:w="3300" w:type="dxa"/>
+            <w:tcMar>
+              <w:top w:w="40" w:type="dxa"/>
+              <w:left w:w="110" w:type="dxa"/>
+              <w:bottom w:w="40" w:type="dxa"/>
+              <w:right w:w="110" w:type="dxa"/>
+            </w:tcMar>
+            <w:vAlign w:val="top"/>
+          </w:tcPr>
+          <w:p>
+            <w:pPr>
+              <w:spacing w:after="0" w:line="252" w:lineRule="auto"/>
+            </w:pPr>
+            <w:r>
+              <w:rPr>
+                <w:sz w:val="20"/>
+                <w:szCs w:val="20"/>
+              </w:rPr>
+              <w:t xml:space="preserve">«Система» → «Базы данных»</w:t>
+            </w:r>
+          </w:p>
+        </w:tc>
+        <w:tc>
+          <w:tcPr>
+            <w:tcW w:w="2795" w:type="dxa"/>
+            <w:tcMar>
+              <w:top w:w="40" w:type="dxa"/>
+              <w:left w:w="110" w:type="dxa"/>
+              <w:bottom w:w="40" w:type="dxa"/>
+              <w:right w:w="110" w:type="dxa"/>
+            </w:tcMar>
+            <w:vAlign w:val="top"/>
+          </w:tcPr>
+          <w:p>
+            <w:pPr>
+              <w:spacing w:after="0" w:line="252" w:lineRule="auto"/>
+            </w:pPr>
+            <w:r>
+              <w:rPr>
+                <w:sz w:val="20"/>
+                <w:szCs w:val="20"/>
+              </w:rPr>
+              <w:t xml:space="preserve">По бэкендам показаны статус, версия, размер, число записей</w:t>
+            </w:r>
+          </w:p>
+        </w:tc>
+      </w:tr>
+      <w:tr>
+        <w:tc>
+          <w:tcPr>
+            <w:tcW w:w="760" w:type="dxa"/>
+            <w:tcMar>
+              <w:top w:w="40" w:type="dxa"/>
+              <w:left w:w="110" w:type="dxa"/>
+              <w:bottom w:w="40" w:type="dxa"/>
+              <w:right w:w="110" w:type="dxa"/>
+            </w:tcMar>
+            <w:vAlign w:val="top"/>
+          </w:tcPr>
+          <w:p>
+            <w:pPr>
+              <w:spacing w:after="0" w:line="252" w:lineRule="auto"/>
+              <w:jc w:val="center"/>
+            </w:pPr>
+            <w:r>
+              <w:rPr>
+                <w:sz w:val="20"/>
+                <w:szCs w:val="20"/>
+              </w:rPr>
+              <w:t xml:space="preserve">БД-6</w:t>
+            </w:r>
+          </w:p>
+        </w:tc>
+        <w:tc>
+          <w:tcPr>
+            <w:tcW w:w="2500" w:type="dxa"/>
+            <w:tcMar>
+              <w:top w:w="40" w:type="dxa"/>
+              <w:left w:w="110" w:type="dxa"/>
+              <w:bottom w:w="40" w:type="dxa"/>
+              <w:right w:w="110" w:type="dxa"/>
+            </w:tcMar>
+            <w:vAlign w:val="top"/>
+          </w:tcPr>
+          <w:p>
+            <w:pPr>
+              <w:spacing w:after="0" w:line="252" w:lineRule="auto"/>
+            </w:pPr>
+            <w:r>
+              <w:rPr>
+                <w:sz w:val="20"/>
+                <w:szCs w:val="20"/>
+              </w:rPr>
+              <w:t xml:space="preserve">Устойчивость к сбою БД</w:t>
+            </w:r>
+          </w:p>
+        </w:tc>
+        <w:tc>
+          <w:tcPr>
+            <w:tcW w:w="3300" w:type="dxa"/>
+            <w:tcMar>
+              <w:top w:w="40" w:type="dxa"/>
+              <w:left w:w="110" w:type="dxa"/>
+              <w:bottom w:w="40" w:type="dxa"/>
+              <w:right w:w="110" w:type="dxa"/>
+            </w:tcMar>
+            <w:vAlign w:val="top"/>
+          </w:tcPr>
+          <w:p>
+            <w:pPr>
+              <w:spacing w:after="0" w:line="252" w:lineRule="auto"/>
+            </w:pPr>
+            <w:r>
+              <w:rPr>
+                <w:sz w:val="20"/>
+                <w:szCs w:val="20"/>
+              </w:rPr>
+              <w:t xml:space="preserve">Сделать внешнюю БД недоступной во время работы</w:t>
+            </w:r>
+          </w:p>
+        </w:tc>
+        <w:tc>
+          <w:tcPr>
+            <w:tcW w:w="2795" w:type="dxa"/>
+            <w:tcMar>
+              <w:top w:w="40" w:type="dxa"/>
+              <w:left w:w="110" w:type="dxa"/>
+              <w:bottom w:w="40" w:type="dxa"/>
+              <w:right w:w="110" w:type="dxa"/>
+            </w:tcMar>
+            <w:vAlign w:val="top"/>
+          </w:tcPr>
+          <w:p>
+            <w:pPr>
+              <w:spacing w:after="0" w:line="252" w:lineRule="auto"/>
+            </w:pPr>
+            <w:r>
+              <w:rPr>
+                <w:sz w:val="20"/>
+                <w:szCs w:val="20"/>
+              </w:rPr>
+              <w:t xml:space="preserve">Запись пропускается без отказа чата; ошибка читаема (в т.ч. не-UTF-8 сообщения)</w:t>
             </w:r>
           </w:p>
         </w:tc>
@@ -9007,7 +9587,7 @@
         <w:spacing w:before="200" w:after="120"/>
       </w:pPr>
       <w:r>
-        <w:t xml:space="preserve">6.10. Каталог документов в PostgreSQL</w:t>
+        <w:t xml:space="preserve">6.10. Кэш Redis</w:t>
       </w:r>
     </w:p>
     <w:p>
@@ -9016,7 +9596,7 @@
         <w:jc w:val="both"/>
       </w:pPr>
       <w:r>
-        <w:t xml:space="preserve">Проверяется хранение документов в PostgreSQL и работа без папки.</w:t>
+        <w:t xml:space="preserve">Проверяется опциональное кэширование и инвалидация.</w:t>
       </w:r>
     </w:p>
     <w:tbl>
@@ -9170,7 +9750,7 @@
                 <w:sz w:val="20"/>
                 <w:szCs w:val="20"/>
               </w:rPr>
-              <w:t xml:space="preserve">КАТ-1</w:t>
+              <w:t xml:space="preserve">КЭШ-1</w:t>
             </w:r>
           </w:p>
         </w:tc>
@@ -9194,7 +9774,7 @@
                 <w:sz w:val="20"/>
                 <w:szCs w:val="20"/>
               </w:rPr>
-              <w:t xml:space="preserve">Загрузка документов целиком</w:t>
+              <w:t xml:space="preserve">Включение/состояние</w:t>
             </w:r>
           </w:p>
         </w:tc>
@@ -9218,7 +9798,7 @@
                 <w:sz w:val="20"/>
                 <w:szCs w:val="20"/>
               </w:rPr>
-              <w:t xml:space="preserve">При активной PostgreSQL — «Загрузить каталог данных в PostgreSQL»</w:t>
+              <w:t xml:space="preserve">Включить REDIS_ENABLED; «Система» → «Кэш Redis»</w:t>
             </w:r>
           </w:p>
         </w:tc>
@@ -9242,7 +9822,7 @@
                 <w:sz w:val="20"/>
                 <w:szCs w:val="20"/>
               </w:rPr>
-              <w:t xml:space="preserve">Файлы в doc_catalog (содержимое + имя + расширение + SHA-256); крупные (≥64 МБ) — Large Object (до 100 ГБ)</w:t>
+              <w:t xml:space="preserve">Показаны версия, память, ключи, попадания; при недоступности — пометка</w:t>
             </w:r>
           </w:p>
         </w:tc>
@@ -9269,7 +9849,7 @@
                 <w:sz w:val="20"/>
                 <w:szCs w:val="20"/>
               </w:rPr>
-              <w:t xml:space="preserve">КАТ-2</w:t>
+              <w:t xml:space="preserve">КЭШ-2</w:t>
             </w:r>
           </w:p>
         </w:tc>
@@ -9293,7 +9873,7 @@
                 <w:sz w:val="20"/>
                 <w:szCs w:val="20"/>
               </w:rPr>
-              <w:t xml:space="preserve">Пропуск неизменённых</w:t>
+              <w:t xml:space="preserve">Кэширование и инвалидация</w:t>
             </w:r>
           </w:p>
         </w:tc>
@@ -9317,7 +9897,7 @@
                 <w:sz w:val="20"/>
                 <w:szCs w:val="20"/>
               </w:rPr>
-              <w:t xml:space="preserve">Повторить загрузку каталога</w:t>
+              <w:t xml:space="preserve">Выполнить запросы; затем переиндексацию и новую запись в журнал</w:t>
             </w:r>
           </w:p>
         </w:tc>
@@ -9341,7 +9921,7 @@
                 <w:sz w:val="20"/>
                 <w:szCs w:val="20"/>
               </w:rPr>
-              <w:t xml:space="preserve">Неизменённые файлы пропускаются (по размеру/дате и SHA-256)</w:t>
+              <w:t xml:space="preserve">Кэш используется; агрегаты сбрасываются при записи, поиск/ответы — при переиндексации</w:t>
             </w:r>
           </w:p>
         </w:tc>
@@ -9368,7 +9948,7 @@
                 <w:sz w:val="20"/>
                 <w:szCs w:val="20"/>
               </w:rPr>
-              <w:t xml:space="preserve">КАТ-3</w:t>
+              <w:t xml:space="preserve">КЭШ-3</w:t>
             </w:r>
           </w:p>
         </w:tc>
@@ -9392,7 +9972,7 @@
                 <w:sz w:val="20"/>
                 <w:szCs w:val="20"/>
               </w:rPr>
-              <w:t xml:space="preserve">Переключение источника</w:t>
+              <w:t xml:space="preserve">Очистка кэша</w:t>
             </w:r>
           </w:p>
         </w:tc>
@@ -9416,7 +9996,7 @@
                 <w:sz w:val="20"/>
                 <w:szCs w:val="20"/>
               </w:rPr>
-              <w:t xml:space="preserve">«Перейти на работу с каталогом в PostgreSQL», затем обратно</w:t>
+              <w:t xml:space="preserve">«Очистить кэш Redis»</w:t>
             </w:r>
           </w:p>
         </w:tc>
@@ -9440,7 +10020,7 @@
                 <w:sz w:val="20"/>
                 <w:szCs w:val="20"/>
               </w:rPr>
-              <w:t xml:space="preserve">Список каталога и просмотр текста переключаются PostgreSQL ↔ файловая система</w:t>
+              <w:t xml:space="preserve">Кэш-ключи удалены; возвращено число удалённых</w:t>
             </w:r>
           </w:p>
         </w:tc>
@@ -9467,7 +10047,7 @@
                 <w:sz w:val="20"/>
                 <w:szCs w:val="20"/>
               </w:rPr>
-              <w:t xml:space="preserve">КАТ-4</w:t>
+              <w:t xml:space="preserve">КЭШ-4</w:t>
             </w:r>
           </w:p>
         </w:tc>
@@ -9491,7 +10071,7 @@
                 <w:sz w:val="20"/>
                 <w:szCs w:val="20"/>
               </w:rPr>
-              <w:t xml:space="preserve">Индексация из БД (без папки)</w:t>
+              <w:t xml:space="preserve">Работа без Redis</w:t>
             </w:r>
           </w:p>
         </w:tc>
@@ -9515,7 +10095,7 @@
                 <w:sz w:val="20"/>
                 <w:szCs w:val="20"/>
               </w:rPr>
-              <w:t xml:space="preserve">Переключить источник на PostgreSQL и переиндексировать</w:t>
+              <w:t xml:space="preserve">Выключить REDIS_ENABLED</w:t>
             </w:r>
           </w:p>
         </w:tc>
@@ -9539,205 +10119,7 @@
                 <w:sz w:val="20"/>
                 <w:szCs w:val="20"/>
               </w:rPr>
-              <w:t xml:space="preserve">Индекс строится из doc_catalog; папку можно удалить — поиск/каталог/предпросмотр/медиа работают из PostgreSQL</w:t>
-            </w:r>
-          </w:p>
-        </w:tc>
-      </w:tr>
-      <w:tr>
-        <w:tc>
-          <w:tcPr>
-            <w:tcW w:w="760" w:type="dxa"/>
-            <w:tcMar>
-              <w:top w:w="40" w:type="dxa"/>
-              <w:left w:w="110" w:type="dxa"/>
-              <w:bottom w:w="40" w:type="dxa"/>
-              <w:right w:w="110" w:type="dxa"/>
-            </w:tcMar>
-            <w:vAlign w:val="top"/>
-          </w:tcPr>
-          <w:p>
-            <w:pPr>
-              <w:spacing w:after="0" w:line="252" w:lineRule="auto"/>
-              <w:jc w:val="center"/>
-            </w:pPr>
-            <w:r>
-              <w:rPr>
-                <w:sz w:val="20"/>
-                <w:szCs w:val="20"/>
-              </w:rPr>
-              <w:t xml:space="preserve">КАТ-5</w:t>
-            </w:r>
-          </w:p>
-        </w:tc>
-        <w:tc>
-          <w:tcPr>
-            <w:tcW w:w="2500" w:type="dxa"/>
-            <w:tcMar>
-              <w:top w:w="40" w:type="dxa"/>
-              <w:left w:w="110" w:type="dxa"/>
-              <w:bottom w:w="40" w:type="dxa"/>
-              <w:right w:w="110" w:type="dxa"/>
-            </w:tcMar>
-            <w:vAlign w:val="top"/>
-          </w:tcPr>
-          <w:p>
-            <w:pPr>
-              <w:spacing w:after="0" w:line="252" w:lineRule="auto"/>
-            </w:pPr>
-            <w:r>
-              <w:rPr>
-                <w:sz w:val="20"/>
-                <w:szCs w:val="20"/>
-              </w:rPr>
-              <w:t xml:space="preserve">Новые загрузки в БД</w:t>
-            </w:r>
-          </w:p>
-        </w:tc>
-        <w:tc>
-          <w:tcPr>
-            <w:tcW w:w="3300" w:type="dxa"/>
-            <w:tcMar>
-              <w:top w:w="40" w:type="dxa"/>
-              <w:left w:w="110" w:type="dxa"/>
-              <w:bottom w:w="40" w:type="dxa"/>
-              <w:right w:w="110" w:type="dxa"/>
-            </w:tcMar>
-            <w:vAlign w:val="top"/>
-          </w:tcPr>
-          <w:p>
-            <w:pPr>
-              <w:spacing w:after="0" w:line="252" w:lineRule="auto"/>
-            </w:pPr>
-            <w:r>
-              <w:rPr>
-                <w:sz w:val="20"/>
-                <w:szCs w:val="20"/>
-              </w:rPr>
-              <w:t xml:space="preserve">Загрузить файлы/папку и спарсить сайт в режиме каталога PostgreSQL</w:t>
-            </w:r>
-          </w:p>
-        </w:tc>
-        <w:tc>
-          <w:tcPr>
-            <w:tcW w:w="2795" w:type="dxa"/>
-            <w:tcMar>
-              <w:top w:w="40" w:type="dxa"/>
-              <w:left w:w="110" w:type="dxa"/>
-              <w:bottom w:w="40" w:type="dxa"/>
-              <w:right w:w="110" w:type="dxa"/>
-            </w:tcMar>
-            <w:vAlign w:val="top"/>
-          </w:tcPr>
-          <w:p>
-            <w:pPr>
-              <w:spacing w:after="0" w:line="252" w:lineRule="auto"/>
-            </w:pPr>
-            <w:r>
-              <w:rPr>
-                <w:sz w:val="20"/>
-                <w:szCs w:val="20"/>
-              </w:rPr>
-              <w:t xml:space="preserve">Новые документы попадают и в PostgreSQL и учитываются при индексации из БД</w:t>
-            </w:r>
-          </w:p>
-        </w:tc>
-      </w:tr>
-      <w:tr>
-        <w:tc>
-          <w:tcPr>
-            <w:tcW w:w="760" w:type="dxa"/>
-            <w:tcMar>
-              <w:top w:w="40" w:type="dxa"/>
-              <w:left w:w="110" w:type="dxa"/>
-              <w:bottom w:w="40" w:type="dxa"/>
-              <w:right w:w="110" w:type="dxa"/>
-            </w:tcMar>
-            <w:vAlign w:val="top"/>
-          </w:tcPr>
-          <w:p>
-            <w:pPr>
-              <w:spacing w:after="0" w:line="252" w:lineRule="auto"/>
-              <w:jc w:val="center"/>
-            </w:pPr>
-            <w:r>
-              <w:rPr>
-                <w:sz w:val="20"/>
-                <w:szCs w:val="20"/>
-              </w:rPr>
-              <w:t xml:space="preserve">КАТ-6</w:t>
-            </w:r>
-          </w:p>
-        </w:tc>
-        <w:tc>
-          <w:tcPr>
-            <w:tcW w:w="2500" w:type="dxa"/>
-            <w:tcMar>
-              <w:top w:w="40" w:type="dxa"/>
-              <w:left w:w="110" w:type="dxa"/>
-              <w:bottom w:w="40" w:type="dxa"/>
-              <w:right w:w="110" w:type="dxa"/>
-            </w:tcMar>
-            <w:vAlign w:val="top"/>
-          </w:tcPr>
-          <w:p>
-            <w:pPr>
-              <w:spacing w:after="0" w:line="252" w:lineRule="auto"/>
-            </w:pPr>
-            <w:r>
-              <w:rPr>
-                <w:sz w:val="20"/>
-                <w:szCs w:val="20"/>
-              </w:rPr>
-              <w:t xml:space="preserve">Очистка только файлов</w:t>
-            </w:r>
-          </w:p>
-        </w:tc>
-        <w:tc>
-          <w:tcPr>
-            <w:tcW w:w="3300" w:type="dxa"/>
-            <w:tcMar>
-              <w:top w:w="40" w:type="dxa"/>
-              <w:left w:w="110" w:type="dxa"/>
-              <w:bottom w:w="40" w:type="dxa"/>
-              <w:right w:w="110" w:type="dxa"/>
-            </w:tcMar>
-            <w:vAlign w:val="top"/>
-          </w:tcPr>
-          <w:p>
-            <w:pPr>
-              <w:spacing w:after="0" w:line="252" w:lineRule="auto"/>
-            </w:pPr>
-            <w:r>
-              <w:rPr>
-                <w:sz w:val="20"/>
-                <w:szCs w:val="20"/>
-              </w:rPr>
-              <w:t xml:space="preserve">«Очистить каталог данных в PostgreSQL (только файлы)»</w:t>
-            </w:r>
-          </w:p>
-        </w:tc>
-        <w:tc>
-          <w:tcPr>
-            <w:tcW w:w="2795" w:type="dxa"/>
-            <w:tcMar>
-              <w:top w:w="40" w:type="dxa"/>
-              <w:left w:w="110" w:type="dxa"/>
-              <w:bottom w:w="40" w:type="dxa"/>
-              <w:right w:w="110" w:type="dxa"/>
-            </w:tcMar>
-            <w:vAlign w:val="top"/>
-          </w:tcPr>
-          <w:p>
-            <w:pPr>
-              <w:spacing w:after="0" w:line="252" w:lineRule="auto"/>
-            </w:pPr>
-            <w:r>
-              <w:rPr>
-                <w:sz w:val="20"/>
-                <w:szCs w:val="20"/>
-              </w:rPr>
-              <w:t xml:space="preserve">Удалено содержимое файлов (включая Large Object); метаданные и текст сохранены</w:t>
+              <w:t xml:space="preserve">Все функции работают напрямую без ошибок</w:t>
             </w:r>
           </w:p>
         </w:tc>
@@ -9757,7 +10139,7 @@
         <w:spacing w:before="200" w:after="120"/>
       </w:pPr>
       <w:r>
-        <w:t xml:space="preserve">6.11. Парсинг сайтов</w:t>
+        <w:t xml:space="preserve">6.11. Каталог документов в PostgreSQL</w:t>
       </w:r>
     </w:p>
     <w:p>
@@ -9766,7 +10148,7 @@
         <w:jc w:val="both"/>
       </w:pPr>
       <w:r>
-        <w:t xml:space="preserve">Проверяется добавление содержимого сайтов в базу знаний.</w:t>
+        <w:t xml:space="preserve">Проверяется хранение документов в PostgreSQL и работа без папки.</w:t>
       </w:r>
     </w:p>
     <w:tbl>
@@ -9920,7 +10302,7 @@
                 <w:sz w:val="20"/>
                 <w:szCs w:val="20"/>
               </w:rPr>
-              <w:t xml:space="preserve">САЙТ-1</w:t>
+              <w:t xml:space="preserve">КАТ-1</w:t>
             </w:r>
           </w:p>
         </w:tc>
@@ -9944,7 +10326,7 @@
                 <w:sz w:val="20"/>
                 <w:szCs w:val="20"/>
               </w:rPr>
-              <w:t xml:space="preserve">Обход и извлечение текста</w:t>
+              <w:t xml:space="preserve">Загрузка документов целиком</w:t>
             </w:r>
           </w:p>
         </w:tc>
@@ -9968,7 +10350,7 @@
                 <w:sz w:val="20"/>
                 <w:szCs w:val="20"/>
               </w:rPr>
-              <w:t xml:space="preserve">Указать адрес; задать WEB_CRAWL_DEPTH/WEB_MAX_PAGES; запустить</w:t>
+              <w:t xml:space="preserve">При активной PostgreSQL — «Загрузить каталог данных в PostgreSQL»</w:t>
             </w:r>
           </w:p>
         </w:tc>
@@ -9992,7 +10374,7 @@
                 <w:sz w:val="20"/>
                 <w:szCs w:val="20"/>
               </w:rPr>
-              <w:t xml:space="preserve">Обойдены страницы домена; извлечён основной текст; результат проиндексирован</w:t>
+              <w:t xml:space="preserve">Файлы в doc_catalog (содержимое + имя + расширение + SHA-256); крупные (≥64 МБ) — Large Object (до 100 ГБ)</w:t>
             </w:r>
           </w:p>
         </w:tc>
@@ -10019,7 +10401,7 @@
                 <w:sz w:val="20"/>
                 <w:szCs w:val="20"/>
               </w:rPr>
-              <w:t xml:space="preserve">САЙТ-2</w:t>
+              <w:t xml:space="preserve">КАТ-2</w:t>
             </w:r>
           </w:p>
         </w:tc>
@@ -10043,7 +10425,7 @@
                 <w:sz w:val="20"/>
                 <w:szCs w:val="20"/>
               </w:rPr>
-              <w:t xml:space="preserve">Рендеринг JS-сайтов</w:t>
+              <w:t xml:space="preserve">Пропуск неизменённых</w:t>
             </w:r>
           </w:p>
         </w:tc>
@@ -10067,7 +10449,7 @@
                 <w:sz w:val="20"/>
                 <w:szCs w:val="20"/>
               </w:rPr>
-              <w:t xml:space="preserve">Включить WEB_JS_RENDER; указать сайт на JavaScript</w:t>
+              <w:t xml:space="preserve">Повторить загрузку каталога</w:t>
             </w:r>
           </w:p>
         </w:tc>
@@ -10091,7 +10473,7 @@
                 <w:sz w:val="20"/>
                 <w:szCs w:val="20"/>
               </w:rPr>
-              <w:t xml:space="preserve">Страница рендерится Playwright; при его отсутствии — откат на обычную загрузку с пометкой</w:t>
+              <w:t xml:space="preserve">Неизменённые файлы пропускаются (по размеру/дате и SHA-256)</w:t>
             </w:r>
           </w:p>
         </w:tc>
@@ -10118,7 +10500,7 @@
                 <w:sz w:val="20"/>
                 <w:szCs w:val="20"/>
               </w:rPr>
-              <w:t xml:space="preserve">САЙТ-3</w:t>
+              <w:t xml:space="preserve">КАТ-3</w:t>
             </w:r>
           </w:p>
         </w:tc>
@@ -10142,7 +10524,7 @@
                 <w:sz w:val="20"/>
                 <w:szCs w:val="20"/>
               </w:rPr>
-              <w:t xml:space="preserve">Скачивание файлов</w:t>
+              <w:t xml:space="preserve">Переключение источника</w:t>
             </w:r>
           </w:p>
         </w:tc>
@@ -10166,7 +10548,7 @@
                 <w:sz w:val="20"/>
                 <w:szCs w:val="20"/>
               </w:rPr>
-              <w:t xml:space="preserve">Указать сайт со ссылками на файлы (PDF и др.)</w:t>
+              <w:t xml:space="preserve">«Перейти на работу с каталогом в PostgreSQL», затем обратно</w:t>
             </w:r>
           </w:p>
         </w:tc>
@@ -10190,7 +10572,7 @@
                 <w:sz w:val="20"/>
                 <w:szCs w:val="20"/>
               </w:rPr>
-              <w:t xml:space="preserve">Файлы скачиваются (без фильтра типов, до WEB_MAX_FILES) в web/files и индексируются</w:t>
+              <w:t xml:space="preserve">Список каталога и просмотр текста переключаются PostgreSQL ↔ файловая система</w:t>
             </w:r>
           </w:p>
         </w:tc>
@@ -10217,7 +10599,7 @@
                 <w:sz w:val="20"/>
                 <w:szCs w:val="20"/>
               </w:rPr>
-              <w:t xml:space="preserve">САЙТ-4</w:t>
+              <w:t xml:space="preserve">КАТ-4</w:t>
             </w:r>
           </w:p>
         </w:tc>
@@ -10241,7 +10623,7 @@
                 <w:sz w:val="20"/>
                 <w:szCs w:val="20"/>
               </w:rPr>
-              <w:t xml:space="preserve">Подробный лог</w:t>
+              <w:t xml:space="preserve">Индексация из БД (без папки)</w:t>
             </w:r>
           </w:p>
         </w:tc>
@@ -10265,7 +10647,7 @@
                 <w:sz w:val="20"/>
                 <w:szCs w:val="20"/>
               </w:rPr>
-              <w:t xml:space="preserve">Наблюдать лог парсинга</w:t>
+              <w:t xml:space="preserve">Переключить источник на PostgreSQL и переиндексировать</w:t>
             </w:r>
           </w:p>
         </w:tc>
@@ -10289,7 +10671,7 @@
                 <w:sz w:val="20"/>
                 <w:szCs w:val="20"/>
               </w:rPr>
-              <w:t xml:space="preserve">Видны страницы, счётчик и процент загрузки каждого файла</w:t>
+              <w:t xml:space="preserve">Индекс строится из doc_catalog; папку можно удалить — поиск/каталог/предпросмотр/медиа работают из PostgreSQL</w:t>
             </w:r>
           </w:p>
         </w:tc>
@@ -10316,7 +10698,7 @@
                 <w:sz w:val="20"/>
                 <w:szCs w:val="20"/>
               </w:rPr>
-              <w:t xml:space="preserve">САЙТ-5</w:t>
+              <w:t xml:space="preserve">КАТ-5</w:t>
             </w:r>
           </w:p>
         </w:tc>
@@ -10340,7 +10722,7 @@
                 <w:sz w:val="20"/>
                 <w:szCs w:val="20"/>
               </w:rPr>
-              <w:t xml:space="preserve">Удаление сайта</w:t>
+              <w:t xml:space="preserve">Новые загрузки в БД</w:t>
             </w:r>
           </w:p>
         </w:tc>
@@ -10364,7 +10746,7 @@
                 <w:sz w:val="20"/>
                 <w:szCs w:val="20"/>
               </w:rPr>
-              <w:t xml:space="preserve">Удалить добавленный сайт</w:t>
+              <w:t xml:space="preserve">Загрузить файлы/папку и спарсить сайт в режиме каталога PostgreSQL</w:t>
             </w:r>
           </w:p>
         </w:tc>
@@ -10388,7 +10770,106 @@
                 <w:sz w:val="20"/>
                 <w:szCs w:val="20"/>
               </w:rPr>
-              <w:t xml:space="preserve">Удаляются запись, файл и чанки из Qdrant</w:t>
+              <w:t xml:space="preserve">Новые документы попадают и в PostgreSQL и учитываются при индексации из БД</w:t>
+            </w:r>
+          </w:p>
+        </w:tc>
+      </w:tr>
+      <w:tr>
+        <w:tc>
+          <w:tcPr>
+            <w:tcW w:w="760" w:type="dxa"/>
+            <w:tcMar>
+              <w:top w:w="40" w:type="dxa"/>
+              <w:left w:w="110" w:type="dxa"/>
+              <w:bottom w:w="40" w:type="dxa"/>
+              <w:right w:w="110" w:type="dxa"/>
+            </w:tcMar>
+            <w:vAlign w:val="top"/>
+          </w:tcPr>
+          <w:p>
+            <w:pPr>
+              <w:spacing w:after="0" w:line="252" w:lineRule="auto"/>
+              <w:jc w:val="center"/>
+            </w:pPr>
+            <w:r>
+              <w:rPr>
+                <w:sz w:val="20"/>
+                <w:szCs w:val="20"/>
+              </w:rPr>
+              <w:t xml:space="preserve">КАТ-6</w:t>
+            </w:r>
+          </w:p>
+        </w:tc>
+        <w:tc>
+          <w:tcPr>
+            <w:tcW w:w="2500" w:type="dxa"/>
+            <w:tcMar>
+              <w:top w:w="40" w:type="dxa"/>
+              <w:left w:w="110" w:type="dxa"/>
+              <w:bottom w:w="40" w:type="dxa"/>
+              <w:right w:w="110" w:type="dxa"/>
+            </w:tcMar>
+            <w:vAlign w:val="top"/>
+          </w:tcPr>
+          <w:p>
+            <w:pPr>
+              <w:spacing w:after="0" w:line="252" w:lineRule="auto"/>
+            </w:pPr>
+            <w:r>
+              <w:rPr>
+                <w:sz w:val="20"/>
+                <w:szCs w:val="20"/>
+              </w:rPr>
+              <w:t xml:space="preserve">Очистка только файлов</w:t>
+            </w:r>
+          </w:p>
+        </w:tc>
+        <w:tc>
+          <w:tcPr>
+            <w:tcW w:w="3300" w:type="dxa"/>
+            <w:tcMar>
+              <w:top w:w="40" w:type="dxa"/>
+              <w:left w:w="110" w:type="dxa"/>
+              <w:bottom w:w="40" w:type="dxa"/>
+              <w:right w:w="110" w:type="dxa"/>
+            </w:tcMar>
+            <w:vAlign w:val="top"/>
+          </w:tcPr>
+          <w:p>
+            <w:pPr>
+              <w:spacing w:after="0" w:line="252" w:lineRule="auto"/>
+            </w:pPr>
+            <w:r>
+              <w:rPr>
+                <w:sz w:val="20"/>
+                <w:szCs w:val="20"/>
+              </w:rPr>
+              <w:t xml:space="preserve">«Очистить каталог данных в PostgreSQL (только файлы)»</w:t>
+            </w:r>
+          </w:p>
+        </w:tc>
+        <w:tc>
+          <w:tcPr>
+            <w:tcW w:w="2795" w:type="dxa"/>
+            <w:tcMar>
+              <w:top w:w="40" w:type="dxa"/>
+              <w:left w:w="110" w:type="dxa"/>
+              <w:bottom w:w="40" w:type="dxa"/>
+              <w:right w:w="110" w:type="dxa"/>
+            </w:tcMar>
+            <w:vAlign w:val="top"/>
+          </w:tcPr>
+          <w:p>
+            <w:pPr>
+              <w:spacing w:after="0" w:line="252" w:lineRule="auto"/>
+            </w:pPr>
+            <w:r>
+              <w:rPr>
+                <w:sz w:val="20"/>
+                <w:szCs w:val="20"/>
+              </w:rPr>
+              <w:t xml:space="preserve">Удалено содержимое файлов (включая Large Object); метаданные и текст сохранены</w:t>
             </w:r>
           </w:p>
         </w:tc>
@@ -10408,7 +10889,7 @@
         <w:spacing w:before="200" w:after="120"/>
       </w:pPr>
       <w:r>
-        <w:t xml:space="preserve">6.12. Резервное копирование и восстановление</w:t>
+        <w:t xml:space="preserve">6.12. Парсинг сайтов</w:t>
       </w:r>
     </w:p>
     <w:p>
@@ -10417,7 +10898,7 @@
         <w:jc w:val="both"/>
       </w:pPr>
       <w:r>
-        <w:t xml:space="preserve">Проверяется создание копий с контролем целостности и восстановление.</w:t>
+        <w:t xml:space="preserve">Проверяется добавление содержимого сайтов в базу знаний.</w:t>
       </w:r>
     </w:p>
     <w:tbl>
@@ -10571,7 +11052,7 @@
                 <w:sz w:val="20"/>
                 <w:szCs w:val="20"/>
               </w:rPr>
-              <w:t xml:space="preserve">РК-1</w:t>
+              <w:t xml:space="preserve">САЙТ-1</w:t>
             </w:r>
           </w:p>
         </w:tc>
@@ -10595,7 +11076,7 @@
                 <w:sz w:val="20"/>
                 <w:szCs w:val="20"/>
               </w:rPr>
-              <w:t xml:space="preserve">Создание копий</w:t>
+              <w:t xml:space="preserve">Обход и извлечение текста</w:t>
             </w:r>
           </w:p>
         </w:tc>
@@ -10619,7 +11100,7 @@
                 <w:sz w:val="20"/>
                 <w:szCs w:val="20"/>
               </w:rPr>
-              <w:t xml:space="preserve">Создать копии «настройки», «служебные», «полная»</w:t>
+              <w:t xml:space="preserve">Указать адрес; задать WEB_CRAWL_DEPTH/WEB_MAX_PAGES; запустить</w:t>
             </w:r>
           </w:p>
         </w:tc>
@@ -10643,7 +11124,7 @@
                 <w:sz w:val="20"/>
                 <w:szCs w:val="20"/>
               </w:rPr>
-              <w:t xml:space="preserve">Архивы созданы; SHA-256 по каждому файлу; контроль целостности пройден</w:t>
+              <w:t xml:space="preserve">Обойдены страницы домена; извлечён основной текст; результат проиндексирован</w:t>
             </w:r>
           </w:p>
         </w:tc>
@@ -10670,7 +11151,7 @@
                 <w:sz w:val="20"/>
                 <w:szCs w:val="20"/>
               </w:rPr>
-              <w:t xml:space="preserve">РК-2</w:t>
+              <w:t xml:space="preserve">САЙТ-2</w:t>
             </w:r>
           </w:p>
         </w:tc>
@@ -10694,7 +11175,7 @@
                 <w:sz w:val="20"/>
                 <w:szCs w:val="20"/>
               </w:rPr>
-              <w:t xml:space="preserve">Проверка архива</w:t>
+              <w:t xml:space="preserve">Рендеринг JS-сайтов</w:t>
             </w:r>
           </w:p>
         </w:tc>
@@ -10718,7 +11199,7 @@
                 <w:sz w:val="20"/>
                 <w:szCs w:val="20"/>
               </w:rPr>
-              <w:t xml:space="preserve">Загрузить архив; «Проверить архив»</w:t>
+              <w:t xml:space="preserve">Включить WEB_JS_RENDER; указать сайт на JavaScript</w:t>
             </w:r>
           </w:p>
         </w:tc>
@@ -10742,7 +11223,7 @@
                 <w:sz w:val="20"/>
                 <w:szCs w:val="20"/>
               </w:rPr>
-              <w:t xml:space="preserve">Проверены целостность и состав; восстановление доступно только для корректного архива</w:t>
+              <w:t xml:space="preserve">Страница рендерится Playwright; при его отсутствии — откат на обычную загрузку с пометкой</w:t>
             </w:r>
           </w:p>
         </w:tc>
@@ -10769,7 +11250,7 @@
                 <w:sz w:val="20"/>
                 <w:szCs w:val="20"/>
               </w:rPr>
-              <w:t xml:space="preserve">РК-3</w:t>
+              <w:t xml:space="preserve">САЙТ-3</w:t>
             </w:r>
           </w:p>
         </w:tc>
@@ -10793,7 +11274,7 @@
                 <w:sz w:val="20"/>
                 <w:szCs w:val="20"/>
               </w:rPr>
-              <w:t xml:space="preserve">Восстановление</w:t>
+              <w:t xml:space="preserve">Скачивание файлов</w:t>
             </w:r>
           </w:p>
         </w:tc>
@@ -10817,7 +11298,7 @@
                 <w:sz w:val="20"/>
                 <w:szCs w:val="20"/>
               </w:rPr>
-              <w:t xml:space="preserve">Выполнить восстановление из архива</w:t>
+              <w:t xml:space="preserve">Указать сайт со ссылками на файлы (PDF и др.)</w:t>
             </w:r>
           </w:p>
         </w:tc>
@@ -10841,7 +11322,205 @@
                 <w:sz w:val="20"/>
                 <w:szCs w:val="20"/>
               </w:rPr>
-              <w:t xml:space="preserve">Создаётся страховочная копия; распаковка строго внутри каталога (защита путей)</w:t>
+              <w:t xml:space="preserve">Файлы скачиваются (без фильтра типов, до WEB_MAX_FILES) в web/files и индексируются</w:t>
+            </w:r>
+          </w:p>
+        </w:tc>
+      </w:tr>
+      <w:tr>
+        <w:tc>
+          <w:tcPr>
+            <w:tcW w:w="760" w:type="dxa"/>
+            <w:tcMar>
+              <w:top w:w="40" w:type="dxa"/>
+              <w:left w:w="110" w:type="dxa"/>
+              <w:bottom w:w="40" w:type="dxa"/>
+              <w:right w:w="110" w:type="dxa"/>
+            </w:tcMar>
+            <w:vAlign w:val="top"/>
+          </w:tcPr>
+          <w:p>
+            <w:pPr>
+              <w:spacing w:after="0" w:line="252" w:lineRule="auto"/>
+              <w:jc w:val="center"/>
+            </w:pPr>
+            <w:r>
+              <w:rPr>
+                <w:sz w:val="20"/>
+                <w:szCs w:val="20"/>
+              </w:rPr>
+              <w:t xml:space="preserve">САЙТ-4</w:t>
+            </w:r>
+          </w:p>
+        </w:tc>
+        <w:tc>
+          <w:tcPr>
+            <w:tcW w:w="2500" w:type="dxa"/>
+            <w:tcMar>
+              <w:top w:w="40" w:type="dxa"/>
+              <w:left w:w="110" w:type="dxa"/>
+              <w:bottom w:w="40" w:type="dxa"/>
+              <w:right w:w="110" w:type="dxa"/>
+            </w:tcMar>
+            <w:vAlign w:val="top"/>
+          </w:tcPr>
+          <w:p>
+            <w:pPr>
+              <w:spacing w:after="0" w:line="252" w:lineRule="auto"/>
+            </w:pPr>
+            <w:r>
+              <w:rPr>
+                <w:sz w:val="20"/>
+                <w:szCs w:val="20"/>
+              </w:rPr>
+              <w:t xml:space="preserve">Подробный лог</w:t>
+            </w:r>
+          </w:p>
+        </w:tc>
+        <w:tc>
+          <w:tcPr>
+            <w:tcW w:w="3300" w:type="dxa"/>
+            <w:tcMar>
+              <w:top w:w="40" w:type="dxa"/>
+              <w:left w:w="110" w:type="dxa"/>
+              <w:bottom w:w="40" w:type="dxa"/>
+              <w:right w:w="110" w:type="dxa"/>
+            </w:tcMar>
+            <w:vAlign w:val="top"/>
+          </w:tcPr>
+          <w:p>
+            <w:pPr>
+              <w:spacing w:after="0" w:line="252" w:lineRule="auto"/>
+            </w:pPr>
+            <w:r>
+              <w:rPr>
+                <w:sz w:val="20"/>
+                <w:szCs w:val="20"/>
+              </w:rPr>
+              <w:t xml:space="preserve">Наблюдать лог парсинга</w:t>
+            </w:r>
+          </w:p>
+        </w:tc>
+        <w:tc>
+          <w:tcPr>
+            <w:tcW w:w="2795" w:type="dxa"/>
+            <w:tcMar>
+              <w:top w:w="40" w:type="dxa"/>
+              <w:left w:w="110" w:type="dxa"/>
+              <w:bottom w:w="40" w:type="dxa"/>
+              <w:right w:w="110" w:type="dxa"/>
+            </w:tcMar>
+            <w:vAlign w:val="top"/>
+          </w:tcPr>
+          <w:p>
+            <w:pPr>
+              <w:spacing w:after="0" w:line="252" w:lineRule="auto"/>
+            </w:pPr>
+            <w:r>
+              <w:rPr>
+                <w:sz w:val="20"/>
+                <w:szCs w:val="20"/>
+              </w:rPr>
+              <w:t xml:space="preserve">Видны страницы, счётчик и процент загрузки каждого файла</w:t>
+            </w:r>
+          </w:p>
+        </w:tc>
+      </w:tr>
+      <w:tr>
+        <w:tc>
+          <w:tcPr>
+            <w:tcW w:w="760" w:type="dxa"/>
+            <w:tcMar>
+              <w:top w:w="40" w:type="dxa"/>
+              <w:left w:w="110" w:type="dxa"/>
+              <w:bottom w:w="40" w:type="dxa"/>
+              <w:right w:w="110" w:type="dxa"/>
+            </w:tcMar>
+            <w:vAlign w:val="top"/>
+          </w:tcPr>
+          <w:p>
+            <w:pPr>
+              <w:spacing w:after="0" w:line="252" w:lineRule="auto"/>
+              <w:jc w:val="center"/>
+            </w:pPr>
+            <w:r>
+              <w:rPr>
+                <w:sz w:val="20"/>
+                <w:szCs w:val="20"/>
+              </w:rPr>
+              <w:t xml:space="preserve">САЙТ-5</w:t>
+            </w:r>
+          </w:p>
+        </w:tc>
+        <w:tc>
+          <w:tcPr>
+            <w:tcW w:w="2500" w:type="dxa"/>
+            <w:tcMar>
+              <w:top w:w="40" w:type="dxa"/>
+              <w:left w:w="110" w:type="dxa"/>
+              <w:bottom w:w="40" w:type="dxa"/>
+              <w:right w:w="110" w:type="dxa"/>
+            </w:tcMar>
+            <w:vAlign w:val="top"/>
+          </w:tcPr>
+          <w:p>
+            <w:pPr>
+              <w:spacing w:after="0" w:line="252" w:lineRule="auto"/>
+            </w:pPr>
+            <w:r>
+              <w:rPr>
+                <w:sz w:val="20"/>
+                <w:szCs w:val="20"/>
+              </w:rPr>
+              <w:t xml:space="preserve">Удаление сайта</w:t>
+            </w:r>
+          </w:p>
+        </w:tc>
+        <w:tc>
+          <w:tcPr>
+            <w:tcW w:w="3300" w:type="dxa"/>
+            <w:tcMar>
+              <w:top w:w="40" w:type="dxa"/>
+              <w:left w:w="110" w:type="dxa"/>
+              <w:bottom w:w="40" w:type="dxa"/>
+              <w:right w:w="110" w:type="dxa"/>
+            </w:tcMar>
+            <w:vAlign w:val="top"/>
+          </w:tcPr>
+          <w:p>
+            <w:pPr>
+              <w:spacing w:after="0" w:line="252" w:lineRule="auto"/>
+            </w:pPr>
+            <w:r>
+              <w:rPr>
+                <w:sz w:val="20"/>
+                <w:szCs w:val="20"/>
+              </w:rPr>
+              <w:t xml:space="preserve">Удалить добавленный сайт</w:t>
+            </w:r>
+          </w:p>
+        </w:tc>
+        <w:tc>
+          <w:tcPr>
+            <w:tcW w:w="2795" w:type="dxa"/>
+            <w:tcMar>
+              <w:top w:w="40" w:type="dxa"/>
+              <w:left w:w="110" w:type="dxa"/>
+              <w:bottom w:w="40" w:type="dxa"/>
+              <w:right w:w="110" w:type="dxa"/>
+            </w:tcMar>
+            <w:vAlign w:val="top"/>
+          </w:tcPr>
+          <w:p>
+            <w:pPr>
+              <w:spacing w:after="0" w:line="252" w:lineRule="auto"/>
+            </w:pPr>
+            <w:r>
+              <w:rPr>
+                <w:sz w:val="20"/>
+                <w:szCs w:val="20"/>
+              </w:rPr>
+              <w:t xml:space="preserve">Удаляются запись, файл и чанки из Qdrant</w:t>
             </w:r>
           </w:p>
         </w:tc>
@@ -10861,7 +11540,7 @@
         <w:spacing w:before="200" w:after="120"/>
       </w:pPr>
       <w:r>
-        <w:t xml:space="preserve">6.13. Администрирование</w:t>
+        <w:t xml:space="preserve">6.13. Резервное копирование и восстановление</w:t>
       </w:r>
     </w:p>
     <w:p>
@@ -10870,7 +11549,7 @@
         <w:jc w:val="both"/>
       </w:pPr>
       <w:r>
-        <w:t xml:space="preserve">Проверяются операции обслуживания и управления.</w:t>
+        <w:t xml:space="preserve">Проверяется создание копий с контролем целостности и восстановление.</w:t>
       </w:r>
     </w:p>
     <w:tbl>
@@ -11024,7 +11703,7 @@
                 <w:sz w:val="20"/>
                 <w:szCs w:val="20"/>
               </w:rPr>
-              <w:t xml:space="preserve">АДМ-1</w:t>
+              <w:t xml:space="preserve">РК-1</w:t>
             </w:r>
           </w:p>
         </w:tc>
@@ -11048,7 +11727,7 @@
                 <w:sz w:val="20"/>
                 <w:szCs w:val="20"/>
               </w:rPr>
-              <w:t xml:space="preserve">Изменение настроек</w:t>
+              <w:t xml:space="preserve">Создание копий</w:t>
             </w:r>
           </w:p>
         </w:tc>
@@ -11072,7 +11751,7 @@
                 <w:sz w:val="20"/>
                 <w:szCs w:val="20"/>
               </w:rPr>
-              <w:t xml:space="preserve">Изменить параметры разных областей (live/reindex/restart/vllm)</w:t>
+              <w:t xml:space="preserve">Создать копии «настройки», «служебные», «полная»</w:t>
             </w:r>
           </w:p>
         </w:tc>
@@ -11096,7 +11775,7 @@
                 <w:sz w:val="20"/>
                 <w:szCs w:val="20"/>
               </w:rPr>
-              <w:t xml:space="preserve">Изменения применяются согласно области; секреты наружу не отдаются</w:t>
+              <w:t xml:space="preserve">Архивы созданы; SHA-256 по каждому файлу; контроль целостности пройден</w:t>
             </w:r>
           </w:p>
         </w:tc>
@@ -11123,7 +11802,7 @@
                 <w:sz w:val="20"/>
                 <w:szCs w:val="20"/>
               </w:rPr>
-              <w:t xml:space="preserve">АДМ-2</w:t>
+              <w:t xml:space="preserve">РК-2</w:t>
             </w:r>
           </w:p>
         </w:tc>
@@ -11147,7 +11826,7 @@
                 <w:sz w:val="20"/>
                 <w:szCs w:val="20"/>
               </w:rPr>
-              <w:t xml:space="preserve">Переиндексация и сброс</w:t>
+              <w:t xml:space="preserve">Проверка архива</w:t>
             </w:r>
           </w:p>
         </w:tc>
@@ -11171,7 +11850,7 @@
                 <w:sz w:val="20"/>
                 <w:szCs w:val="20"/>
               </w:rPr>
-              <w:t xml:space="preserve">Переиндексировать; сбросить индекс/граф/адаптер/журнал/настройки</w:t>
+              <w:t xml:space="preserve">Загрузить архив; «Проверить архив»</w:t>
             </w:r>
           </w:p>
         </w:tc>
@@ -11195,7 +11874,7 @@
                 <w:sz w:val="20"/>
                 <w:szCs w:val="20"/>
               </w:rPr>
-              <w:t xml:space="preserve">Операции в фоне с логом; выбранные данные сброшены</w:t>
+              <w:t xml:space="preserve">Проверены целостность и состав; восстановление доступно только для корректного архива</w:t>
             </w:r>
           </w:p>
         </w:tc>
@@ -11222,7 +11901,7 @@
                 <w:sz w:val="20"/>
                 <w:szCs w:val="20"/>
               </w:rPr>
-              <w:t xml:space="preserve">АДМ-3</w:t>
+              <w:t xml:space="preserve">РК-3</w:t>
             </w:r>
           </w:p>
         </w:tc>
@@ -11246,7 +11925,7 @@
                 <w:sz w:val="20"/>
                 <w:szCs w:val="20"/>
               </w:rPr>
-              <w:t xml:space="preserve">Управление моделями LLM</w:t>
+              <w:t xml:space="preserve">Восстановление</w:t>
             </w:r>
           </w:p>
         </w:tc>
@@ -11270,7 +11949,7 @@
                 <w:sz w:val="20"/>
                 <w:szCs w:val="20"/>
               </w:rPr>
-              <w:t xml:space="preserve">Выбрать/скачать модель; на GPU применить модель vLLM</w:t>
+              <w:t xml:space="preserve">Выполнить восстановление из архива</w:t>
             </w:r>
           </w:p>
         </w:tc>
@@ -11294,304 +11973,7 @@
                 <w:sz w:val="20"/>
                 <w:szCs w:val="20"/>
               </w:rPr>
-              <w:t xml:space="preserve">Скачивание с прогрессом; смена модели генерации; перезапуск vLLM</w:t>
-            </w:r>
-          </w:p>
-        </w:tc>
-      </w:tr>
-      <w:tr>
-        <w:tc>
-          <w:tcPr>
-            <w:tcW w:w="760" w:type="dxa"/>
-            <w:tcMar>
-              <w:top w:w="40" w:type="dxa"/>
-              <w:left w:w="110" w:type="dxa"/>
-              <w:bottom w:w="40" w:type="dxa"/>
-              <w:right w:w="110" w:type="dxa"/>
-            </w:tcMar>
-            <w:vAlign w:val="top"/>
-          </w:tcPr>
-          <w:p>
-            <w:pPr>
-              <w:spacing w:after="0" w:line="252" w:lineRule="auto"/>
-              <w:jc w:val="center"/>
-            </w:pPr>
-            <w:r>
-              <w:rPr>
-                <w:sz w:val="20"/>
-                <w:szCs w:val="20"/>
-              </w:rPr>
-              <w:t xml:space="preserve">АДМ-4</w:t>
-            </w:r>
-          </w:p>
-        </w:tc>
-        <w:tc>
-          <w:tcPr>
-            <w:tcW w:w="2500" w:type="dxa"/>
-            <w:tcMar>
-              <w:top w:w="40" w:type="dxa"/>
-              <w:left w:w="110" w:type="dxa"/>
-              <w:bottom w:w="40" w:type="dxa"/>
-              <w:right w:w="110" w:type="dxa"/>
-            </w:tcMar>
-            <w:vAlign w:val="top"/>
-          </w:tcPr>
-          <w:p>
-            <w:pPr>
-              <w:spacing w:after="0" w:line="252" w:lineRule="auto"/>
-            </w:pPr>
-            <w:r>
-              <w:rPr>
-                <w:sz w:val="20"/>
-                <w:szCs w:val="20"/>
-              </w:rPr>
-              <w:t xml:space="preserve">Удалённые хосты (SSH)</w:t>
-            </w:r>
-          </w:p>
-        </w:tc>
-        <w:tc>
-          <w:tcPr>
-            <w:tcW w:w="3300" w:type="dxa"/>
-            <w:tcMar>
-              <w:top w:w="40" w:type="dxa"/>
-              <w:left w:w="110" w:type="dxa"/>
-              <w:bottom w:w="40" w:type="dxa"/>
-              <w:right w:w="110" w:type="dxa"/>
-            </w:tcMar>
-            <w:vAlign w:val="top"/>
-          </w:tcPr>
-          <w:p>
-            <w:pPr>
-              <w:spacing w:after="0" w:line="252" w:lineRule="auto"/>
-            </w:pPr>
-            <w:r>
-              <w:rPr>
-                <w:sz w:val="20"/>
-                <w:szCs w:val="20"/>
-              </w:rPr>
-              <w:t xml:space="preserve">Добавить хост; выполнить деплой/перенос/переключение</w:t>
-            </w:r>
-          </w:p>
-        </w:tc>
-        <w:tc>
-          <w:tcPr>
-            <w:tcW w:w="2795" w:type="dxa"/>
-            <w:tcMar>
-              <w:top w:w="40" w:type="dxa"/>
-              <w:left w:w="110" w:type="dxa"/>
-              <w:bottom w:w="40" w:type="dxa"/>
-              <w:right w:w="110" w:type="dxa"/>
-            </w:tcMar>
-            <w:vAlign w:val="top"/>
-          </w:tcPr>
-          <w:p>
-            <w:pPr>
-              <w:spacing w:after="0" w:line="252" w:lineRule="auto"/>
-            </w:pPr>
-            <w:r>
-              <w:rPr>
-                <w:sz w:val="20"/>
-                <w:szCs w:val="20"/>
-              </w:rPr>
-              <w:t xml:space="preserve">Операции по SSH выполняются; возможен возврат на локальный бэкенд</w:t>
-            </w:r>
-          </w:p>
-        </w:tc>
-      </w:tr>
-      <w:tr>
-        <w:tc>
-          <w:tcPr>
-            <w:tcW w:w="760" w:type="dxa"/>
-            <w:tcMar>
-              <w:top w:w="40" w:type="dxa"/>
-              <w:left w:w="110" w:type="dxa"/>
-              <w:bottom w:w="40" w:type="dxa"/>
-              <w:right w:w="110" w:type="dxa"/>
-            </w:tcMar>
-            <w:vAlign w:val="top"/>
-          </w:tcPr>
-          <w:p>
-            <w:pPr>
-              <w:spacing w:after="0" w:line="252" w:lineRule="auto"/>
-              <w:jc w:val="center"/>
-            </w:pPr>
-            <w:r>
-              <w:rPr>
-                <w:sz w:val="20"/>
-                <w:szCs w:val="20"/>
-              </w:rPr>
-              <w:t xml:space="preserve">АДМ-5</w:t>
-            </w:r>
-          </w:p>
-        </w:tc>
-        <w:tc>
-          <w:tcPr>
-            <w:tcW w:w="2500" w:type="dxa"/>
-            <w:tcMar>
-              <w:top w:w="40" w:type="dxa"/>
-              <w:left w:w="110" w:type="dxa"/>
-              <w:bottom w:w="40" w:type="dxa"/>
-              <w:right w:w="110" w:type="dxa"/>
-            </w:tcMar>
-            <w:vAlign w:val="top"/>
-          </w:tcPr>
-          <w:p>
-            <w:pPr>
-              <w:spacing w:after="0" w:line="252" w:lineRule="auto"/>
-            </w:pPr>
-            <w:r>
-              <w:rPr>
-                <w:sz w:val="20"/>
-                <w:szCs w:val="20"/>
-              </w:rPr>
-              <w:t xml:space="preserve">Обновление и переустановка</w:t>
-            </w:r>
-          </w:p>
-        </w:tc>
-        <w:tc>
-          <w:tcPr>
-            <w:tcW w:w="3300" w:type="dxa"/>
-            <w:tcMar>
-              <w:top w:w="40" w:type="dxa"/>
-              <w:left w:w="110" w:type="dxa"/>
-              <w:bottom w:w="40" w:type="dxa"/>
-              <w:right w:w="110" w:type="dxa"/>
-            </w:tcMar>
-            <w:vAlign w:val="top"/>
-          </w:tcPr>
-          <w:p>
-            <w:pPr>
-              <w:spacing w:after="0" w:line="252" w:lineRule="auto"/>
-            </w:pPr>
-            <w:r>
-              <w:rPr>
-                <w:sz w:val="20"/>
-                <w:szCs w:val="20"/>
-              </w:rPr>
-              <w:t xml:space="preserve">Проверить обновления; обновить из GitHub; переустановить окружение</w:t>
-            </w:r>
-          </w:p>
-        </w:tc>
-        <w:tc>
-          <w:tcPr>
-            <w:tcW w:w="2795" w:type="dxa"/>
-            <w:tcMar>
-              <w:top w:w="40" w:type="dxa"/>
-              <w:left w:w="110" w:type="dxa"/>
-              <w:bottom w:w="40" w:type="dxa"/>
-              <w:right w:w="110" w:type="dxa"/>
-            </w:tcMar>
-            <w:vAlign w:val="top"/>
-          </w:tcPr>
-          <w:p>
-            <w:pPr>
-              <w:spacing w:after="0" w:line="252" w:lineRule="auto"/>
-            </w:pPr>
-            <w:r>
-              <w:rPr>
-                <w:sz w:val="20"/>
-                <w:szCs w:val="20"/>
-              </w:rPr>
-              <w:t xml:space="preserve">Сравнение версий; обновление кода/зависимостей и перезапуск</w:t>
-            </w:r>
-          </w:p>
-        </w:tc>
-      </w:tr>
-      <w:tr>
-        <w:tc>
-          <w:tcPr>
-            <w:tcW w:w="760" w:type="dxa"/>
-            <w:tcMar>
-              <w:top w:w="40" w:type="dxa"/>
-              <w:left w:w="110" w:type="dxa"/>
-              <w:bottom w:w="40" w:type="dxa"/>
-              <w:right w:w="110" w:type="dxa"/>
-            </w:tcMar>
-            <w:vAlign w:val="top"/>
-          </w:tcPr>
-          <w:p>
-            <w:pPr>
-              <w:spacing w:after="0" w:line="252" w:lineRule="auto"/>
-              <w:jc w:val="center"/>
-            </w:pPr>
-            <w:r>
-              <w:rPr>
-                <w:sz w:val="20"/>
-                <w:szCs w:val="20"/>
-              </w:rPr>
-              <w:t xml:space="preserve">АДМ-6</w:t>
-            </w:r>
-          </w:p>
-        </w:tc>
-        <w:tc>
-          <w:tcPr>
-            <w:tcW w:w="2500" w:type="dxa"/>
-            <w:tcMar>
-              <w:top w:w="40" w:type="dxa"/>
-              <w:left w:w="110" w:type="dxa"/>
-              <w:bottom w:w="40" w:type="dxa"/>
-              <w:right w:w="110" w:type="dxa"/>
-            </w:tcMar>
-            <w:vAlign w:val="top"/>
-          </w:tcPr>
-          <w:p>
-            <w:pPr>
-              <w:spacing w:after="0" w:line="252" w:lineRule="auto"/>
-            </w:pPr>
-            <w:r>
-              <w:rPr>
-                <w:sz w:val="20"/>
-                <w:szCs w:val="20"/>
-              </w:rPr>
-              <w:t xml:space="preserve">Самотест и бенчмарк</w:t>
-            </w:r>
-          </w:p>
-        </w:tc>
-        <w:tc>
-          <w:tcPr>
-            <w:tcW w:w="3300" w:type="dxa"/>
-            <w:tcMar>
-              <w:top w:w="40" w:type="dxa"/>
-              <w:left w:w="110" w:type="dxa"/>
-              <w:bottom w:w="40" w:type="dxa"/>
-              <w:right w:w="110" w:type="dxa"/>
-            </w:tcMar>
-            <w:vAlign w:val="top"/>
-          </w:tcPr>
-          <w:p>
-            <w:pPr>
-              <w:spacing w:after="0" w:line="252" w:lineRule="auto"/>
-            </w:pPr>
-            <w:r>
-              <w:rPr>
-                <w:sz w:val="20"/>
-                <w:szCs w:val="20"/>
-              </w:rPr>
-              <w:t xml:space="preserve">Запустить самотест и бенчмарк</w:t>
-            </w:r>
-          </w:p>
-        </w:tc>
-        <w:tc>
-          <w:tcPr>
-            <w:tcW w:w="2795" w:type="dxa"/>
-            <w:tcMar>
-              <w:top w:w="40" w:type="dxa"/>
-              <w:left w:w="110" w:type="dxa"/>
-              <w:bottom w:w="40" w:type="dxa"/>
-              <w:right w:w="110" w:type="dxa"/>
-            </w:tcMar>
-            <w:vAlign w:val="top"/>
-          </w:tcPr>
-          <w:p>
-            <w:pPr>
-              <w:spacing w:after="0" w:line="252" w:lineRule="auto"/>
-            </w:pPr>
-            <w:r>
-              <w:rPr>
-                <w:sz w:val="20"/>
-                <w:szCs w:val="20"/>
-              </w:rPr>
-              <w:t xml:space="preserve">Вердикт по компонентам; измерена скорость (эмбеддер, реранк, поиск, Qdrant, LLM)</w:t>
+              <w:t xml:space="preserve">Создаётся страховочная копия; распаковка строго внутри каталога (защита путей)</w:t>
             </w:r>
           </w:p>
         </w:tc>
@@ -11611,7 +11993,7 @@
         <w:spacing w:before="200" w:after="120"/>
       </w:pPr>
       <w:r>
-        <w:t xml:space="preserve">6.14. Безопасность</w:t>
+        <w:t xml:space="preserve">6.14. Администрирование</w:t>
       </w:r>
     </w:p>
     <w:p>
@@ -11620,7 +12002,7 @@
         <w:jc w:val="both"/>
       </w:pPr>
       <w:r>
-        <w:t xml:space="preserve">Проверяются механизмы разграничения доступа и защиты.</w:t>
+        <w:t xml:space="preserve">Проверяются операции обслуживания и управления.</w:t>
       </w:r>
     </w:p>
     <w:tbl>
@@ -11774,7 +12156,7 @@
                 <w:sz w:val="20"/>
                 <w:szCs w:val="20"/>
               </w:rPr>
-              <w:t xml:space="preserve">БЕЗ-1</w:t>
+              <w:t xml:space="preserve">АДМ-1</w:t>
             </w:r>
           </w:p>
         </w:tc>
@@ -11798,7 +12180,7 @@
                 <w:sz w:val="20"/>
                 <w:szCs w:val="20"/>
               </w:rPr>
-              <w:t xml:space="preserve">Защита админ-операций токеном</w:t>
+              <w:t xml:space="preserve">Изменение настроек</w:t>
             </w:r>
           </w:p>
         </w:tc>
@@ -11822,7 +12204,7 @@
                 <w:sz w:val="20"/>
                 <w:szCs w:val="20"/>
               </w:rPr>
-              <w:t xml:space="preserve">Задать ADMIN_TOKEN; обратиться к админ-операции без токена</w:t>
+              <w:t xml:space="preserve">Изменить параметры разных областей (live/reindex/restart/vllm)</w:t>
             </w:r>
           </w:p>
         </w:tc>
@@ -11846,7 +12228,7 @@
                 <w:sz w:val="20"/>
                 <w:szCs w:val="20"/>
               </w:rPr>
-              <w:t xml:space="preserve">Операция отклонена (HTTP 401); с верным токеном — выполняется</w:t>
+              <w:t xml:space="preserve">Изменения применяются согласно области; секреты наружу не отдаются</w:t>
             </w:r>
           </w:p>
         </w:tc>
@@ -11873,7 +12255,7 @@
                 <w:sz w:val="20"/>
                 <w:szCs w:val="20"/>
               </w:rPr>
-              <w:t xml:space="preserve">БЕЗ-2</w:t>
+              <w:t xml:space="preserve">АДМ-2</w:t>
             </w:r>
           </w:p>
         </w:tc>
@@ -11897,7 +12279,7 @@
                 <w:sz w:val="20"/>
                 <w:szCs w:val="20"/>
               </w:rPr>
-              <w:t xml:space="preserve">Доступ по сети</w:t>
+              <w:t xml:space="preserve">Переиндексация и сброс</w:t>
             </w:r>
           </w:p>
         </w:tc>
@@ -11921,7 +12303,7 @@
                 <w:sz w:val="20"/>
                 <w:szCs w:val="20"/>
               </w:rPr>
-              <w:t xml:space="preserve">Открыть панель с другого устройства сети</w:t>
+              <w:t xml:space="preserve">Переиндексировать; сбросить индекс/граф/адаптер/журнал/настройки</w:t>
             </w:r>
           </w:p>
         </w:tc>
@@ -11945,7 +12327,7 @@
                 <w:sz w:val="20"/>
                 <w:szCs w:val="20"/>
               </w:rPr>
-              <w:t xml:space="preserve">Сервис слушает 0.0.0.0:8000; доступ в пределах сети</w:t>
+              <w:t xml:space="preserve">Операции в фоне с логом; выбранные данные сброшены</w:t>
             </w:r>
           </w:p>
         </w:tc>
@@ -11972,7 +12354,7 @@
                 <w:sz w:val="20"/>
                 <w:szCs w:val="20"/>
               </w:rPr>
-              <w:t xml:space="preserve">БЕЗ-3</w:t>
+              <w:t xml:space="preserve">АДМ-3</w:t>
             </w:r>
           </w:p>
         </w:tc>
@@ -11996,7 +12378,7 @@
                 <w:sz w:val="20"/>
                 <w:szCs w:val="20"/>
               </w:rPr>
-              <w:t xml:space="preserve">Изоляция внешних служб</w:t>
+              <w:t xml:space="preserve">Управление моделями LLM</w:t>
             </w:r>
           </w:p>
         </w:tc>
@@ -12020,7 +12402,7 @@
                 <w:sz w:val="20"/>
                 <w:szCs w:val="20"/>
               </w:rPr>
-              <w:t xml:space="preserve">Проверить публикацию портов Qdrant/БД/Redis</w:t>
+              <w:t xml:space="preserve">Выбрать/скачать модель; на GPU применить модель vLLM</w:t>
             </w:r>
           </w:p>
         </w:tc>
@@ -12044,7 +12426,7 @@
                 <w:sz w:val="20"/>
                 <w:szCs w:val="20"/>
               </w:rPr>
-              <w:t xml:space="preserve">Внешние службы доступны только в приватной сети; наружу не публикуются</w:t>
+              <w:t xml:space="preserve">Скачивание с прогрессом; смена модели генерации; перезапуск vLLM</w:t>
             </w:r>
           </w:p>
         </w:tc>
@@ -12071,7 +12453,7 @@
                 <w:sz w:val="20"/>
                 <w:szCs w:val="20"/>
               </w:rPr>
-              <w:t xml:space="preserve">БЕЗ-4</w:t>
+              <w:t xml:space="preserve">АДМ-4</w:t>
             </w:r>
           </w:p>
         </w:tc>
@@ -12095,7 +12477,7 @@
                 <w:sz w:val="20"/>
                 <w:szCs w:val="20"/>
               </w:rPr>
-              <w:t xml:space="preserve">Защита файловых операций</w:t>
+              <w:t xml:space="preserve">Удалённые хосты (SSH)</w:t>
             </w:r>
           </w:p>
         </w:tc>
@@ -12119,7 +12501,7 @@
                 <w:sz w:val="20"/>
                 <w:szCs w:val="20"/>
               </w:rPr>
-              <w:t xml:space="preserve">Проверить выдачу медиа, восстановление и каталог</w:t>
+              <w:t xml:space="preserve">Добавить хост; выполнить деплой/перенос/переключение</w:t>
             </w:r>
           </w:p>
         </w:tc>
@@ -12143,7 +12525,205 @@
                 <w:sz w:val="20"/>
                 <w:szCs w:val="20"/>
               </w:rPr>
-              <w:t xml:space="preserve">Доступ ограничен каталогом документов; обход путей отклоняется</w:t>
+              <w:t xml:space="preserve">Операции по SSH выполняются; возможен возврат на локальный бэкенд</w:t>
+            </w:r>
+          </w:p>
+        </w:tc>
+      </w:tr>
+      <w:tr>
+        <w:tc>
+          <w:tcPr>
+            <w:tcW w:w="760" w:type="dxa"/>
+            <w:tcMar>
+              <w:top w:w="40" w:type="dxa"/>
+              <w:left w:w="110" w:type="dxa"/>
+              <w:bottom w:w="40" w:type="dxa"/>
+              <w:right w:w="110" w:type="dxa"/>
+            </w:tcMar>
+            <w:vAlign w:val="top"/>
+          </w:tcPr>
+          <w:p>
+            <w:pPr>
+              <w:spacing w:after="0" w:line="252" w:lineRule="auto"/>
+              <w:jc w:val="center"/>
+            </w:pPr>
+            <w:r>
+              <w:rPr>
+                <w:sz w:val="20"/>
+                <w:szCs w:val="20"/>
+              </w:rPr>
+              <w:t xml:space="preserve">АДМ-5</w:t>
+            </w:r>
+          </w:p>
+        </w:tc>
+        <w:tc>
+          <w:tcPr>
+            <w:tcW w:w="2500" w:type="dxa"/>
+            <w:tcMar>
+              <w:top w:w="40" w:type="dxa"/>
+              <w:left w:w="110" w:type="dxa"/>
+              <w:bottom w:w="40" w:type="dxa"/>
+              <w:right w:w="110" w:type="dxa"/>
+            </w:tcMar>
+            <w:vAlign w:val="top"/>
+          </w:tcPr>
+          <w:p>
+            <w:pPr>
+              <w:spacing w:after="0" w:line="252" w:lineRule="auto"/>
+            </w:pPr>
+            <w:r>
+              <w:rPr>
+                <w:sz w:val="20"/>
+                <w:szCs w:val="20"/>
+              </w:rPr>
+              <w:t xml:space="preserve">Обновление и переустановка</w:t>
+            </w:r>
+          </w:p>
+        </w:tc>
+        <w:tc>
+          <w:tcPr>
+            <w:tcW w:w="3300" w:type="dxa"/>
+            <w:tcMar>
+              <w:top w:w="40" w:type="dxa"/>
+              <w:left w:w="110" w:type="dxa"/>
+              <w:bottom w:w="40" w:type="dxa"/>
+              <w:right w:w="110" w:type="dxa"/>
+            </w:tcMar>
+            <w:vAlign w:val="top"/>
+          </w:tcPr>
+          <w:p>
+            <w:pPr>
+              <w:spacing w:after="0" w:line="252" w:lineRule="auto"/>
+            </w:pPr>
+            <w:r>
+              <w:rPr>
+                <w:sz w:val="20"/>
+                <w:szCs w:val="20"/>
+              </w:rPr>
+              <w:t xml:space="preserve">Проверить обновления; обновить из GitHub; переустановить окружение</w:t>
+            </w:r>
+          </w:p>
+        </w:tc>
+        <w:tc>
+          <w:tcPr>
+            <w:tcW w:w="2795" w:type="dxa"/>
+            <w:tcMar>
+              <w:top w:w="40" w:type="dxa"/>
+              <w:left w:w="110" w:type="dxa"/>
+              <w:bottom w:w="40" w:type="dxa"/>
+              <w:right w:w="110" w:type="dxa"/>
+            </w:tcMar>
+            <w:vAlign w:val="top"/>
+          </w:tcPr>
+          <w:p>
+            <w:pPr>
+              <w:spacing w:after="0" w:line="252" w:lineRule="auto"/>
+            </w:pPr>
+            <w:r>
+              <w:rPr>
+                <w:sz w:val="20"/>
+                <w:szCs w:val="20"/>
+              </w:rPr>
+              <w:t xml:space="preserve">Сравнение версий; обновление кода/зависимостей и перезапуск</w:t>
+            </w:r>
+          </w:p>
+        </w:tc>
+      </w:tr>
+      <w:tr>
+        <w:tc>
+          <w:tcPr>
+            <w:tcW w:w="760" w:type="dxa"/>
+            <w:tcMar>
+              <w:top w:w="40" w:type="dxa"/>
+              <w:left w:w="110" w:type="dxa"/>
+              <w:bottom w:w="40" w:type="dxa"/>
+              <w:right w:w="110" w:type="dxa"/>
+            </w:tcMar>
+            <w:vAlign w:val="top"/>
+          </w:tcPr>
+          <w:p>
+            <w:pPr>
+              <w:spacing w:after="0" w:line="252" w:lineRule="auto"/>
+              <w:jc w:val="center"/>
+            </w:pPr>
+            <w:r>
+              <w:rPr>
+                <w:sz w:val="20"/>
+                <w:szCs w:val="20"/>
+              </w:rPr>
+              <w:t xml:space="preserve">АДМ-6</w:t>
+            </w:r>
+          </w:p>
+        </w:tc>
+        <w:tc>
+          <w:tcPr>
+            <w:tcW w:w="2500" w:type="dxa"/>
+            <w:tcMar>
+              <w:top w:w="40" w:type="dxa"/>
+              <w:left w:w="110" w:type="dxa"/>
+              <w:bottom w:w="40" w:type="dxa"/>
+              <w:right w:w="110" w:type="dxa"/>
+            </w:tcMar>
+            <w:vAlign w:val="top"/>
+          </w:tcPr>
+          <w:p>
+            <w:pPr>
+              <w:spacing w:after="0" w:line="252" w:lineRule="auto"/>
+            </w:pPr>
+            <w:r>
+              <w:rPr>
+                <w:sz w:val="20"/>
+                <w:szCs w:val="20"/>
+              </w:rPr>
+              <w:t xml:space="preserve">Самотест и бенчмарк</w:t>
+            </w:r>
+          </w:p>
+        </w:tc>
+        <w:tc>
+          <w:tcPr>
+            <w:tcW w:w="3300" w:type="dxa"/>
+            <w:tcMar>
+              <w:top w:w="40" w:type="dxa"/>
+              <w:left w:w="110" w:type="dxa"/>
+              <w:bottom w:w="40" w:type="dxa"/>
+              <w:right w:w="110" w:type="dxa"/>
+            </w:tcMar>
+            <w:vAlign w:val="top"/>
+          </w:tcPr>
+          <w:p>
+            <w:pPr>
+              <w:spacing w:after="0" w:line="252" w:lineRule="auto"/>
+            </w:pPr>
+            <w:r>
+              <w:rPr>
+                <w:sz w:val="20"/>
+                <w:szCs w:val="20"/>
+              </w:rPr>
+              <w:t xml:space="preserve">Запустить самотест и бенчмарк</w:t>
+            </w:r>
+          </w:p>
+        </w:tc>
+        <w:tc>
+          <w:tcPr>
+            <w:tcW w:w="2795" w:type="dxa"/>
+            <w:tcMar>
+              <w:top w:w="40" w:type="dxa"/>
+              <w:left w:w="110" w:type="dxa"/>
+              <w:bottom w:w="40" w:type="dxa"/>
+              <w:right w:w="110" w:type="dxa"/>
+            </w:tcMar>
+            <w:vAlign w:val="top"/>
+          </w:tcPr>
+          <w:p>
+            <w:pPr>
+              <w:spacing w:after="0" w:line="252" w:lineRule="auto"/>
+            </w:pPr>
+            <w:r>
+              <w:rPr>
+                <w:sz w:val="20"/>
+                <w:szCs w:val="20"/>
+              </w:rPr>
+              <w:t xml:space="preserve">Вердикт по компонентам; измерена скорость (эмбеддер, реранк, поиск, Qdrant, LLM)</w:t>
             </w:r>
           </w:p>
         </w:tc>
@@ -12163,7 +12743,7 @@
         <w:spacing w:before="200" w:after="120"/>
       </w:pPr>
       <w:r>
-        <w:t xml:space="preserve">6.15. Дообучение модели (LoRA)</w:t>
+        <w:t xml:space="preserve">6.15. Автокалибровка параметров</w:t>
       </w:r>
     </w:p>
     <w:p>
@@ -12172,7 +12752,7 @@
         <w:jc w:val="both"/>
       </w:pPr>
       <w:r>
-        <w:t xml:space="preserve">Проверяется опциональный сценарий дообучения и переключения генерации.</w:t>
+        <w:t xml:space="preserve">Проверяется подбор параметров поиска по эталонному набору, оценка движков и итеративная LLM-оптимизация.</w:t>
       </w:r>
     </w:p>
     <w:tbl>
@@ -12326,7 +12906,7 @@
                 <w:sz w:val="20"/>
                 <w:szCs w:val="20"/>
               </w:rPr>
-              <w:t xml:space="preserve">ДО-1</w:t>
+              <w:t xml:space="preserve">АК-1</w:t>
             </w:r>
           </w:p>
         </w:tc>
@@ -12350,7 +12930,7 @@
                 <w:sz w:val="20"/>
                 <w:szCs w:val="20"/>
               </w:rPr>
-              <w:t xml:space="preserve">Построение датасета и обучение</w:t>
+              <w:t xml:space="preserve">Конструктор тестового набора</w:t>
             </w:r>
           </w:p>
         </w:tc>
@@ -12374,7 +12954,7 @@
                 <w:sz w:val="20"/>
                 <w:szCs w:val="20"/>
               </w:rPr>
-              <w:t xml:space="preserve">Запустить дообучение по проиндексированным документам (QLoRA, 4-bit)</w:t>
+              <w:t xml:space="preserve">Добавить вопросы с ожидаемыми файлами/словами и негативные; сохранить</w:t>
             </w:r>
           </w:p>
         </w:tc>
@@ -12398,7 +12978,7 @@
                 <w:sz w:val="20"/>
                 <w:szCs w:val="20"/>
               </w:rPr>
-              <w:t xml:space="preserve">Сформирован датасет «вопрос-ответ»; обучен LoRA-адаптер</w:t>
+              <w:t xml:space="preserve">Набор сохранён в БД (kv_store); тип «позитивный/негативный» определяется автоматически</w:t>
             </w:r>
           </w:p>
         </w:tc>
@@ -12425,7 +13005,7 @@
                 <w:sz w:val="20"/>
                 <w:szCs w:val="20"/>
               </w:rPr>
-              <w:t xml:space="preserve">ДО-2</w:t>
+              <w:t xml:space="preserve">АК-2</w:t>
             </w:r>
           </w:p>
         </w:tc>
@@ -12449,7 +13029,7 @@
                 <w:sz w:val="20"/>
                 <w:szCs w:val="20"/>
               </w:rPr>
-              <w:t xml:space="preserve">Применение и откат</w:t>
+              <w:t xml:space="preserve">Калибровка по режимам</w:t>
             </w:r>
           </w:p>
         </w:tc>
@@ -12473,7 +13053,7 @@
                 <w:sz w:val="20"/>
                 <w:szCs w:val="20"/>
               </w:rPr>
-              <w:t xml:space="preserve">Применить адаптер в vLLM; переключить «Модель генерации» и обратно</w:t>
+              <w:t xml:space="preserve">Выбрать режимы (Базовый/С метаданными/Hybrid+) и запустить</w:t>
             </w:r>
           </w:p>
         </w:tc>
@@ -12497,7 +13077,700 @@
                 <w:sz w:val="20"/>
                 <w:szCs w:val="20"/>
               </w:rPr>
-              <w:t xml:space="preserve">Адаптер в vLLM (--enable-lora); запросы на адаптер; мгновенный откат на базовую</w:t>
+              <w:t xml:space="preserve">Для каждого режима подобраны MIN_SCORE/TOP_K_*; графики, таблица комбинаций, рекомендации; применяются кнопкой</w:t>
+            </w:r>
+          </w:p>
+        </w:tc>
+      </w:tr>
+      <w:tr>
+        <w:tc>
+          <w:tcPr>
+            <w:tcW w:w="760" w:type="dxa"/>
+            <w:tcMar>
+              <w:top w:w="40" w:type="dxa"/>
+              <w:left w:w="110" w:type="dxa"/>
+              <w:bottom w:w="40" w:type="dxa"/>
+              <w:right w:w="110" w:type="dxa"/>
+            </w:tcMar>
+            <w:vAlign w:val="top"/>
+          </w:tcPr>
+          <w:p>
+            <w:pPr>
+              <w:spacing w:after="0" w:line="252" w:lineRule="auto"/>
+              <w:jc w:val="center"/>
+            </w:pPr>
+            <w:r>
+              <w:rPr>
+                <w:sz w:val="20"/>
+                <w:szCs w:val="20"/>
+              </w:rPr>
+              <w:t xml:space="preserve">АК-3</w:t>
+            </w:r>
+          </w:p>
+        </w:tc>
+        <w:tc>
+          <w:tcPr>
+            <w:tcW w:w="2500" w:type="dxa"/>
+            <w:tcMar>
+              <w:top w:w="40" w:type="dxa"/>
+              <w:left w:w="110" w:type="dxa"/>
+              <w:bottom w:w="40" w:type="dxa"/>
+              <w:right w:w="110" w:type="dxa"/>
+            </w:tcMar>
+            <w:vAlign w:val="top"/>
+          </w:tcPr>
+          <w:p>
+            <w:pPr>
+              <w:spacing w:after="0" w:line="252" w:lineRule="auto"/>
+            </w:pPr>
+            <w:r>
+              <w:rPr>
+                <w:sz w:val="20"/>
+                <w:szCs w:val="20"/>
+              </w:rPr>
+              <w:t xml:space="preserve">Конфигурируемая сетка перебора</w:t>
+            </w:r>
+          </w:p>
+        </w:tc>
+        <w:tc>
+          <w:tcPr>
+            <w:tcW w:w="3300" w:type="dxa"/>
+            <w:tcMar>
+              <w:top w:w="40" w:type="dxa"/>
+              <w:left w:w="110" w:type="dxa"/>
+              <w:bottom w:w="40" w:type="dxa"/>
+              <w:right w:w="110" w:type="dxa"/>
+            </w:tcMar>
+            <w:vAlign w:val="top"/>
+          </w:tcPr>
+          <w:p>
+            <w:pPr>
+              <w:spacing w:after="0" w:line="252" w:lineRule="auto"/>
+            </w:pPr>
+            <w:r>
+              <w:rPr>
+                <w:sz w:val="20"/>
+                <w:szCs w:val="20"/>
+              </w:rPr>
+              <w:t xml:space="preserve">Включить/выключить параметры, задать диапазон и шаг; запустить</w:t>
+            </w:r>
+          </w:p>
+        </w:tc>
+        <w:tc>
+          <w:tcPr>
+            <w:tcW w:w="2795" w:type="dxa"/>
+            <w:tcMar>
+              <w:top w:w="40" w:type="dxa"/>
+              <w:left w:w="110" w:type="dxa"/>
+              <w:bottom w:w="40" w:type="dxa"/>
+              <w:right w:w="110" w:type="dxa"/>
+            </w:tcMar>
+            <w:vAlign w:val="top"/>
+          </w:tcPr>
+          <w:p>
+            <w:pPr>
+              <w:spacing w:after="0" w:line="252" w:lineRule="auto"/>
+            </w:pPr>
+            <w:r>
+              <w:rPr>
+                <w:sz w:val="20"/>
+                <w:szCs w:val="20"/>
+              </w:rPr>
+              <w:t xml:space="preserve">Перебор идёт по заданной сетке; число комбинаций отображается; снятые параметры фиксируются</w:t>
+            </w:r>
+          </w:p>
+        </w:tc>
+      </w:tr>
+      <w:tr>
+        <w:tc>
+          <w:tcPr>
+            <w:tcW w:w="760" w:type="dxa"/>
+            <w:tcMar>
+              <w:top w:w="40" w:type="dxa"/>
+              <w:left w:w="110" w:type="dxa"/>
+              <w:bottom w:w="40" w:type="dxa"/>
+              <w:right w:w="110" w:type="dxa"/>
+            </w:tcMar>
+            <w:vAlign w:val="top"/>
+          </w:tcPr>
+          <w:p>
+            <w:pPr>
+              <w:spacing w:after="0" w:line="252" w:lineRule="auto"/>
+              <w:jc w:val="center"/>
+            </w:pPr>
+            <w:r>
+              <w:rPr>
+                <w:sz w:val="20"/>
+                <w:szCs w:val="20"/>
+              </w:rPr>
+              <w:t xml:space="preserve">АК-4</w:t>
+            </w:r>
+          </w:p>
+        </w:tc>
+        <w:tc>
+          <w:tcPr>
+            <w:tcW w:w="2500" w:type="dxa"/>
+            <w:tcMar>
+              <w:top w:w="40" w:type="dxa"/>
+              <w:left w:w="110" w:type="dxa"/>
+              <w:bottom w:w="40" w:type="dxa"/>
+              <w:right w:w="110" w:type="dxa"/>
+            </w:tcMar>
+            <w:vAlign w:val="top"/>
+          </w:tcPr>
+          <w:p>
+            <w:pPr>
+              <w:spacing w:after="0" w:line="252" w:lineRule="auto"/>
+            </w:pPr>
+            <w:r>
+              <w:rPr>
+                <w:sz w:val="20"/>
+                <w:szCs w:val="20"/>
+              </w:rPr>
+              <w:t xml:space="preserve">Оценка движков</w:t>
+            </w:r>
+          </w:p>
+        </w:tc>
+        <w:tc>
+          <w:tcPr>
+            <w:tcW w:w="3300" w:type="dxa"/>
+            <w:tcMar>
+              <w:top w:w="40" w:type="dxa"/>
+              <w:left w:w="110" w:type="dxa"/>
+              <w:bottom w:w="40" w:type="dxa"/>
+              <w:right w:w="110" w:type="dxa"/>
+            </w:tcMar>
+            <w:vAlign w:val="top"/>
+          </w:tcPr>
+          <w:p>
+            <w:pPr>
+              <w:spacing w:after="0" w:line="252" w:lineRule="auto"/>
+            </w:pPr>
+            <w:r>
+              <w:rPr>
+                <w:sz w:val="20"/>
+                <w:szCs w:val="20"/>
+              </w:rPr>
+              <w:t xml:space="preserve">Отметить движки (vector/LightRAG/KAG) и запустить</w:t>
+            </w:r>
+          </w:p>
+        </w:tc>
+        <w:tc>
+          <w:tcPr>
+            <w:tcW w:w="2795" w:type="dxa"/>
+            <w:tcMar>
+              <w:top w:w="40" w:type="dxa"/>
+              <w:left w:w="110" w:type="dxa"/>
+              <w:bottom w:w="40" w:type="dxa"/>
+              <w:right w:w="110" w:type="dxa"/>
+            </w:tcMar>
+            <w:vAlign w:val="top"/>
+          </w:tcPr>
+          <w:p>
+            <w:pPr>
+              <w:spacing w:after="0" w:line="252" w:lineRule="auto"/>
+            </w:pPr>
+            <w:r>
+              <w:rPr>
+                <w:sz w:val="20"/>
+                <w:szCs w:val="20"/>
+              </w:rPr>
+              <w:t xml:space="preserve">Каждый движок прогнан end-to-end; точность/полнота/специфичность и диаграмма; «Сделать активным» переключает движок</w:t>
+            </w:r>
+          </w:p>
+        </w:tc>
+      </w:tr>
+      <w:tr>
+        <w:tc>
+          <w:tcPr>
+            <w:tcW w:w="760" w:type="dxa"/>
+            <w:tcMar>
+              <w:top w:w="40" w:type="dxa"/>
+              <w:left w:w="110" w:type="dxa"/>
+              <w:bottom w:w="40" w:type="dxa"/>
+              <w:right w:w="110" w:type="dxa"/>
+            </w:tcMar>
+            <w:vAlign w:val="top"/>
+          </w:tcPr>
+          <w:p>
+            <w:pPr>
+              <w:spacing w:after="0" w:line="252" w:lineRule="auto"/>
+              <w:jc w:val="center"/>
+            </w:pPr>
+            <w:r>
+              <w:rPr>
+                <w:sz w:val="20"/>
+                <w:szCs w:val="20"/>
+              </w:rPr>
+              <w:t xml:space="preserve">АК-5</w:t>
+            </w:r>
+          </w:p>
+        </w:tc>
+        <w:tc>
+          <w:tcPr>
+            <w:tcW w:w="2500" w:type="dxa"/>
+            <w:tcMar>
+              <w:top w:w="40" w:type="dxa"/>
+              <w:left w:w="110" w:type="dxa"/>
+              <w:bottom w:w="40" w:type="dxa"/>
+              <w:right w:w="110" w:type="dxa"/>
+            </w:tcMar>
+            <w:vAlign w:val="top"/>
+          </w:tcPr>
+          <w:p>
+            <w:pPr>
+              <w:spacing w:after="0" w:line="252" w:lineRule="auto"/>
+            </w:pPr>
+            <w:r>
+              <w:rPr>
+                <w:sz w:val="20"/>
+                <w:szCs w:val="20"/>
+              </w:rPr>
+              <w:t xml:space="preserve">Набор из папки test (авто Q&amp;A)</w:t>
+            </w:r>
+          </w:p>
+        </w:tc>
+        <w:tc>
+          <w:tcPr>
+            <w:tcW w:w="3300" w:type="dxa"/>
+            <w:tcMar>
+              <w:top w:w="40" w:type="dxa"/>
+              <w:left w:w="110" w:type="dxa"/>
+              <w:bottom w:w="40" w:type="dxa"/>
+              <w:right w:w="110" w:type="dxa"/>
+            </w:tcMar>
+            <w:vAlign w:val="top"/>
+          </w:tcPr>
+          <w:p>
+            <w:pPr>
+              <w:spacing w:after="0" w:line="252" w:lineRule="auto"/>
+            </w:pPr>
+            <w:r>
+              <w:rPr>
+                <w:sz w:val="20"/>
+                <w:szCs w:val="20"/>
+              </w:rPr>
+              <w:t xml:space="preserve">Положить файлы в подпапку test; «Сгенерировать пары»</w:t>
+            </w:r>
+          </w:p>
+        </w:tc>
+        <w:tc>
+          <w:tcPr>
+            <w:tcW w:w="2795" w:type="dxa"/>
+            <w:tcMar>
+              <w:top w:w="40" w:type="dxa"/>
+              <w:left w:w="110" w:type="dxa"/>
+              <w:bottom w:w="40" w:type="dxa"/>
+              <w:right w:w="110" w:type="dxa"/>
+            </w:tcMar>
+            <w:vAlign w:val="top"/>
+          </w:tcPr>
+          <w:p>
+            <w:pPr>
+              <w:spacing w:after="0" w:line="252" w:lineRule="auto"/>
+            </w:pPr>
+            <w:r>
+              <w:rPr>
+                <w:sz w:val="20"/>
+                <w:szCs w:val="20"/>
+              </w:rPr>
+              <w:t xml:space="preserve">LLM создаёт пары «вопрос→эталон» (до 50); таблица; хранятся в БД</w:t>
+            </w:r>
+          </w:p>
+        </w:tc>
+      </w:tr>
+      <w:tr>
+        <w:tc>
+          <w:tcPr>
+            <w:tcW w:w="760" w:type="dxa"/>
+            <w:tcMar>
+              <w:top w:w="40" w:type="dxa"/>
+              <w:left w:w="110" w:type="dxa"/>
+              <w:bottom w:w="40" w:type="dxa"/>
+              <w:right w:w="110" w:type="dxa"/>
+            </w:tcMar>
+            <w:vAlign w:val="top"/>
+          </w:tcPr>
+          <w:p>
+            <w:pPr>
+              <w:spacing w:after="0" w:line="252" w:lineRule="auto"/>
+              <w:jc w:val="center"/>
+            </w:pPr>
+            <w:r>
+              <w:rPr>
+                <w:sz w:val="20"/>
+                <w:szCs w:val="20"/>
+              </w:rPr>
+              <w:t xml:space="preserve">АК-6</w:t>
+            </w:r>
+          </w:p>
+        </w:tc>
+        <w:tc>
+          <w:tcPr>
+            <w:tcW w:w="2500" w:type="dxa"/>
+            <w:tcMar>
+              <w:top w:w="40" w:type="dxa"/>
+              <w:left w:w="110" w:type="dxa"/>
+              <w:bottom w:w="40" w:type="dxa"/>
+              <w:right w:w="110" w:type="dxa"/>
+            </w:tcMar>
+            <w:vAlign w:val="top"/>
+          </w:tcPr>
+          <w:p>
+            <w:pPr>
+              <w:spacing w:after="0" w:line="252" w:lineRule="auto"/>
+            </w:pPr>
+            <w:r>
+              <w:rPr>
+                <w:sz w:val="20"/>
+                <w:szCs w:val="20"/>
+              </w:rPr>
+              <w:t xml:space="preserve">Оценка по сходству с допуском</w:t>
+            </w:r>
+          </w:p>
+        </w:tc>
+        <w:tc>
+          <w:tcPr>
+            <w:tcW w:w="3300" w:type="dxa"/>
+            <w:tcMar>
+              <w:top w:w="40" w:type="dxa"/>
+              <w:left w:w="110" w:type="dxa"/>
+              <w:bottom w:w="40" w:type="dxa"/>
+              <w:right w:w="110" w:type="dxa"/>
+            </w:tcMar>
+            <w:vAlign w:val="top"/>
+          </w:tcPr>
+          <w:p>
+            <w:pPr>
+              <w:spacing w:after="0" w:line="252" w:lineRule="auto"/>
+            </w:pPr>
+            <w:r>
+              <w:rPr>
+                <w:sz w:val="20"/>
+                <w:szCs w:val="20"/>
+              </w:rPr>
+              <w:t xml:space="preserve">Задать «допустимое отклонение, %»; «Прогнать оценку»</w:t>
+            </w:r>
+          </w:p>
+        </w:tc>
+        <w:tc>
+          <w:tcPr>
+            <w:tcW w:w="2795" w:type="dxa"/>
+            <w:tcMar>
+              <w:top w:w="40" w:type="dxa"/>
+              <w:left w:w="110" w:type="dxa"/>
+              <w:bottom w:w="40" w:type="dxa"/>
+              <w:right w:w="110" w:type="dxa"/>
+            </w:tcMar>
+            <w:vAlign w:val="top"/>
+          </w:tcPr>
+          <w:p>
+            <w:pPr>
+              <w:spacing w:after="0" w:line="252" w:lineRule="auto"/>
+            </w:pPr>
+            <w:r>
+              <w:rPr>
+                <w:sz w:val="20"/>
+                <w:szCs w:val="20"/>
+              </w:rPr>
+              <w:t xml:space="preserve">Ответ сравнивается с эталоном по близости эмбеддингов; зачёт при отклонении ≤ порога; график сходимости</w:t>
+            </w:r>
+          </w:p>
+        </w:tc>
+      </w:tr>
+      <w:tr>
+        <w:tc>
+          <w:tcPr>
+            <w:tcW w:w="760" w:type="dxa"/>
+            <w:tcMar>
+              <w:top w:w="40" w:type="dxa"/>
+              <w:left w:w="110" w:type="dxa"/>
+              <w:bottom w:w="40" w:type="dxa"/>
+              <w:right w:w="110" w:type="dxa"/>
+            </w:tcMar>
+            <w:vAlign w:val="top"/>
+          </w:tcPr>
+          <w:p>
+            <w:pPr>
+              <w:spacing w:after="0" w:line="252" w:lineRule="auto"/>
+              <w:jc w:val="center"/>
+            </w:pPr>
+            <w:r>
+              <w:rPr>
+                <w:sz w:val="20"/>
+                <w:szCs w:val="20"/>
+              </w:rPr>
+              <w:t xml:space="preserve">АК-7</w:t>
+            </w:r>
+          </w:p>
+        </w:tc>
+        <w:tc>
+          <w:tcPr>
+            <w:tcW w:w="2500" w:type="dxa"/>
+            <w:tcMar>
+              <w:top w:w="40" w:type="dxa"/>
+              <w:left w:w="110" w:type="dxa"/>
+              <w:bottom w:w="40" w:type="dxa"/>
+              <w:right w:w="110" w:type="dxa"/>
+            </w:tcMar>
+            <w:vAlign w:val="top"/>
+          </w:tcPr>
+          <w:p>
+            <w:pPr>
+              <w:spacing w:after="0" w:line="252" w:lineRule="auto"/>
+            </w:pPr>
+            <w:r>
+              <w:rPr>
+                <w:sz w:val="20"/>
+                <w:szCs w:val="20"/>
+              </w:rPr>
+              <w:t xml:space="preserve">Промпт и сохранённые наборы</w:t>
+            </w:r>
+          </w:p>
+        </w:tc>
+        <w:tc>
+          <w:tcPr>
+            <w:tcW w:w="3300" w:type="dxa"/>
+            <w:tcMar>
+              <w:top w:w="40" w:type="dxa"/>
+              <w:left w:w="110" w:type="dxa"/>
+              <w:bottom w:w="40" w:type="dxa"/>
+              <w:right w:w="110" w:type="dxa"/>
+            </w:tcMar>
+            <w:vAlign w:val="top"/>
+          </w:tcPr>
+          <w:p>
+            <w:pPr>
+              <w:spacing w:after="0" w:line="252" w:lineRule="auto"/>
+            </w:pPr>
+            <w:r>
+              <w:rPr>
+                <w:sz w:val="20"/>
+                <w:szCs w:val="20"/>
+              </w:rPr>
+              <w:t xml:space="preserve">Изменить промпт генерации; сохранить именованный набор</w:t>
+            </w:r>
+          </w:p>
+        </w:tc>
+        <w:tc>
+          <w:tcPr>
+            <w:tcW w:w="2795" w:type="dxa"/>
+            <w:tcMar>
+              <w:top w:w="40" w:type="dxa"/>
+              <w:left w:w="110" w:type="dxa"/>
+              <w:bottom w:w="40" w:type="dxa"/>
+              <w:right w:w="110" w:type="dxa"/>
+            </w:tcMar>
+            <w:vAlign w:val="top"/>
+          </w:tcPr>
+          <w:p>
+            <w:pPr>
+              <w:spacing w:after="0" w:line="252" w:lineRule="auto"/>
+            </w:pPr>
+            <w:r>
+              <w:rPr>
+                <w:sz w:val="20"/>
+                <w:szCs w:val="20"/>
+              </w:rPr>
+              <w:t xml:space="preserve">Промпт и наборы (вопросы/пары + параметры) сохраняются/загружаются/удаляются (calib_sets)</w:t>
+            </w:r>
+          </w:p>
+        </w:tc>
+      </w:tr>
+      <w:tr>
+        <w:tc>
+          <w:tcPr>
+            <w:tcW w:w="760" w:type="dxa"/>
+            <w:tcMar>
+              <w:top w:w="40" w:type="dxa"/>
+              <w:left w:w="110" w:type="dxa"/>
+              <w:bottom w:w="40" w:type="dxa"/>
+              <w:right w:w="110" w:type="dxa"/>
+            </w:tcMar>
+            <w:vAlign w:val="top"/>
+          </w:tcPr>
+          <w:p>
+            <w:pPr>
+              <w:spacing w:after="0" w:line="252" w:lineRule="auto"/>
+              <w:jc w:val="center"/>
+            </w:pPr>
+            <w:r>
+              <w:rPr>
+                <w:sz w:val="20"/>
+                <w:szCs w:val="20"/>
+              </w:rPr>
+              <w:t xml:space="preserve">АК-8</w:t>
+            </w:r>
+          </w:p>
+        </w:tc>
+        <w:tc>
+          <w:tcPr>
+            <w:tcW w:w="2500" w:type="dxa"/>
+            <w:tcMar>
+              <w:top w:w="40" w:type="dxa"/>
+              <w:left w:w="110" w:type="dxa"/>
+              <w:bottom w:w="40" w:type="dxa"/>
+              <w:right w:w="110" w:type="dxa"/>
+            </w:tcMar>
+            <w:vAlign w:val="top"/>
+          </w:tcPr>
+          <w:p>
+            <w:pPr>
+              <w:spacing w:after="0" w:line="252" w:lineRule="auto"/>
+            </w:pPr>
+            <w:r>
+              <w:rPr>
+                <w:sz w:val="20"/>
+                <w:szCs w:val="20"/>
+              </w:rPr>
+              <w:t xml:space="preserve">Итеративная LLM-автокалибровка</w:t>
+            </w:r>
+          </w:p>
+        </w:tc>
+        <w:tc>
+          <w:tcPr>
+            <w:tcW w:w="3300" w:type="dxa"/>
+            <w:tcMar>
+              <w:top w:w="40" w:type="dxa"/>
+              <w:left w:w="110" w:type="dxa"/>
+              <w:bottom w:w="40" w:type="dxa"/>
+              <w:right w:w="110" w:type="dxa"/>
+            </w:tcMar>
+            <w:vAlign w:val="top"/>
+          </w:tcPr>
+          <w:p>
+            <w:pPr>
+              <w:spacing w:after="0" w:line="252" w:lineRule="auto"/>
+            </w:pPr>
+            <w:r>
+              <w:rPr>
+                <w:sz w:val="20"/>
+                <w:szCs w:val="20"/>
+              </w:rPr>
+              <w:t xml:space="preserve">Выбрать вариант (движок+режим) и лимит циклов; запустить</w:t>
+            </w:r>
+          </w:p>
+        </w:tc>
+        <w:tc>
+          <w:tcPr>
+            <w:tcW w:w="2795" w:type="dxa"/>
+            <w:tcMar>
+              <w:top w:w="40" w:type="dxa"/>
+              <w:left w:w="110" w:type="dxa"/>
+              <w:bottom w:w="40" w:type="dxa"/>
+              <w:right w:w="110" w:type="dxa"/>
+            </w:tcMar>
+            <w:vAlign w:val="top"/>
+          </w:tcPr>
+          <w:p>
+            <w:pPr>
+              <w:spacing w:after="0" w:line="252" w:lineRule="auto"/>
+            </w:pPr>
+            <w:r>
+              <w:rPr>
+                <w:sz w:val="20"/>
+                <w:szCs w:val="20"/>
+              </w:rPr>
+              <w:t xml:space="preserve">LLM по структуре/настройкам/парам/логам предлагает актуальные для варианта параметры; они применяются; цикл до лимита/сходимости; график сходимости</w:t>
+            </w:r>
+          </w:p>
+        </w:tc>
+      </w:tr>
+      <w:tr>
+        <w:tc>
+          <w:tcPr>
+            <w:tcW w:w="760" w:type="dxa"/>
+            <w:tcMar>
+              <w:top w:w="40" w:type="dxa"/>
+              <w:left w:w="110" w:type="dxa"/>
+              <w:bottom w:w="40" w:type="dxa"/>
+              <w:right w:w="110" w:type="dxa"/>
+            </w:tcMar>
+            <w:vAlign w:val="top"/>
+          </w:tcPr>
+          <w:p>
+            <w:pPr>
+              <w:spacing w:after="0" w:line="252" w:lineRule="auto"/>
+              <w:jc w:val="center"/>
+            </w:pPr>
+            <w:r>
+              <w:rPr>
+                <w:sz w:val="20"/>
+                <w:szCs w:val="20"/>
+              </w:rPr>
+              <w:t xml:space="preserve">АК-9</w:t>
+            </w:r>
+          </w:p>
+        </w:tc>
+        <w:tc>
+          <w:tcPr>
+            <w:tcW w:w="2500" w:type="dxa"/>
+            <w:tcMar>
+              <w:top w:w="40" w:type="dxa"/>
+              <w:left w:w="110" w:type="dxa"/>
+              <w:bottom w:w="40" w:type="dxa"/>
+              <w:right w:w="110" w:type="dxa"/>
+            </w:tcMar>
+            <w:vAlign w:val="top"/>
+          </w:tcPr>
+          <w:p>
+            <w:pPr>
+              <w:spacing w:after="0" w:line="252" w:lineRule="auto"/>
+            </w:pPr>
+            <w:r>
+              <w:rPr>
+                <w:sz w:val="20"/>
+                <w:szCs w:val="20"/>
+              </w:rPr>
+              <w:t xml:space="preserve">Остановка и лог</w:t>
+            </w:r>
+          </w:p>
+        </w:tc>
+        <w:tc>
+          <w:tcPr>
+            <w:tcW w:w="3300" w:type="dxa"/>
+            <w:tcMar>
+              <w:top w:w="40" w:type="dxa"/>
+              <w:left w:w="110" w:type="dxa"/>
+              <w:bottom w:w="40" w:type="dxa"/>
+              <w:right w:w="110" w:type="dxa"/>
+            </w:tcMar>
+            <w:vAlign w:val="top"/>
+          </w:tcPr>
+          <w:p>
+            <w:pPr>
+              <w:spacing w:after="0" w:line="252" w:lineRule="auto"/>
+            </w:pPr>
+            <w:r>
+              <w:rPr>
+                <w:sz w:val="20"/>
+                <w:szCs w:val="20"/>
+              </w:rPr>
+              <w:t xml:space="preserve">Во время прогона «Остановить»; сохранить лог</w:t>
+            </w:r>
+          </w:p>
+        </w:tc>
+        <w:tc>
+          <w:tcPr>
+            <w:tcW w:w="2795" w:type="dxa"/>
+            <w:tcMar>
+              <w:top w:w="40" w:type="dxa"/>
+              <w:left w:w="110" w:type="dxa"/>
+              <w:bottom w:w="40" w:type="dxa"/>
+              <w:right w:w="110" w:type="dxa"/>
+            </w:tcMar>
+            <w:vAlign w:val="top"/>
+          </w:tcPr>
+          <w:p>
+            <w:pPr>
+              <w:spacing w:after="0" w:line="252" w:lineRule="auto"/>
+            </w:pPr>
+            <w:r>
+              <w:rPr>
+                <w:sz w:val="20"/>
+                <w:szCs w:val="20"/>
+              </w:rPr>
+              <w:t xml:space="preserve">Операция прерывается (статус «Остановлено»); подробный лог сохраняется в БД и доступен к удалению</w:t>
             </w:r>
           </w:p>
         </w:tc>
@@ -12517,7 +13790,913 @@
         <w:spacing w:before="200" w:after="120"/>
       </w:pPr>
       <w:r>
-        <w:t xml:space="preserve">6.16. Нефункциональные проверки</w:t>
+        <w:t xml:space="preserve">6.16. Безопасность</w:t>
+      </w:r>
+    </w:p>
+    <w:p>
+      <w:pPr>
+        <w:spacing w:after="120" w:line="276" w:lineRule="auto"/>
+        <w:jc w:val="both"/>
+      </w:pPr>
+      <w:r>
+        <w:t xml:space="preserve">Проверяются механизмы разграничения доступа и защиты.</w:t>
+      </w:r>
+    </w:p>
+    <w:tbl>
+      <w:tblPr>
+        <w:tblW w:w="9355" w:type="dxa"/>
+        <w:tblBorders>
+          <w:top w:val="single" w:sz="4" w:space="0" w:color="888888"/>
+          <w:left w:val="single" w:sz="4" w:space="0" w:color="888888"/>
+          <w:bottom w:val="single" w:sz="4" w:space="0" w:color="888888"/>
+          <w:right w:val="single" w:sz="4" w:space="0" w:color="888888"/>
+          <w:insideH w:val="single" w:sz="4" w:space="0" w:color="888888"/>
+          <w:insideV w:val="single" w:sz="4" w:space="0" w:color="888888"/>
+        </w:tblBorders>
+        <w:tblLayout w:type="fixed"/>
+      </w:tblPr>
+      <w:tblGrid>
+        <w:gridCol w:w="760"/>
+        <w:gridCol w:w="2500"/>
+        <w:gridCol w:w="3300"/>
+        <w:gridCol w:w="2795"/>
+      </w:tblGrid>
+      <w:tr>
+        <w:trPr>
+          <w:tblHeader/>
+        </w:trPr>
+        <w:tc>
+          <w:tcPr>
+            <w:tcW w:w="760" w:type="dxa"/>
+            <w:shd w:val="clear" w:color="auto" w:fill="D9E2F3"/>
+            <w:tcMar>
+              <w:top w:w="40" w:type="dxa"/>
+              <w:left w:w="110" w:type="dxa"/>
+              <w:bottom w:w="40" w:type="dxa"/>
+              <w:right w:w="110" w:type="dxa"/>
+            </w:tcMar>
+            <w:vAlign w:val="top"/>
+          </w:tcPr>
+          <w:p>
+            <w:pPr>
+              <w:spacing w:after="0" w:line="252" w:lineRule="auto"/>
+              <w:jc w:val="center"/>
+            </w:pPr>
+            <w:r>
+              <w:rPr>
+                <w:b/>
+                <w:sz w:val="20"/>
+                <w:szCs w:val="20"/>
+              </w:rPr>
+              <w:t xml:space="preserve">№</w:t>
+            </w:r>
+          </w:p>
+        </w:tc>
+        <w:tc>
+          <w:tcPr>
+            <w:tcW w:w="2500" w:type="dxa"/>
+            <w:shd w:val="clear" w:color="auto" w:fill="D9E2F3"/>
+            <w:tcMar>
+              <w:top w:w="40" w:type="dxa"/>
+              <w:left w:w="110" w:type="dxa"/>
+              <w:bottom w:w="40" w:type="dxa"/>
+              <w:right w:w="110" w:type="dxa"/>
+            </w:tcMar>
+            <w:vAlign w:val="top"/>
+          </w:tcPr>
+          <w:p>
+            <w:pPr>
+              <w:spacing w:after="0" w:line="252" w:lineRule="auto"/>
+            </w:pPr>
+            <w:r>
+              <w:rPr>
+                <w:b/>
+                <w:sz w:val="20"/>
+                <w:szCs w:val="20"/>
+              </w:rPr>
+              <w:t xml:space="preserve">Проверяемое требование</w:t>
+            </w:r>
+          </w:p>
+        </w:tc>
+        <w:tc>
+          <w:tcPr>
+            <w:tcW w:w="3300" w:type="dxa"/>
+            <w:shd w:val="clear" w:color="auto" w:fill="D9E2F3"/>
+            <w:tcMar>
+              <w:top w:w="40" w:type="dxa"/>
+              <w:left w:w="110" w:type="dxa"/>
+              <w:bottom w:w="40" w:type="dxa"/>
+              <w:right w:w="110" w:type="dxa"/>
+            </w:tcMar>
+            <w:vAlign w:val="top"/>
+          </w:tcPr>
+          <w:p>
+            <w:pPr>
+              <w:spacing w:after="0" w:line="252" w:lineRule="auto"/>
+            </w:pPr>
+            <w:r>
+              <w:rPr>
+                <w:b/>
+                <w:sz w:val="20"/>
+                <w:szCs w:val="20"/>
+              </w:rPr>
+              <w:t xml:space="preserve">Методика (исходные данные и действия)</w:t>
+            </w:r>
+          </w:p>
+        </w:tc>
+        <w:tc>
+          <w:tcPr>
+            <w:tcW w:w="2795" w:type="dxa"/>
+            <w:shd w:val="clear" w:color="auto" w:fill="D9E2F3"/>
+            <w:tcMar>
+              <w:top w:w="40" w:type="dxa"/>
+              <w:left w:w="110" w:type="dxa"/>
+              <w:bottom w:w="40" w:type="dxa"/>
+              <w:right w:w="110" w:type="dxa"/>
+            </w:tcMar>
+            <w:vAlign w:val="top"/>
+          </w:tcPr>
+          <w:p>
+            <w:pPr>
+              <w:spacing w:after="0" w:line="252" w:lineRule="auto"/>
+            </w:pPr>
+            <w:r>
+              <w:rPr>
+                <w:b/>
+                <w:sz w:val="20"/>
+                <w:szCs w:val="20"/>
+              </w:rPr>
+              <w:t xml:space="preserve">Ожидаемый результат / критерий</w:t>
+            </w:r>
+          </w:p>
+        </w:tc>
+      </w:tr>
+      <w:tr>
+        <w:tc>
+          <w:tcPr>
+            <w:tcW w:w="760" w:type="dxa"/>
+            <w:tcMar>
+              <w:top w:w="40" w:type="dxa"/>
+              <w:left w:w="110" w:type="dxa"/>
+              <w:bottom w:w="40" w:type="dxa"/>
+              <w:right w:w="110" w:type="dxa"/>
+            </w:tcMar>
+            <w:vAlign w:val="top"/>
+          </w:tcPr>
+          <w:p>
+            <w:pPr>
+              <w:spacing w:after="0" w:line="252" w:lineRule="auto"/>
+              <w:jc w:val="center"/>
+            </w:pPr>
+            <w:r>
+              <w:rPr>
+                <w:sz w:val="20"/>
+                <w:szCs w:val="20"/>
+              </w:rPr>
+              <w:t xml:space="preserve">БЕЗ-1</w:t>
+            </w:r>
+          </w:p>
+        </w:tc>
+        <w:tc>
+          <w:tcPr>
+            <w:tcW w:w="2500" w:type="dxa"/>
+            <w:tcMar>
+              <w:top w:w="40" w:type="dxa"/>
+              <w:left w:w="110" w:type="dxa"/>
+              <w:bottom w:w="40" w:type="dxa"/>
+              <w:right w:w="110" w:type="dxa"/>
+            </w:tcMar>
+            <w:vAlign w:val="top"/>
+          </w:tcPr>
+          <w:p>
+            <w:pPr>
+              <w:spacing w:after="0" w:line="252" w:lineRule="auto"/>
+            </w:pPr>
+            <w:r>
+              <w:rPr>
+                <w:sz w:val="20"/>
+                <w:szCs w:val="20"/>
+              </w:rPr>
+              <w:t xml:space="preserve">Защита админ-операций токеном</w:t>
+            </w:r>
+          </w:p>
+        </w:tc>
+        <w:tc>
+          <w:tcPr>
+            <w:tcW w:w="3300" w:type="dxa"/>
+            <w:tcMar>
+              <w:top w:w="40" w:type="dxa"/>
+              <w:left w:w="110" w:type="dxa"/>
+              <w:bottom w:w="40" w:type="dxa"/>
+              <w:right w:w="110" w:type="dxa"/>
+            </w:tcMar>
+            <w:vAlign w:val="top"/>
+          </w:tcPr>
+          <w:p>
+            <w:pPr>
+              <w:spacing w:after="0" w:line="252" w:lineRule="auto"/>
+            </w:pPr>
+            <w:r>
+              <w:rPr>
+                <w:sz w:val="20"/>
+                <w:szCs w:val="20"/>
+              </w:rPr>
+              <w:t xml:space="preserve">Задать ADMIN_TOKEN; обратиться к админ-операции без токена</w:t>
+            </w:r>
+          </w:p>
+        </w:tc>
+        <w:tc>
+          <w:tcPr>
+            <w:tcW w:w="2795" w:type="dxa"/>
+            <w:tcMar>
+              <w:top w:w="40" w:type="dxa"/>
+              <w:left w:w="110" w:type="dxa"/>
+              <w:bottom w:w="40" w:type="dxa"/>
+              <w:right w:w="110" w:type="dxa"/>
+            </w:tcMar>
+            <w:vAlign w:val="top"/>
+          </w:tcPr>
+          <w:p>
+            <w:pPr>
+              <w:spacing w:after="0" w:line="252" w:lineRule="auto"/>
+            </w:pPr>
+            <w:r>
+              <w:rPr>
+                <w:sz w:val="20"/>
+                <w:szCs w:val="20"/>
+              </w:rPr>
+              <w:t xml:space="preserve">Операция отклонена (HTTP 401); с верным токеном — выполняется</w:t>
+            </w:r>
+          </w:p>
+        </w:tc>
+      </w:tr>
+      <w:tr>
+        <w:tc>
+          <w:tcPr>
+            <w:tcW w:w="760" w:type="dxa"/>
+            <w:tcMar>
+              <w:top w:w="40" w:type="dxa"/>
+              <w:left w:w="110" w:type="dxa"/>
+              <w:bottom w:w="40" w:type="dxa"/>
+              <w:right w:w="110" w:type="dxa"/>
+            </w:tcMar>
+            <w:vAlign w:val="top"/>
+          </w:tcPr>
+          <w:p>
+            <w:pPr>
+              <w:spacing w:after="0" w:line="252" w:lineRule="auto"/>
+              <w:jc w:val="center"/>
+            </w:pPr>
+            <w:r>
+              <w:rPr>
+                <w:sz w:val="20"/>
+                <w:szCs w:val="20"/>
+              </w:rPr>
+              <w:t xml:space="preserve">БЕЗ-2</w:t>
+            </w:r>
+          </w:p>
+        </w:tc>
+        <w:tc>
+          <w:tcPr>
+            <w:tcW w:w="2500" w:type="dxa"/>
+            <w:tcMar>
+              <w:top w:w="40" w:type="dxa"/>
+              <w:left w:w="110" w:type="dxa"/>
+              <w:bottom w:w="40" w:type="dxa"/>
+              <w:right w:w="110" w:type="dxa"/>
+            </w:tcMar>
+            <w:vAlign w:val="top"/>
+          </w:tcPr>
+          <w:p>
+            <w:pPr>
+              <w:spacing w:after="0" w:line="252" w:lineRule="auto"/>
+            </w:pPr>
+            <w:r>
+              <w:rPr>
+                <w:sz w:val="20"/>
+                <w:szCs w:val="20"/>
+              </w:rPr>
+              <w:t xml:space="preserve">Доступ по сети</w:t>
+            </w:r>
+          </w:p>
+        </w:tc>
+        <w:tc>
+          <w:tcPr>
+            <w:tcW w:w="3300" w:type="dxa"/>
+            <w:tcMar>
+              <w:top w:w="40" w:type="dxa"/>
+              <w:left w:w="110" w:type="dxa"/>
+              <w:bottom w:w="40" w:type="dxa"/>
+              <w:right w:w="110" w:type="dxa"/>
+            </w:tcMar>
+            <w:vAlign w:val="top"/>
+          </w:tcPr>
+          <w:p>
+            <w:pPr>
+              <w:spacing w:after="0" w:line="252" w:lineRule="auto"/>
+            </w:pPr>
+            <w:r>
+              <w:rPr>
+                <w:sz w:val="20"/>
+                <w:szCs w:val="20"/>
+              </w:rPr>
+              <w:t xml:space="preserve">Открыть панель с другого устройства сети</w:t>
+            </w:r>
+          </w:p>
+        </w:tc>
+        <w:tc>
+          <w:tcPr>
+            <w:tcW w:w="2795" w:type="dxa"/>
+            <w:tcMar>
+              <w:top w:w="40" w:type="dxa"/>
+              <w:left w:w="110" w:type="dxa"/>
+              <w:bottom w:w="40" w:type="dxa"/>
+              <w:right w:w="110" w:type="dxa"/>
+            </w:tcMar>
+            <w:vAlign w:val="top"/>
+          </w:tcPr>
+          <w:p>
+            <w:pPr>
+              <w:spacing w:after="0" w:line="252" w:lineRule="auto"/>
+            </w:pPr>
+            <w:r>
+              <w:rPr>
+                <w:sz w:val="20"/>
+                <w:szCs w:val="20"/>
+              </w:rPr>
+              <w:t xml:space="preserve">Сервис слушает 0.0.0.0:8000; доступ в пределах сети</w:t>
+            </w:r>
+          </w:p>
+        </w:tc>
+      </w:tr>
+      <w:tr>
+        <w:tc>
+          <w:tcPr>
+            <w:tcW w:w="760" w:type="dxa"/>
+            <w:tcMar>
+              <w:top w:w="40" w:type="dxa"/>
+              <w:left w:w="110" w:type="dxa"/>
+              <w:bottom w:w="40" w:type="dxa"/>
+              <w:right w:w="110" w:type="dxa"/>
+            </w:tcMar>
+            <w:vAlign w:val="top"/>
+          </w:tcPr>
+          <w:p>
+            <w:pPr>
+              <w:spacing w:after="0" w:line="252" w:lineRule="auto"/>
+              <w:jc w:val="center"/>
+            </w:pPr>
+            <w:r>
+              <w:rPr>
+                <w:sz w:val="20"/>
+                <w:szCs w:val="20"/>
+              </w:rPr>
+              <w:t xml:space="preserve">БЕЗ-3</w:t>
+            </w:r>
+          </w:p>
+        </w:tc>
+        <w:tc>
+          <w:tcPr>
+            <w:tcW w:w="2500" w:type="dxa"/>
+            <w:tcMar>
+              <w:top w:w="40" w:type="dxa"/>
+              <w:left w:w="110" w:type="dxa"/>
+              <w:bottom w:w="40" w:type="dxa"/>
+              <w:right w:w="110" w:type="dxa"/>
+            </w:tcMar>
+            <w:vAlign w:val="top"/>
+          </w:tcPr>
+          <w:p>
+            <w:pPr>
+              <w:spacing w:after="0" w:line="252" w:lineRule="auto"/>
+            </w:pPr>
+            <w:r>
+              <w:rPr>
+                <w:sz w:val="20"/>
+                <w:szCs w:val="20"/>
+              </w:rPr>
+              <w:t xml:space="preserve">Изоляция внешних служб</w:t>
+            </w:r>
+          </w:p>
+        </w:tc>
+        <w:tc>
+          <w:tcPr>
+            <w:tcW w:w="3300" w:type="dxa"/>
+            <w:tcMar>
+              <w:top w:w="40" w:type="dxa"/>
+              <w:left w:w="110" w:type="dxa"/>
+              <w:bottom w:w="40" w:type="dxa"/>
+              <w:right w:w="110" w:type="dxa"/>
+            </w:tcMar>
+            <w:vAlign w:val="top"/>
+          </w:tcPr>
+          <w:p>
+            <w:pPr>
+              <w:spacing w:after="0" w:line="252" w:lineRule="auto"/>
+            </w:pPr>
+            <w:r>
+              <w:rPr>
+                <w:sz w:val="20"/>
+                <w:szCs w:val="20"/>
+              </w:rPr>
+              <w:t xml:space="preserve">Проверить публикацию портов Qdrant/БД/Redis</w:t>
+            </w:r>
+          </w:p>
+        </w:tc>
+        <w:tc>
+          <w:tcPr>
+            <w:tcW w:w="2795" w:type="dxa"/>
+            <w:tcMar>
+              <w:top w:w="40" w:type="dxa"/>
+              <w:left w:w="110" w:type="dxa"/>
+              <w:bottom w:w="40" w:type="dxa"/>
+              <w:right w:w="110" w:type="dxa"/>
+            </w:tcMar>
+            <w:vAlign w:val="top"/>
+          </w:tcPr>
+          <w:p>
+            <w:pPr>
+              <w:spacing w:after="0" w:line="252" w:lineRule="auto"/>
+            </w:pPr>
+            <w:r>
+              <w:rPr>
+                <w:sz w:val="20"/>
+                <w:szCs w:val="20"/>
+              </w:rPr>
+              <w:t xml:space="preserve">Внешние службы доступны только в приватной сети; наружу не публикуются</w:t>
+            </w:r>
+          </w:p>
+        </w:tc>
+      </w:tr>
+      <w:tr>
+        <w:tc>
+          <w:tcPr>
+            <w:tcW w:w="760" w:type="dxa"/>
+            <w:tcMar>
+              <w:top w:w="40" w:type="dxa"/>
+              <w:left w:w="110" w:type="dxa"/>
+              <w:bottom w:w="40" w:type="dxa"/>
+              <w:right w:w="110" w:type="dxa"/>
+            </w:tcMar>
+            <w:vAlign w:val="top"/>
+          </w:tcPr>
+          <w:p>
+            <w:pPr>
+              <w:spacing w:after="0" w:line="252" w:lineRule="auto"/>
+              <w:jc w:val="center"/>
+            </w:pPr>
+            <w:r>
+              <w:rPr>
+                <w:sz w:val="20"/>
+                <w:szCs w:val="20"/>
+              </w:rPr>
+              <w:t xml:space="preserve">БЕЗ-4</w:t>
+            </w:r>
+          </w:p>
+        </w:tc>
+        <w:tc>
+          <w:tcPr>
+            <w:tcW w:w="2500" w:type="dxa"/>
+            <w:tcMar>
+              <w:top w:w="40" w:type="dxa"/>
+              <w:left w:w="110" w:type="dxa"/>
+              <w:bottom w:w="40" w:type="dxa"/>
+              <w:right w:w="110" w:type="dxa"/>
+            </w:tcMar>
+            <w:vAlign w:val="top"/>
+          </w:tcPr>
+          <w:p>
+            <w:pPr>
+              <w:spacing w:after="0" w:line="252" w:lineRule="auto"/>
+            </w:pPr>
+            <w:r>
+              <w:rPr>
+                <w:sz w:val="20"/>
+                <w:szCs w:val="20"/>
+              </w:rPr>
+              <w:t xml:space="preserve">Защита файловых операций</w:t>
+            </w:r>
+          </w:p>
+        </w:tc>
+        <w:tc>
+          <w:tcPr>
+            <w:tcW w:w="3300" w:type="dxa"/>
+            <w:tcMar>
+              <w:top w:w="40" w:type="dxa"/>
+              <w:left w:w="110" w:type="dxa"/>
+              <w:bottom w:w="40" w:type="dxa"/>
+              <w:right w:w="110" w:type="dxa"/>
+            </w:tcMar>
+            <w:vAlign w:val="top"/>
+          </w:tcPr>
+          <w:p>
+            <w:pPr>
+              <w:spacing w:after="0" w:line="252" w:lineRule="auto"/>
+            </w:pPr>
+            <w:r>
+              <w:rPr>
+                <w:sz w:val="20"/>
+                <w:szCs w:val="20"/>
+              </w:rPr>
+              <w:t xml:space="preserve">Проверить выдачу медиа, восстановление и каталог</w:t>
+            </w:r>
+          </w:p>
+        </w:tc>
+        <w:tc>
+          <w:tcPr>
+            <w:tcW w:w="2795" w:type="dxa"/>
+            <w:tcMar>
+              <w:top w:w="40" w:type="dxa"/>
+              <w:left w:w="110" w:type="dxa"/>
+              <w:bottom w:w="40" w:type="dxa"/>
+              <w:right w:w="110" w:type="dxa"/>
+            </w:tcMar>
+            <w:vAlign w:val="top"/>
+          </w:tcPr>
+          <w:p>
+            <w:pPr>
+              <w:spacing w:after="0" w:line="252" w:lineRule="auto"/>
+            </w:pPr>
+            <w:r>
+              <w:rPr>
+                <w:sz w:val="20"/>
+                <w:szCs w:val="20"/>
+              </w:rPr>
+              <w:t xml:space="preserve">Доступ ограничен каталогом документов; обход путей отклоняется</w:t>
+            </w:r>
+          </w:p>
+        </w:tc>
+      </w:tr>
+    </w:tbl>
+    <w:p>
+      <w:pPr>
+        <w:spacing w:after="120" w:line="276" w:lineRule="auto"/>
+      </w:pPr>
+      <w:r>
+        <w:t xml:space="preserve"/>
+      </w:r>
+    </w:p>
+    <w:p>
+      <w:pPr>
+        <w:pStyle w:val="Heading2"/>
+        <w:spacing w:before="200" w:after="120"/>
+      </w:pPr>
+      <w:r>
+        <w:t xml:space="preserve">6.17. Дообучение модели (LoRA)</w:t>
+      </w:r>
+    </w:p>
+    <w:p>
+      <w:pPr>
+        <w:spacing w:after="120" w:line="276" w:lineRule="auto"/>
+        <w:jc w:val="both"/>
+      </w:pPr>
+      <w:r>
+        <w:t xml:space="preserve">Проверяется опциональный сценарий дообучения и переключения генерации.</w:t>
+      </w:r>
+    </w:p>
+    <w:tbl>
+      <w:tblPr>
+        <w:tblW w:w="9355" w:type="dxa"/>
+        <w:tblBorders>
+          <w:top w:val="single" w:sz="4" w:space="0" w:color="888888"/>
+          <w:left w:val="single" w:sz="4" w:space="0" w:color="888888"/>
+          <w:bottom w:val="single" w:sz="4" w:space="0" w:color="888888"/>
+          <w:right w:val="single" w:sz="4" w:space="0" w:color="888888"/>
+          <w:insideH w:val="single" w:sz="4" w:space="0" w:color="888888"/>
+          <w:insideV w:val="single" w:sz="4" w:space="0" w:color="888888"/>
+        </w:tblBorders>
+        <w:tblLayout w:type="fixed"/>
+      </w:tblPr>
+      <w:tblGrid>
+        <w:gridCol w:w="760"/>
+        <w:gridCol w:w="2500"/>
+        <w:gridCol w:w="3300"/>
+        <w:gridCol w:w="2795"/>
+      </w:tblGrid>
+      <w:tr>
+        <w:trPr>
+          <w:tblHeader/>
+        </w:trPr>
+        <w:tc>
+          <w:tcPr>
+            <w:tcW w:w="760" w:type="dxa"/>
+            <w:shd w:val="clear" w:color="auto" w:fill="D9E2F3"/>
+            <w:tcMar>
+              <w:top w:w="40" w:type="dxa"/>
+              <w:left w:w="110" w:type="dxa"/>
+              <w:bottom w:w="40" w:type="dxa"/>
+              <w:right w:w="110" w:type="dxa"/>
+            </w:tcMar>
+            <w:vAlign w:val="top"/>
+          </w:tcPr>
+          <w:p>
+            <w:pPr>
+              <w:spacing w:after="0" w:line="252" w:lineRule="auto"/>
+              <w:jc w:val="center"/>
+            </w:pPr>
+            <w:r>
+              <w:rPr>
+                <w:b/>
+                <w:sz w:val="20"/>
+                <w:szCs w:val="20"/>
+              </w:rPr>
+              <w:t xml:space="preserve">№</w:t>
+            </w:r>
+          </w:p>
+        </w:tc>
+        <w:tc>
+          <w:tcPr>
+            <w:tcW w:w="2500" w:type="dxa"/>
+            <w:shd w:val="clear" w:color="auto" w:fill="D9E2F3"/>
+            <w:tcMar>
+              <w:top w:w="40" w:type="dxa"/>
+              <w:left w:w="110" w:type="dxa"/>
+              <w:bottom w:w="40" w:type="dxa"/>
+              <w:right w:w="110" w:type="dxa"/>
+            </w:tcMar>
+            <w:vAlign w:val="top"/>
+          </w:tcPr>
+          <w:p>
+            <w:pPr>
+              <w:spacing w:after="0" w:line="252" w:lineRule="auto"/>
+            </w:pPr>
+            <w:r>
+              <w:rPr>
+                <w:b/>
+                <w:sz w:val="20"/>
+                <w:szCs w:val="20"/>
+              </w:rPr>
+              <w:t xml:space="preserve">Проверяемое требование</w:t>
+            </w:r>
+          </w:p>
+        </w:tc>
+        <w:tc>
+          <w:tcPr>
+            <w:tcW w:w="3300" w:type="dxa"/>
+            <w:shd w:val="clear" w:color="auto" w:fill="D9E2F3"/>
+            <w:tcMar>
+              <w:top w:w="40" w:type="dxa"/>
+              <w:left w:w="110" w:type="dxa"/>
+              <w:bottom w:w="40" w:type="dxa"/>
+              <w:right w:w="110" w:type="dxa"/>
+            </w:tcMar>
+            <w:vAlign w:val="top"/>
+          </w:tcPr>
+          <w:p>
+            <w:pPr>
+              <w:spacing w:after="0" w:line="252" w:lineRule="auto"/>
+            </w:pPr>
+            <w:r>
+              <w:rPr>
+                <w:b/>
+                <w:sz w:val="20"/>
+                <w:szCs w:val="20"/>
+              </w:rPr>
+              <w:t xml:space="preserve">Методика (исходные данные и действия)</w:t>
+            </w:r>
+          </w:p>
+        </w:tc>
+        <w:tc>
+          <w:tcPr>
+            <w:tcW w:w="2795" w:type="dxa"/>
+            <w:shd w:val="clear" w:color="auto" w:fill="D9E2F3"/>
+            <w:tcMar>
+              <w:top w:w="40" w:type="dxa"/>
+              <w:left w:w="110" w:type="dxa"/>
+              <w:bottom w:w="40" w:type="dxa"/>
+              <w:right w:w="110" w:type="dxa"/>
+            </w:tcMar>
+            <w:vAlign w:val="top"/>
+          </w:tcPr>
+          <w:p>
+            <w:pPr>
+              <w:spacing w:after="0" w:line="252" w:lineRule="auto"/>
+            </w:pPr>
+            <w:r>
+              <w:rPr>
+                <w:b/>
+                <w:sz w:val="20"/>
+                <w:szCs w:val="20"/>
+              </w:rPr>
+              <w:t xml:space="preserve">Ожидаемый результат / критерий</w:t>
+            </w:r>
+          </w:p>
+        </w:tc>
+      </w:tr>
+      <w:tr>
+        <w:tc>
+          <w:tcPr>
+            <w:tcW w:w="760" w:type="dxa"/>
+            <w:tcMar>
+              <w:top w:w="40" w:type="dxa"/>
+              <w:left w:w="110" w:type="dxa"/>
+              <w:bottom w:w="40" w:type="dxa"/>
+              <w:right w:w="110" w:type="dxa"/>
+            </w:tcMar>
+            <w:vAlign w:val="top"/>
+          </w:tcPr>
+          <w:p>
+            <w:pPr>
+              <w:spacing w:after="0" w:line="252" w:lineRule="auto"/>
+              <w:jc w:val="center"/>
+            </w:pPr>
+            <w:r>
+              <w:rPr>
+                <w:sz w:val="20"/>
+                <w:szCs w:val="20"/>
+              </w:rPr>
+              <w:t xml:space="preserve">ДО-1</w:t>
+            </w:r>
+          </w:p>
+        </w:tc>
+        <w:tc>
+          <w:tcPr>
+            <w:tcW w:w="2500" w:type="dxa"/>
+            <w:tcMar>
+              <w:top w:w="40" w:type="dxa"/>
+              <w:left w:w="110" w:type="dxa"/>
+              <w:bottom w:w="40" w:type="dxa"/>
+              <w:right w:w="110" w:type="dxa"/>
+            </w:tcMar>
+            <w:vAlign w:val="top"/>
+          </w:tcPr>
+          <w:p>
+            <w:pPr>
+              <w:spacing w:after="0" w:line="252" w:lineRule="auto"/>
+            </w:pPr>
+            <w:r>
+              <w:rPr>
+                <w:sz w:val="20"/>
+                <w:szCs w:val="20"/>
+              </w:rPr>
+              <w:t xml:space="preserve">Построение датасета и обучение</w:t>
+            </w:r>
+          </w:p>
+        </w:tc>
+        <w:tc>
+          <w:tcPr>
+            <w:tcW w:w="3300" w:type="dxa"/>
+            <w:tcMar>
+              <w:top w:w="40" w:type="dxa"/>
+              <w:left w:w="110" w:type="dxa"/>
+              <w:bottom w:w="40" w:type="dxa"/>
+              <w:right w:w="110" w:type="dxa"/>
+            </w:tcMar>
+            <w:vAlign w:val="top"/>
+          </w:tcPr>
+          <w:p>
+            <w:pPr>
+              <w:spacing w:after="0" w:line="252" w:lineRule="auto"/>
+            </w:pPr>
+            <w:r>
+              <w:rPr>
+                <w:sz w:val="20"/>
+                <w:szCs w:val="20"/>
+              </w:rPr>
+              <w:t xml:space="preserve">Запустить дообучение по проиндексированным документам (QLoRA, 4-bit)</w:t>
+            </w:r>
+          </w:p>
+        </w:tc>
+        <w:tc>
+          <w:tcPr>
+            <w:tcW w:w="2795" w:type="dxa"/>
+            <w:tcMar>
+              <w:top w:w="40" w:type="dxa"/>
+              <w:left w:w="110" w:type="dxa"/>
+              <w:bottom w:w="40" w:type="dxa"/>
+              <w:right w:w="110" w:type="dxa"/>
+            </w:tcMar>
+            <w:vAlign w:val="top"/>
+          </w:tcPr>
+          <w:p>
+            <w:pPr>
+              <w:spacing w:after="0" w:line="252" w:lineRule="auto"/>
+            </w:pPr>
+            <w:r>
+              <w:rPr>
+                <w:sz w:val="20"/>
+                <w:szCs w:val="20"/>
+              </w:rPr>
+              <w:t xml:space="preserve">Сформирован датасет «вопрос-ответ»; обучен LoRA-адаптер</w:t>
+            </w:r>
+          </w:p>
+        </w:tc>
+      </w:tr>
+      <w:tr>
+        <w:tc>
+          <w:tcPr>
+            <w:tcW w:w="760" w:type="dxa"/>
+            <w:tcMar>
+              <w:top w:w="40" w:type="dxa"/>
+              <w:left w:w="110" w:type="dxa"/>
+              <w:bottom w:w="40" w:type="dxa"/>
+              <w:right w:w="110" w:type="dxa"/>
+            </w:tcMar>
+            <w:vAlign w:val="top"/>
+          </w:tcPr>
+          <w:p>
+            <w:pPr>
+              <w:spacing w:after="0" w:line="252" w:lineRule="auto"/>
+              <w:jc w:val="center"/>
+            </w:pPr>
+            <w:r>
+              <w:rPr>
+                <w:sz w:val="20"/>
+                <w:szCs w:val="20"/>
+              </w:rPr>
+              <w:t xml:space="preserve">ДО-2</w:t>
+            </w:r>
+          </w:p>
+        </w:tc>
+        <w:tc>
+          <w:tcPr>
+            <w:tcW w:w="2500" w:type="dxa"/>
+            <w:tcMar>
+              <w:top w:w="40" w:type="dxa"/>
+              <w:left w:w="110" w:type="dxa"/>
+              <w:bottom w:w="40" w:type="dxa"/>
+              <w:right w:w="110" w:type="dxa"/>
+            </w:tcMar>
+            <w:vAlign w:val="top"/>
+          </w:tcPr>
+          <w:p>
+            <w:pPr>
+              <w:spacing w:after="0" w:line="252" w:lineRule="auto"/>
+            </w:pPr>
+            <w:r>
+              <w:rPr>
+                <w:sz w:val="20"/>
+                <w:szCs w:val="20"/>
+              </w:rPr>
+              <w:t xml:space="preserve">Применение и откат</w:t>
+            </w:r>
+          </w:p>
+        </w:tc>
+        <w:tc>
+          <w:tcPr>
+            <w:tcW w:w="3300" w:type="dxa"/>
+            <w:tcMar>
+              <w:top w:w="40" w:type="dxa"/>
+              <w:left w:w="110" w:type="dxa"/>
+              <w:bottom w:w="40" w:type="dxa"/>
+              <w:right w:w="110" w:type="dxa"/>
+            </w:tcMar>
+            <w:vAlign w:val="top"/>
+          </w:tcPr>
+          <w:p>
+            <w:pPr>
+              <w:spacing w:after="0" w:line="252" w:lineRule="auto"/>
+            </w:pPr>
+            <w:r>
+              <w:rPr>
+                <w:sz w:val="20"/>
+                <w:szCs w:val="20"/>
+              </w:rPr>
+              <w:t xml:space="preserve">Применить адаптер в vLLM; переключить «Модель генерации» и обратно</w:t>
+            </w:r>
+          </w:p>
+        </w:tc>
+        <w:tc>
+          <w:tcPr>
+            <w:tcW w:w="2795" w:type="dxa"/>
+            <w:tcMar>
+              <w:top w:w="40" w:type="dxa"/>
+              <w:left w:w="110" w:type="dxa"/>
+              <w:bottom w:w="40" w:type="dxa"/>
+              <w:right w:w="110" w:type="dxa"/>
+            </w:tcMar>
+            <w:vAlign w:val="top"/>
+          </w:tcPr>
+          <w:p>
+            <w:pPr>
+              <w:spacing w:after="0" w:line="252" w:lineRule="auto"/>
+            </w:pPr>
+            <w:r>
+              <w:rPr>
+                <w:sz w:val="20"/>
+                <w:szCs w:val="20"/>
+              </w:rPr>
+              <w:t xml:space="preserve">Адаптер в vLLM (--enable-lora); запросы на адаптер; мгновенный откат на базовую</w:t>
+            </w:r>
+          </w:p>
+        </w:tc>
+      </w:tr>
+    </w:tbl>
+    <w:p>
+      <w:pPr>
+        <w:spacing w:after="120" w:line="276" w:lineRule="auto"/>
+      </w:pPr>
+      <w:r>
+        <w:t xml:space="preserve"/>
+      </w:r>
+    </w:p>
+    <w:p>
+      <w:pPr>
+        <w:pStyle w:val="Heading2"/>
+        <w:spacing w:before="200" w:after="120"/>
+      </w:pPr>
+      <w:r>
+        <w:t xml:space="preserve">6.18. Нефункциональные проверки</w:t>
       </w:r>
     </w:p>
     <w:p>
@@ -13351,6 +15530,80 @@
           <w:p>
             <w:pPr>
               <w:spacing w:after="0" w:line="252" w:lineRule="auto"/>
+              <w:jc w:val="center"/>
+            </w:pPr>
+            <w:r>
+              <w:rPr>
+                <w:sz w:val="20"/>
+                <w:szCs w:val="20"/>
+              </w:rPr>
+              <w:t xml:space="preserve">1</w:t>
+            </w:r>
+          </w:p>
+        </w:tc>
+        <w:tc>
+          <w:tcPr>
+            <w:tcW w:w="1900" w:type="dxa"/>
+            <w:tcMar>
+              <w:top w:w="40" w:type="dxa"/>
+              <w:left w:w="110" w:type="dxa"/>
+              <w:bottom w:w="40" w:type="dxa"/>
+              <w:right w:w="110" w:type="dxa"/>
+            </w:tcMar>
+            <w:vAlign w:val="top"/>
+          </w:tcPr>
+          <w:p>
+            <w:pPr>
+              <w:spacing w:after="0" w:line="252" w:lineRule="auto"/>
+            </w:pPr>
+            <w:r>
+              <w:rPr>
+                <w:sz w:val="20"/>
+                <w:szCs w:val="20"/>
+              </w:rPr>
+              <w:t xml:space="preserve">—</w:t>
+            </w:r>
+          </w:p>
+        </w:tc>
+        <w:tc>
+          <w:tcPr>
+            <w:tcW w:w="1900" w:type="dxa"/>
+            <w:tcMar>
+              <w:top w:w="40" w:type="dxa"/>
+              <w:left w:w="110" w:type="dxa"/>
+              <w:bottom w:w="40" w:type="dxa"/>
+              <w:right w:w="110" w:type="dxa"/>
+            </w:tcMar>
+            <w:vAlign w:val="top"/>
+          </w:tcPr>
+          <w:p>
+            <w:pPr>
+              <w:spacing w:after="0" w:line="252" w:lineRule="auto"/>
+              <w:jc w:val="center"/>
+            </w:pPr>
+            <w:r>
+              <w:rPr>
+                <w:sz w:val="20"/>
+                <w:szCs w:val="20"/>
+              </w:rPr>
+              <w:t xml:space="preserve">26.06.2026</w:t>
+            </w:r>
+          </w:p>
+        </w:tc>
+        <w:tc>
+          <w:tcPr>
+            <w:tcW w:w="1900" w:type="dxa"/>
+            <w:tcMar>
+              <w:top w:w="40" w:type="dxa"/>
+              <w:left w:w="110" w:type="dxa"/>
+              <w:bottom w:w="40" w:type="dxa"/>
+              <w:right w:w="110" w:type="dxa"/>
+            </w:tcMar>
+            <w:vAlign w:val="top"/>
+          </w:tcPr>
+          <w:p>
+            <w:pPr>
+              <w:spacing w:after="0" w:line="252" w:lineRule="auto"/>
             </w:pPr>
             <w:r>
               <w:rPr>
@@ -13363,78 +15616,6 @@
         </w:tc>
         <w:tc>
           <w:tcPr>
-            <w:tcW w:w="1900" w:type="dxa"/>
-            <w:tcMar>
-              <w:top w:w="40" w:type="dxa"/>
-              <w:left w:w="110" w:type="dxa"/>
-              <w:bottom w:w="40" w:type="dxa"/>
-              <w:right w:w="110" w:type="dxa"/>
-            </w:tcMar>
-            <w:vAlign w:val="top"/>
-          </w:tcPr>
-          <w:p>
-            <w:pPr>
-              <w:spacing w:after="0" w:line="252" w:lineRule="auto"/>
-            </w:pPr>
-            <w:r>
-              <w:rPr>
-                <w:sz w:val="20"/>
-                <w:szCs w:val="20"/>
-              </w:rPr>
-              <w:t xml:space="preserve"> </w:t>
-            </w:r>
-          </w:p>
-        </w:tc>
-        <w:tc>
-          <w:tcPr>
-            <w:tcW w:w="1900" w:type="dxa"/>
-            <w:tcMar>
-              <w:top w:w="40" w:type="dxa"/>
-              <w:left w:w="110" w:type="dxa"/>
-              <w:bottom w:w="40" w:type="dxa"/>
-              <w:right w:w="110" w:type="dxa"/>
-            </w:tcMar>
-            <w:vAlign w:val="top"/>
-          </w:tcPr>
-          <w:p>
-            <w:pPr>
-              <w:spacing w:after="0" w:line="252" w:lineRule="auto"/>
-            </w:pPr>
-            <w:r>
-              <w:rPr>
-                <w:sz w:val="20"/>
-                <w:szCs w:val="20"/>
-              </w:rPr>
-              <w:t xml:space="preserve"> </w:t>
-            </w:r>
-          </w:p>
-        </w:tc>
-        <w:tc>
-          <w:tcPr>
-            <w:tcW w:w="1900" w:type="dxa"/>
-            <w:tcMar>
-              <w:top w:w="40" w:type="dxa"/>
-              <w:left w:w="110" w:type="dxa"/>
-              <w:bottom w:w="40" w:type="dxa"/>
-              <w:right w:w="110" w:type="dxa"/>
-            </w:tcMar>
-            <w:vAlign w:val="top"/>
-          </w:tcPr>
-          <w:p>
-            <w:pPr>
-              <w:spacing w:after="0" w:line="252" w:lineRule="auto"/>
-            </w:pPr>
-            <w:r>
-              <w:rPr>
-                <w:sz w:val="20"/>
-                <w:szCs w:val="20"/>
-              </w:rPr>
-              <w:t xml:space="preserve"> </w:t>
-            </w:r>
-          </w:p>
-        </w:tc>
-        <w:tc>
-          <w:tcPr>
             <w:tcW w:w="2255" w:type="dxa"/>
             <w:tcMar>
               <w:top w:w="40" w:type="dxa"/>
@@ -13453,7 +15634,7 @@
                 <w:sz w:val="20"/>
                 <w:szCs w:val="20"/>
               </w:rPr>
-              <w:t xml:space="preserve"> </w:t>
+              <w:t xml:space="preserve">Актуализация: движок KAG, автокалибровка, расширенный OCR, EMBED_BATCH, живая схема работы</w:t>
             </w:r>
           </w:p>
         </w:tc>
